--- a/108_cdun954_cpil673-compendium/setup.docx
+++ b/108_cdun954_cpil673-compendium/setup.docx
@@ -5,10 +5,25 @@
     <w:p>
       <w:pPr>
         <w:pStyle w:val="BodyText"/>
+        <w:spacing w:before="2"/>
         <w:rPr>
           <w:b/>
           <w:color w:val="000000" w:themeColor="text1"/>
-          <w:sz w:val="20"/>
+          <w:sz w:val="14"/>
+          <w:szCs w:val="14"/>
+        </w:rPr>
+      </w:pPr>
+    </w:p>
+    <w:p>
+      <w:pPr>
+        <w:pStyle w:val="BodyText"/>
+        <w:spacing w:before="2"/>
+        <w:rPr>
+          <w:b/>
+          <w:bCs/>
+          <w:color w:val="000000" w:themeColor="text1"/>
+          <w:sz w:val="14"/>
+          <w:szCs w:val="14"/>
         </w:rPr>
       </w:pPr>
     </w:p>
@@ -75,39 +90,34 @@
           <w:b/>
           <w:color w:val="000000" w:themeColor="text1"/>
           <w:sz w:val="14"/>
+          <w:szCs w:val="14"/>
         </w:rPr>
       </w:pPr>
     </w:p>
     <w:p>
       <w:pPr>
         <w:pStyle w:val="BodyText"/>
-        <w:spacing w:before="2"/>
         <w:rPr>
           <w:b/>
           <w:color w:val="000000" w:themeColor="text1"/>
           <w:sz w:val="14"/>
+          <w:szCs w:val="14"/>
         </w:rPr>
       </w:pPr>
+      <w:r>
+        <w:t xml:space="preserve">                           </w:t>
+      </w:r>
       <w:r>
         <w:rPr>
           <w:noProof/>
-          <w:color w:val="000000" w:themeColor="text1"/>
         </w:rPr>
         <mc:AlternateContent>
           <mc:Choice Requires="wps">
             <w:drawing>
-              <wp:anchor distT="0" distB="0" distL="0" distR="0" simplePos="0" relativeHeight="251659264" behindDoc="1" locked="0" layoutInCell="1" allowOverlap="1" wp14:anchorId="0831B036" wp14:editId="2E7A8D28">
-                <wp:simplePos x="0" y="0"/>
-                <wp:positionH relativeFrom="page">
-                  <wp:posOffset>1895475</wp:posOffset>
-                </wp:positionH>
-                <wp:positionV relativeFrom="paragraph">
-                  <wp:posOffset>130175</wp:posOffset>
-                </wp:positionV>
+              <wp:inline distT="0" distB="0" distL="0" distR="0" wp14:anchorId="0B14BF52" wp14:editId="41C04FA8">
                 <wp:extent cx="3861435" cy="1755140"/>
                 <wp:effectExtent l="9525" t="9525" r="5715" b="6985"/>
-                <wp:wrapTopAndBottom/>
-                <wp:docPr id="1465924079" name="Text Box 1"/>
+                <wp:docPr id="1455225960" name="Text Box 1"/>
                 <wp:cNvGraphicFramePr>
                   <a:graphicFrameLocks xmlns:a="http://schemas.openxmlformats.org/drawingml/2006/main"/>
                 </wp:cNvGraphicFramePr>
@@ -162,13 +172,7 @@
                                 <w:sz w:val="24"/>
                               </w:rPr>
                               <w:br/>
-                            </w:r>
-                            <w:r>
-                              <w:rPr>
-                                <w:b/>
-                                <w:sz w:val="24"/>
-                              </w:rPr>
-                              <w:t>Project 108:</w:t>
+                              <w:t>Project 108</w:t>
                             </w:r>
                             <w:r>
                               <w:rPr>
@@ -183,6 +187,13 @@
                                 <w:sz w:val="24"/>
                               </w:rPr>
                               <w:br/>
+                            </w:r>
+                            <w:r>
+                              <w:rPr>
+                                <w:b/>
+                                <w:sz w:val="48"/>
+                                <w:szCs w:val="48"/>
+                              </w:rPr>
                               <w:t>Compendium</w:t>
                             </w:r>
                           </w:p>
@@ -245,22 +256,16 @@
                     </wps:wsp>
                   </a:graphicData>
                 </a:graphic>
-                <wp14:sizeRelH relativeFrom="page">
-                  <wp14:pctWidth>0</wp14:pctWidth>
-                </wp14:sizeRelH>
-                <wp14:sizeRelV relativeFrom="page">
-                  <wp14:pctHeight>0</wp14:pctHeight>
-                </wp14:sizeRelV>
-              </wp:anchor>
+              </wp:inline>
             </w:drawing>
           </mc:Choice>
           <mc:Fallback>
             <w:pict>
-              <v:shapetype w14:anchorId="0831B036" id="_x0000_t202" coordsize="21600,21600" o:spt="202" path="m,l,21600r21600,l21600,xe">
+              <v:shapetype w14:anchorId="0B14BF52" id="_x0000_t202" coordsize="21600,21600" o:spt="202" path="m,l,21600r21600,l21600,xe">
                 <v:stroke joinstyle="miter"/>
                 <v:path gradientshapeok="t" o:connecttype="rect"/>
               </v:shapetype>
-              <v:shape id="Text Box 1" o:spid="_x0000_s1026" type="#_x0000_t202" style="position:absolute;margin-left:149.25pt;margin-top:10.25pt;width:304.05pt;height:138.2pt;z-index:-251657216;visibility:visible;mso-wrap-style:square;mso-width-percent:0;mso-height-percent:0;mso-wrap-distance-left:0;mso-wrap-distance-top:0;mso-wrap-distance-right:0;mso-wrap-distance-bottom:0;mso-position-horizontal:absolute;mso-position-horizontal-relative:page;mso-position-vertical:absolute;mso-position-vertical-relative:text;mso-width-percent:0;mso-height-percent:0;mso-width-relative:page;mso-height-relative:page;v-text-anchor:top" o:gfxdata="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" filled="f" strokeweight=".14042mm">
+              <v:shape id="Text Box 1" o:spid="_x0000_s1026" type="#_x0000_t202" style="width:304.05pt;height:138.2pt;visibility:visible;mso-wrap-style:square;mso-left-percent:-10001;mso-top-percent:-10001;mso-position-horizontal:absolute;mso-position-horizontal-relative:char;mso-position-vertical:absolute;mso-position-vertical-relative:line;mso-left-percent:-10001;mso-top-percent:-10001;v-text-anchor:top" o:gfxdata="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" filled="f" strokeweight=".14042mm">
                 <v:textbox inset="0,0,0,0">
                   <w:txbxContent>
                     <w:p>
@@ -279,13 +284,7 @@
                           <w:sz w:val="24"/>
                         </w:rPr>
                         <w:br/>
-                      </w:r>
-                      <w:r>
-                        <w:rPr>
-                          <w:b/>
-                          <w:sz w:val="24"/>
-                        </w:rPr>
-                        <w:t>Project 108:</w:t>
+                        <w:t>Project 108</w:t>
                       </w:r>
                       <w:r>
                         <w:rPr>
@@ -300,6 +299,13 @@
                           <w:sz w:val="24"/>
                         </w:rPr>
                         <w:br/>
+                      </w:r>
+                      <w:r>
+                        <w:rPr>
+                          <w:b/>
+                          <w:sz w:val="48"/>
+                          <w:szCs w:val="48"/>
+                        </w:rPr>
                         <w:t>Compendium</w:t>
                       </w:r>
                     </w:p>
@@ -356,22 +362,12 @@
                     </w:p>
                   </w:txbxContent>
                 </v:textbox>
-                <w10:wrap type="topAndBottom" anchorx="page"/>
+                <w10:anchorlock/>
               </v:shape>
             </w:pict>
           </mc:Fallback>
         </mc:AlternateContent>
       </w:r>
-    </w:p>
-    <w:p>
-      <w:pPr>
-        <w:pStyle w:val="BodyText"/>
-        <w:rPr>
-          <w:b/>
-          <w:color w:val="000000" w:themeColor="text1"/>
-          <w:sz w:val="36"/>
-        </w:rPr>
-      </w:pPr>
     </w:p>
     <w:p>
       <w:pPr>
@@ -682,7 +678,7 @@
         </w:rPr>
         <w:fldChar w:fldCharType="separate"/>
       </w:r>
-      <w:hyperlink w:anchor="_Toc211858153" w:history="1">
+      <w:hyperlink w:anchor="_Toc211867185" w:history="1">
         <w:r>
           <w:rPr>
             <w:rStyle w:val="Hyperlink"/>
@@ -707,7 +703,7 @@
             <w:rStyle w:val="Hyperlink"/>
             <w:noProof/>
           </w:rPr>
-          <w:t>Testing</w:t>
+          <w:t>BOM</w:t>
         </w:r>
         <w:r>
           <w:rPr>
@@ -728,7 +724,101 @@
             <w:noProof/>
             <w:webHidden/>
           </w:rPr>
-          <w:instrText xml:space="preserve"> PAGEREF _Toc211858153 \h </w:instrText>
+          <w:instrText xml:space="preserve"> PAGEREF _Toc211867185 \h </w:instrText>
+        </w:r>
+        <w:r>
+          <w:rPr>
+            <w:noProof/>
+            <w:webHidden/>
+          </w:rPr>
+        </w:r>
+        <w:r>
+          <w:rPr>
+            <w:noProof/>
+            <w:webHidden/>
+          </w:rPr>
+          <w:fldChar w:fldCharType="separate"/>
+        </w:r>
+        <w:r>
+          <w:rPr>
+            <w:noProof/>
+            <w:webHidden/>
+          </w:rPr>
+          <w:t>3</w:t>
+        </w:r>
+        <w:r>
+          <w:rPr>
+            <w:noProof/>
+            <w:webHidden/>
+          </w:rPr>
+          <w:fldChar w:fldCharType="end"/>
+        </w:r>
+      </w:hyperlink>
+    </w:p>
+    <w:p>
+      <w:pPr>
+        <w:pStyle w:val="TOC1"/>
+        <w:tabs>
+          <w:tab w:val="left" w:pos="960"/>
+          <w:tab w:val="right" w:leader="dot" w:pos="9350"/>
+        </w:tabs>
+        <w:rPr>
+          <w:rFonts w:asciiTheme="minorHAnsi" w:eastAsiaTheme="minorEastAsia" w:hAnsiTheme="minorHAnsi" w:cstheme="minorBidi"/>
+          <w:b w:val="0"/>
+          <w:bCs w:val="0"/>
+          <w:noProof/>
+          <w:kern w:val="2"/>
+          <w:lang w:eastAsia="en-NZ"/>
+          <w14:ligatures w14:val="standardContextual"/>
+        </w:rPr>
+      </w:pPr>
+      <w:hyperlink w:anchor="_Toc211867186" w:history="1">
+        <w:r>
+          <w:rPr>
+            <w:rStyle w:val="Hyperlink"/>
+            <w:noProof/>
+          </w:rPr>
+          <w:t>2</w:t>
+        </w:r>
+        <w:r>
+          <w:rPr>
+            <w:rFonts w:asciiTheme="minorHAnsi" w:eastAsiaTheme="minorEastAsia" w:hAnsiTheme="minorHAnsi" w:cstheme="minorBidi"/>
+            <w:b w:val="0"/>
+            <w:bCs w:val="0"/>
+            <w:noProof/>
+            <w:kern w:val="2"/>
+            <w:lang w:eastAsia="en-NZ"/>
+            <w14:ligatures w14:val="standardContextual"/>
+          </w:rPr>
+          <w:tab/>
+        </w:r>
+        <w:r>
+          <w:rPr>
+            <w:rStyle w:val="Hyperlink"/>
+            <w:noProof/>
+          </w:rPr>
+          <w:t>Setup</w:t>
+        </w:r>
+        <w:r>
+          <w:rPr>
+            <w:noProof/>
+            <w:webHidden/>
+          </w:rPr>
+          <w:tab/>
+        </w:r>
+        <w:r>
+          <w:rPr>
+            <w:noProof/>
+            <w:webHidden/>
+          </w:rPr>
+          <w:fldChar w:fldCharType="begin"/>
+        </w:r>
+        <w:r>
+          <w:rPr>
+            <w:noProof/>
+            <w:webHidden/>
+          </w:rPr>
+          <w:instrText xml:space="preserve"> PAGEREF _Toc211867186 \h </w:instrText>
         </w:r>
         <w:r>
           <w:rPr>
@@ -774,13 +864,13 @@
           <w14:ligatures w14:val="standardContextual"/>
         </w:rPr>
       </w:pPr>
-      <w:hyperlink w:anchor="_Toc211858154" w:history="1">
+      <w:hyperlink w:anchor="_Toc211867187" w:history="1">
         <w:r>
           <w:rPr>
             <w:rStyle w:val="Hyperlink"/>
             <w:noProof/>
           </w:rPr>
-          <w:t>1.1</w:t>
+          <w:t>2.1</w:t>
         </w:r>
         <w:r>
           <w:rPr>
@@ -797,7 +887,7 @@
             <w:rStyle w:val="Hyperlink"/>
             <w:noProof/>
           </w:rPr>
-          <w:t>BOM</w:t>
+          <w:t>Flight Controller (FC)</w:t>
         </w:r>
         <w:r>
           <w:rPr>
@@ -818,7 +908,7 @@
             <w:noProof/>
             <w:webHidden/>
           </w:rPr>
-          <w:instrText xml:space="preserve"> PAGEREF _Toc211858154 \h </w:instrText>
+          <w:instrText xml:space="preserve"> PAGEREF _Toc211867187 \h </w:instrText>
         </w:r>
         <w:r>
           <w:rPr>
@@ -864,13 +954,13 @@
           <w14:ligatures w14:val="standardContextual"/>
         </w:rPr>
       </w:pPr>
-      <w:hyperlink w:anchor="_Toc211858155" w:history="1">
+      <w:hyperlink w:anchor="_Toc211867188" w:history="1">
         <w:r>
           <w:rPr>
             <w:rStyle w:val="Hyperlink"/>
             <w:noProof/>
           </w:rPr>
-          <w:t>1.2</w:t>
+          <w:t>2.2</w:t>
         </w:r>
         <w:r>
           <w:rPr>
@@ -887,7 +977,7 @@
             <w:rStyle w:val="Hyperlink"/>
             <w:noProof/>
           </w:rPr>
-          <w:t>Lab Testing</w:t>
+          <w:t>GUI and Communication</w:t>
         </w:r>
         <w:r>
           <w:rPr>
@@ -908,7 +998,7 @@
             <w:noProof/>
             <w:webHidden/>
           </w:rPr>
-          <w:instrText xml:space="preserve"> PAGEREF _Toc211858155 \h </w:instrText>
+          <w:instrText xml:space="preserve"> PAGEREF _Toc211867188 \h </w:instrText>
         </w:r>
         <w:r>
           <w:rPr>
@@ -928,7 +1018,465 @@
             <w:noProof/>
             <w:webHidden/>
           </w:rPr>
+          <w:t>4</w:t>
+        </w:r>
+        <w:r>
+          <w:rPr>
+            <w:noProof/>
+            <w:webHidden/>
+          </w:rPr>
+          <w:fldChar w:fldCharType="end"/>
+        </w:r>
+      </w:hyperlink>
+    </w:p>
+    <w:p>
+      <w:pPr>
+        <w:pStyle w:val="TOC2"/>
+        <w:tabs>
+          <w:tab w:val="left" w:pos="1200"/>
+          <w:tab w:val="right" w:leader="dot" w:pos="9350"/>
+        </w:tabs>
+        <w:rPr>
+          <w:rFonts w:asciiTheme="minorHAnsi" w:eastAsiaTheme="minorEastAsia" w:hAnsiTheme="minorHAnsi" w:cstheme="minorBidi"/>
+          <w:noProof/>
+          <w:kern w:val="2"/>
+          <w:lang w:eastAsia="en-NZ"/>
+          <w14:ligatures w14:val="standardContextual"/>
+        </w:rPr>
+      </w:pPr>
+      <w:hyperlink w:anchor="_Toc211867189" w:history="1">
+        <w:r>
+          <w:rPr>
+            <w:rStyle w:val="Hyperlink"/>
+            <w:noProof/>
+          </w:rPr>
+          <w:t>2.3</w:t>
+        </w:r>
+        <w:r>
+          <w:rPr>
+            <w:rFonts w:asciiTheme="minorHAnsi" w:eastAsiaTheme="minorEastAsia" w:hAnsiTheme="minorHAnsi" w:cstheme="minorBidi"/>
+            <w:noProof/>
+            <w:kern w:val="2"/>
+            <w:lang w:eastAsia="en-NZ"/>
+            <w14:ligatures w14:val="standardContextual"/>
+          </w:rPr>
+          <w:tab/>
+        </w:r>
+        <w:r>
+          <w:rPr>
+            <w:rStyle w:val="Hyperlink"/>
+            <w:noProof/>
+          </w:rPr>
+          <w:t>Raspberry Pi</w:t>
+        </w:r>
+        <w:r>
+          <w:rPr>
+            <w:noProof/>
+            <w:webHidden/>
+          </w:rPr>
+          <w:tab/>
+        </w:r>
+        <w:r>
+          <w:rPr>
+            <w:noProof/>
+            <w:webHidden/>
+          </w:rPr>
+          <w:fldChar w:fldCharType="begin"/>
+        </w:r>
+        <w:r>
+          <w:rPr>
+            <w:noProof/>
+            <w:webHidden/>
+          </w:rPr>
+          <w:instrText xml:space="preserve"> PAGEREF _Toc211867189 \h </w:instrText>
+        </w:r>
+        <w:r>
+          <w:rPr>
+            <w:noProof/>
+            <w:webHidden/>
+          </w:rPr>
+        </w:r>
+        <w:r>
+          <w:rPr>
+            <w:noProof/>
+            <w:webHidden/>
+          </w:rPr>
+          <w:fldChar w:fldCharType="separate"/>
+        </w:r>
+        <w:r>
+          <w:rPr>
+            <w:noProof/>
+            <w:webHidden/>
+          </w:rPr>
+          <w:t>4</w:t>
+        </w:r>
+        <w:r>
+          <w:rPr>
+            <w:noProof/>
+            <w:webHidden/>
+          </w:rPr>
+          <w:fldChar w:fldCharType="end"/>
+        </w:r>
+      </w:hyperlink>
+    </w:p>
+    <w:p>
+      <w:pPr>
+        <w:pStyle w:val="TOC2"/>
+        <w:tabs>
+          <w:tab w:val="left" w:pos="1200"/>
+          <w:tab w:val="right" w:leader="dot" w:pos="9350"/>
+        </w:tabs>
+        <w:rPr>
+          <w:rFonts w:asciiTheme="minorHAnsi" w:eastAsiaTheme="minorEastAsia" w:hAnsiTheme="minorHAnsi" w:cstheme="minorBidi"/>
+          <w:noProof/>
+          <w:kern w:val="2"/>
+          <w:lang w:eastAsia="en-NZ"/>
+          <w14:ligatures w14:val="standardContextual"/>
+        </w:rPr>
+      </w:pPr>
+      <w:hyperlink w:anchor="_Toc211867190" w:history="1">
+        <w:r>
+          <w:rPr>
+            <w:rStyle w:val="Hyperlink"/>
+            <w:noProof/>
+          </w:rPr>
+          <w:t>2.4</w:t>
+        </w:r>
+        <w:r>
+          <w:rPr>
+            <w:rFonts w:asciiTheme="minorHAnsi" w:eastAsiaTheme="minorEastAsia" w:hAnsiTheme="minorHAnsi" w:cstheme="minorBidi"/>
+            <w:noProof/>
+            <w:kern w:val="2"/>
+            <w:lang w:eastAsia="en-NZ"/>
+            <w14:ligatures w14:val="standardContextual"/>
+          </w:rPr>
+          <w:tab/>
+        </w:r>
+        <w:r>
+          <w:rPr>
+            <w:rStyle w:val="Hyperlink"/>
+            <w:noProof/>
+          </w:rPr>
+          <w:t>ESP Power Controller</w:t>
+        </w:r>
+        <w:r>
+          <w:rPr>
+            <w:noProof/>
+            <w:webHidden/>
+          </w:rPr>
+          <w:tab/>
+        </w:r>
+        <w:r>
+          <w:rPr>
+            <w:noProof/>
+            <w:webHidden/>
+          </w:rPr>
+          <w:fldChar w:fldCharType="begin"/>
+        </w:r>
+        <w:r>
+          <w:rPr>
+            <w:noProof/>
+            <w:webHidden/>
+          </w:rPr>
+          <w:instrText xml:space="preserve"> PAGEREF _Toc211867190 \h </w:instrText>
+        </w:r>
+        <w:r>
+          <w:rPr>
+            <w:noProof/>
+            <w:webHidden/>
+          </w:rPr>
+        </w:r>
+        <w:r>
+          <w:rPr>
+            <w:noProof/>
+            <w:webHidden/>
+          </w:rPr>
+          <w:fldChar w:fldCharType="separate"/>
+        </w:r>
+        <w:r>
+          <w:rPr>
+            <w:noProof/>
+            <w:webHidden/>
+          </w:rPr>
+          <w:t>4</w:t>
+        </w:r>
+        <w:r>
+          <w:rPr>
+            <w:noProof/>
+            <w:webHidden/>
+          </w:rPr>
+          <w:fldChar w:fldCharType="end"/>
+        </w:r>
+      </w:hyperlink>
+    </w:p>
+    <w:p>
+      <w:pPr>
+        <w:pStyle w:val="TOC2"/>
+        <w:tabs>
+          <w:tab w:val="left" w:pos="1200"/>
+          <w:tab w:val="right" w:leader="dot" w:pos="9350"/>
+        </w:tabs>
+        <w:rPr>
+          <w:rFonts w:asciiTheme="minorHAnsi" w:eastAsiaTheme="minorEastAsia" w:hAnsiTheme="minorHAnsi" w:cstheme="minorBidi"/>
+          <w:noProof/>
+          <w:kern w:val="2"/>
+          <w:lang w:eastAsia="en-NZ"/>
+          <w14:ligatures w14:val="standardContextual"/>
+        </w:rPr>
+      </w:pPr>
+      <w:hyperlink w:anchor="_Toc211867191" w:history="1">
+        <w:r>
+          <w:rPr>
+            <w:rStyle w:val="Hyperlink"/>
+            <w:noProof/>
+          </w:rPr>
+          <w:t>2.5</w:t>
+        </w:r>
+        <w:r>
+          <w:rPr>
+            <w:rFonts w:asciiTheme="minorHAnsi" w:eastAsiaTheme="minorEastAsia" w:hAnsiTheme="minorHAnsi" w:cstheme="minorBidi"/>
+            <w:noProof/>
+            <w:kern w:val="2"/>
+            <w:lang w:eastAsia="en-NZ"/>
+            <w14:ligatures w14:val="standardContextual"/>
+          </w:rPr>
+          <w:tab/>
+        </w:r>
+        <w:r>
+          <w:rPr>
+            <w:rStyle w:val="Hyperlink"/>
+            <w:noProof/>
+          </w:rPr>
+          <w:t>Test Setup</w:t>
+        </w:r>
+        <w:r>
+          <w:rPr>
+            <w:noProof/>
+            <w:webHidden/>
+          </w:rPr>
+          <w:tab/>
+        </w:r>
+        <w:r>
+          <w:rPr>
+            <w:noProof/>
+            <w:webHidden/>
+          </w:rPr>
+          <w:fldChar w:fldCharType="begin"/>
+        </w:r>
+        <w:r>
+          <w:rPr>
+            <w:noProof/>
+            <w:webHidden/>
+          </w:rPr>
+          <w:instrText xml:space="preserve"> PAGEREF _Toc211867191 \h </w:instrText>
+        </w:r>
+        <w:r>
+          <w:rPr>
+            <w:noProof/>
+            <w:webHidden/>
+          </w:rPr>
+        </w:r>
+        <w:r>
+          <w:rPr>
+            <w:noProof/>
+            <w:webHidden/>
+          </w:rPr>
+          <w:fldChar w:fldCharType="separate"/>
+        </w:r>
+        <w:r>
+          <w:rPr>
+            <w:noProof/>
+            <w:webHidden/>
+          </w:rPr>
+          <w:t>5</w:t>
+        </w:r>
+        <w:r>
+          <w:rPr>
+            <w:noProof/>
+            <w:webHidden/>
+          </w:rPr>
+          <w:fldChar w:fldCharType="end"/>
+        </w:r>
+      </w:hyperlink>
+    </w:p>
+    <w:p>
+      <w:pPr>
+        <w:pStyle w:val="TOC1"/>
+        <w:tabs>
+          <w:tab w:val="left" w:pos="960"/>
+          <w:tab w:val="right" w:leader="dot" w:pos="9350"/>
+        </w:tabs>
+        <w:rPr>
+          <w:rFonts w:asciiTheme="minorHAnsi" w:eastAsiaTheme="minorEastAsia" w:hAnsiTheme="minorHAnsi" w:cstheme="minorBidi"/>
+          <w:b w:val="0"/>
+          <w:bCs w:val="0"/>
+          <w:noProof/>
+          <w:kern w:val="2"/>
+          <w:lang w:eastAsia="en-NZ"/>
+          <w14:ligatures w14:val="standardContextual"/>
+        </w:rPr>
+      </w:pPr>
+      <w:hyperlink w:anchor="_Toc211867192" w:history="1">
+        <w:r>
+          <w:rPr>
+            <w:rStyle w:val="Hyperlink"/>
+            <w:noProof/>
+          </w:rPr>
           <w:t>3</w:t>
+        </w:r>
+        <w:r>
+          <w:rPr>
+            <w:rFonts w:asciiTheme="minorHAnsi" w:eastAsiaTheme="minorEastAsia" w:hAnsiTheme="minorHAnsi" w:cstheme="minorBidi"/>
+            <w:b w:val="0"/>
+            <w:bCs w:val="0"/>
+            <w:noProof/>
+            <w:kern w:val="2"/>
+            <w:lang w:eastAsia="en-NZ"/>
+            <w14:ligatures w14:val="standardContextual"/>
+          </w:rPr>
+          <w:tab/>
+        </w:r>
+        <w:r>
+          <w:rPr>
+            <w:rStyle w:val="Hyperlink"/>
+            <w:noProof/>
+          </w:rPr>
+          <w:t>GUI</w:t>
+        </w:r>
+        <w:r>
+          <w:rPr>
+            <w:noProof/>
+            <w:webHidden/>
+          </w:rPr>
+          <w:tab/>
+        </w:r>
+        <w:r>
+          <w:rPr>
+            <w:noProof/>
+            <w:webHidden/>
+          </w:rPr>
+          <w:fldChar w:fldCharType="begin"/>
+        </w:r>
+        <w:r>
+          <w:rPr>
+            <w:noProof/>
+            <w:webHidden/>
+          </w:rPr>
+          <w:instrText xml:space="preserve"> PAGEREF _Toc211867192 \h </w:instrText>
+        </w:r>
+        <w:r>
+          <w:rPr>
+            <w:noProof/>
+            <w:webHidden/>
+          </w:rPr>
+        </w:r>
+        <w:r>
+          <w:rPr>
+            <w:noProof/>
+            <w:webHidden/>
+          </w:rPr>
+          <w:fldChar w:fldCharType="separate"/>
+        </w:r>
+        <w:r>
+          <w:rPr>
+            <w:noProof/>
+            <w:webHidden/>
+          </w:rPr>
+          <w:t>5</w:t>
+        </w:r>
+        <w:r>
+          <w:rPr>
+            <w:noProof/>
+            <w:webHidden/>
+          </w:rPr>
+          <w:fldChar w:fldCharType="end"/>
+        </w:r>
+      </w:hyperlink>
+    </w:p>
+    <w:p>
+      <w:pPr>
+        <w:pStyle w:val="TOC1"/>
+        <w:tabs>
+          <w:tab w:val="left" w:pos="960"/>
+          <w:tab w:val="right" w:leader="dot" w:pos="9350"/>
+        </w:tabs>
+        <w:rPr>
+          <w:rFonts w:asciiTheme="minorHAnsi" w:eastAsiaTheme="minorEastAsia" w:hAnsiTheme="minorHAnsi" w:cstheme="minorBidi"/>
+          <w:b w:val="0"/>
+          <w:bCs w:val="0"/>
+          <w:noProof/>
+          <w:kern w:val="2"/>
+          <w:lang w:eastAsia="en-NZ"/>
+          <w14:ligatures w14:val="standardContextual"/>
+        </w:rPr>
+      </w:pPr>
+      <w:hyperlink w:anchor="_Toc211867193" w:history="1">
+        <w:r>
+          <w:rPr>
+            <w:rStyle w:val="Hyperlink"/>
+            <w:noProof/>
+          </w:rPr>
+          <w:t>4</w:t>
+        </w:r>
+        <w:r>
+          <w:rPr>
+            <w:rFonts w:asciiTheme="minorHAnsi" w:eastAsiaTheme="minorEastAsia" w:hAnsiTheme="minorHAnsi" w:cstheme="minorBidi"/>
+            <w:b w:val="0"/>
+            <w:bCs w:val="0"/>
+            <w:noProof/>
+            <w:kern w:val="2"/>
+            <w:lang w:eastAsia="en-NZ"/>
+            <w14:ligatures w14:val="standardContextual"/>
+          </w:rPr>
+          <w:tab/>
+        </w:r>
+        <w:r>
+          <w:rPr>
+            <w:rStyle w:val="Hyperlink"/>
+            <w:noProof/>
+          </w:rPr>
+          <w:t>Lab Power Testing</w:t>
+        </w:r>
+        <w:r>
+          <w:rPr>
+            <w:noProof/>
+            <w:webHidden/>
+          </w:rPr>
+          <w:tab/>
+        </w:r>
+        <w:r>
+          <w:rPr>
+            <w:noProof/>
+            <w:webHidden/>
+          </w:rPr>
+          <w:fldChar w:fldCharType="begin"/>
+        </w:r>
+        <w:r>
+          <w:rPr>
+            <w:noProof/>
+            <w:webHidden/>
+          </w:rPr>
+          <w:instrText xml:space="preserve"> PAGEREF _Toc211867193 \h </w:instrText>
+        </w:r>
+        <w:r>
+          <w:rPr>
+            <w:noProof/>
+            <w:webHidden/>
+          </w:rPr>
+        </w:r>
+        <w:r>
+          <w:rPr>
+            <w:noProof/>
+            <w:webHidden/>
+          </w:rPr>
+          <w:fldChar w:fldCharType="separate"/>
+        </w:r>
+        <w:r>
+          <w:rPr>
+            <w:noProof/>
+            <w:webHidden/>
+          </w:rPr>
+          <w:t>6</w:t>
         </w:r>
         <w:r>
           <w:rPr>
@@ -959,13 +1507,13 @@
           <w14:ligatures w14:val="standardContextual"/>
         </w:rPr>
       </w:pPr>
-      <w:hyperlink w:anchor="_Toc211858156" w:history="1">
+      <w:hyperlink w:anchor="_Toc211867194" w:history="1">
         <w:r>
           <w:rPr>
             <w:rStyle w:val="Hyperlink"/>
             <w:noProof/>
           </w:rPr>
-          <w:t>1.2.1</w:t>
+          <w:t>4.1.1</w:t>
         </w:r>
         <w:r>
           <w:rPr>
@@ -1008,7 +1556,7 @@
             <w:noProof/>
             <w:webHidden/>
           </w:rPr>
-          <w:instrText xml:space="preserve"> PAGEREF _Toc211858156 \h </w:instrText>
+          <w:instrText xml:space="preserve"> PAGEREF _Toc211867194 \h </w:instrText>
         </w:r>
         <w:r>
           <w:rPr>
@@ -1028,7 +1576,7 @@
             <w:noProof/>
             <w:webHidden/>
           </w:rPr>
-          <w:t>3</w:t>
+          <w:t>6</w:t>
         </w:r>
         <w:r>
           <w:rPr>
@@ -1059,13 +1607,13 @@
           <w14:ligatures w14:val="standardContextual"/>
         </w:rPr>
       </w:pPr>
-      <w:hyperlink w:anchor="_Toc211858157" w:history="1">
+      <w:hyperlink w:anchor="_Toc211867195" w:history="1">
         <w:r>
           <w:rPr>
             <w:rStyle w:val="Hyperlink"/>
             <w:noProof/>
           </w:rPr>
-          <w:t>1.2.2</w:t>
+          <w:t>4.1.2</w:t>
         </w:r>
         <w:r>
           <w:rPr>
@@ -1108,7 +1656,7 @@
             <w:noProof/>
             <w:webHidden/>
           </w:rPr>
-          <w:instrText xml:space="preserve"> PAGEREF _Toc211858157 \h </w:instrText>
+          <w:instrText xml:space="preserve"> PAGEREF _Toc211867195 \h </w:instrText>
         </w:r>
         <w:r>
           <w:rPr>
@@ -1128,7 +1676,7 @@
             <w:noProof/>
             <w:webHidden/>
           </w:rPr>
-          <w:t>4</w:t>
+          <w:t>7</w:t>
         </w:r>
         <w:r>
           <w:rPr>
@@ -1159,13 +1707,13 @@
           <w14:ligatures w14:val="standardContextual"/>
         </w:rPr>
       </w:pPr>
-      <w:hyperlink w:anchor="_Toc211858158" w:history="1">
+      <w:hyperlink w:anchor="_Toc211867196" w:history="1">
         <w:r>
           <w:rPr>
             <w:rStyle w:val="Hyperlink"/>
             <w:noProof/>
           </w:rPr>
-          <w:t>1.2.3</w:t>
+          <w:t>4.1.3</w:t>
         </w:r>
         <w:r>
           <w:rPr>
@@ -1208,7 +1756,7 @@
             <w:noProof/>
             <w:webHidden/>
           </w:rPr>
-          <w:instrText xml:space="preserve"> PAGEREF _Toc211858158 \h </w:instrText>
+          <w:instrText xml:space="preserve"> PAGEREF _Toc211867196 \h </w:instrText>
         </w:r>
         <w:r>
           <w:rPr>
@@ -1228,7 +1776,7 @@
             <w:noProof/>
             <w:webHidden/>
           </w:rPr>
-          <w:t>4</w:t>
+          <w:t>7</w:t>
         </w:r>
         <w:r>
           <w:rPr>
@@ -1241,30 +1789,34 @@
     </w:p>
     <w:p>
       <w:pPr>
-        <w:pStyle w:val="TOC2"/>
+        <w:pStyle w:val="TOC1"/>
         <w:tabs>
-          <w:tab w:val="left" w:pos="1200"/>
+          <w:tab w:val="left" w:pos="960"/>
           <w:tab w:val="right" w:leader="dot" w:pos="9350"/>
         </w:tabs>
         <w:rPr>
           <w:rFonts w:asciiTheme="minorHAnsi" w:eastAsiaTheme="minorEastAsia" w:hAnsiTheme="minorHAnsi" w:cstheme="minorBidi"/>
+          <w:b w:val="0"/>
+          <w:bCs w:val="0"/>
           <w:noProof/>
           <w:kern w:val="2"/>
           <w:lang w:eastAsia="en-NZ"/>
           <w14:ligatures w14:val="standardContextual"/>
         </w:rPr>
       </w:pPr>
-      <w:hyperlink w:anchor="_Toc211858159" w:history="1">
+      <w:hyperlink w:anchor="_Toc211867197" w:history="1">
         <w:r>
           <w:rPr>
             <w:rStyle w:val="Hyperlink"/>
             <w:noProof/>
           </w:rPr>
-          <w:t>1.3</w:t>
+          <w:t>5</w:t>
         </w:r>
         <w:r>
           <w:rPr>
             <w:rFonts w:asciiTheme="minorHAnsi" w:eastAsiaTheme="minorEastAsia" w:hAnsiTheme="minorHAnsi" w:cstheme="minorBidi"/>
+            <w:b w:val="0"/>
+            <w:bCs w:val="0"/>
             <w:noProof/>
             <w:kern w:val="2"/>
             <w:lang w:eastAsia="en-NZ"/>
@@ -1298,7 +1850,7 @@
             <w:noProof/>
             <w:webHidden/>
           </w:rPr>
-          <w:instrText xml:space="preserve"> PAGEREF _Toc211858159 \h </w:instrText>
+          <w:instrText xml:space="preserve"> PAGEREF _Toc211867197 \h </w:instrText>
         </w:r>
         <w:r>
           <w:rPr>
@@ -1318,7 +1870,7 @@
             <w:noProof/>
             <w:webHidden/>
           </w:rPr>
-          <w:t>4</w:t>
+          <w:t>7</w:t>
         </w:r>
         <w:r>
           <w:rPr>
@@ -1349,13 +1901,13 @@
           <w14:ligatures w14:val="standardContextual"/>
         </w:rPr>
       </w:pPr>
-      <w:hyperlink w:anchor="_Toc211858160" w:history="1">
+      <w:hyperlink w:anchor="_Toc211867198" w:history="1">
         <w:r>
           <w:rPr>
             <w:rStyle w:val="Hyperlink"/>
             <w:noProof/>
           </w:rPr>
-          <w:t>1.3.1</w:t>
+          <w:t>5.1.1</w:t>
         </w:r>
         <w:r>
           <w:rPr>
@@ -1377,6 +1929,106 @@
             <w:rStyle w:val="Hyperlink"/>
             <w:noProof/>
           </w:rPr>
+          <w:t>Location</w:t>
+        </w:r>
+        <w:r>
+          <w:rPr>
+            <w:noProof/>
+            <w:webHidden/>
+          </w:rPr>
+          <w:tab/>
+        </w:r>
+        <w:r>
+          <w:rPr>
+            <w:noProof/>
+            <w:webHidden/>
+          </w:rPr>
+          <w:fldChar w:fldCharType="begin"/>
+        </w:r>
+        <w:r>
+          <w:rPr>
+            <w:noProof/>
+            <w:webHidden/>
+          </w:rPr>
+          <w:instrText xml:space="preserve"> PAGEREF _Toc211867198 \h </w:instrText>
+        </w:r>
+        <w:r>
+          <w:rPr>
+            <w:noProof/>
+            <w:webHidden/>
+          </w:rPr>
+        </w:r>
+        <w:r>
+          <w:rPr>
+            <w:noProof/>
+            <w:webHidden/>
+          </w:rPr>
+          <w:fldChar w:fldCharType="separate"/>
+        </w:r>
+        <w:r>
+          <w:rPr>
+            <w:noProof/>
+            <w:webHidden/>
+          </w:rPr>
+          <w:t>7</w:t>
+        </w:r>
+        <w:r>
+          <w:rPr>
+            <w:noProof/>
+            <w:webHidden/>
+          </w:rPr>
+          <w:fldChar w:fldCharType="end"/>
+        </w:r>
+      </w:hyperlink>
+    </w:p>
+    <w:p>
+      <w:pPr>
+        <w:pStyle w:val="TOC3"/>
+        <w:tabs>
+          <w:tab w:val="left" w:pos="1200"/>
+          <w:tab w:val="right" w:leader="dot" w:pos="9350"/>
+        </w:tabs>
+        <w:rPr>
+          <w:rFonts w:asciiTheme="minorHAnsi" w:eastAsiaTheme="minorEastAsia" w:hAnsiTheme="minorHAnsi" w:cstheme="minorBidi"/>
+          <w:b w:val="0"/>
+          <w:bCs w:val="0"/>
+          <w:i w:val="0"/>
+          <w:noProof/>
+          <w:kern w:val="2"/>
+          <w:sz w:val="24"/>
+          <w:szCs w:val="24"/>
+          <w:lang w:eastAsia="en-NZ"/>
+          <w14:ligatures w14:val="standardContextual"/>
+        </w:rPr>
+      </w:pPr>
+      <w:hyperlink w:anchor="_Toc211867199" w:history="1">
+        <w:r>
+          <w:rPr>
+            <w:rStyle w:val="Hyperlink"/>
+            <w:noProof/>
+          </w:rPr>
+          <w:t>5.1.2</w:t>
+        </w:r>
+        <w:r>
+          <w:rPr>
+            <w:rFonts w:asciiTheme="minorHAnsi" w:eastAsiaTheme="minorEastAsia" w:hAnsiTheme="minorHAnsi" w:cstheme="minorBidi"/>
+            <w:b w:val="0"/>
+            <w:bCs w:val="0"/>
+            <w:i w:val="0"/>
+            <w:noProof/>
+            <w:kern w:val="2"/>
+            <w:sz w:val="24"/>
+            <w:szCs w:val="24"/>
+            <w:lang w:eastAsia="en-NZ"/>
+            <w14:ligatures w14:val="standardContextual"/>
+          </w:rPr>
+          <w:tab/>
+        </w:r>
+        <w:r>
+          <w:rPr>
+            <w:rStyle w:val="Hyperlink"/>
+            <w:noProof/>
+          </w:rPr>
           <w:t>Set Up</w:t>
         </w:r>
         <w:r>
@@ -1398,7 +2050,7 @@
             <w:noProof/>
             <w:webHidden/>
           </w:rPr>
-          <w:instrText xml:space="preserve"> PAGEREF _Toc211858160 \h </w:instrText>
+          <w:instrText xml:space="preserve"> PAGEREF _Toc211867199 \h </w:instrText>
         </w:r>
         <w:r>
           <w:rPr>
@@ -1418,7 +2070,7 @@
             <w:noProof/>
             <w:webHidden/>
           </w:rPr>
-          <w:t>4</w:t>
+          <w:t>8</w:t>
         </w:r>
         <w:r>
           <w:rPr>
@@ -1431,6 +2083,101 @@
     </w:p>
     <w:p>
       <w:pPr>
+        <w:pStyle w:val="TOC1"/>
+        <w:tabs>
+          <w:tab w:val="left" w:pos="960"/>
+          <w:tab w:val="right" w:leader="dot" w:pos="9350"/>
+        </w:tabs>
+        <w:rPr>
+          <w:rFonts w:asciiTheme="minorHAnsi" w:eastAsiaTheme="minorEastAsia" w:hAnsiTheme="minorHAnsi" w:cstheme="minorBidi"/>
+          <w:b w:val="0"/>
+          <w:bCs w:val="0"/>
+          <w:noProof/>
+          <w:kern w:val="2"/>
+          <w:lang w:eastAsia="en-NZ"/>
+          <w14:ligatures w14:val="standardContextual"/>
+        </w:rPr>
+      </w:pPr>
+      <w:hyperlink w:anchor="_Toc211867200" w:history="1">
+        <w:r>
+          <w:rPr>
+            <w:rStyle w:val="Hyperlink"/>
+            <w:noProof/>
+          </w:rPr>
+          <w:t>6</w:t>
+        </w:r>
+        <w:r>
+          <w:rPr>
+            <w:rFonts w:asciiTheme="minorHAnsi" w:eastAsiaTheme="minorEastAsia" w:hAnsiTheme="minorHAnsi" w:cstheme="minorBidi"/>
+            <w:b w:val="0"/>
+            <w:bCs w:val="0"/>
+            <w:noProof/>
+            <w:kern w:val="2"/>
+            <w:lang w:eastAsia="en-NZ"/>
+            <w14:ligatures w14:val="standardContextual"/>
+          </w:rPr>
+          <w:tab/>
+        </w:r>
+        <w:r>
+          <w:rPr>
+            <w:rStyle w:val="Hyperlink"/>
+            <w:noProof/>
+          </w:rPr>
+          <w:t>SITL Simulation</w:t>
+        </w:r>
+        <w:r>
+          <w:rPr>
+            <w:noProof/>
+            <w:webHidden/>
+          </w:rPr>
+          <w:tab/>
+        </w:r>
+        <w:r>
+          <w:rPr>
+            <w:noProof/>
+            <w:webHidden/>
+          </w:rPr>
+          <w:fldChar w:fldCharType="begin"/>
+        </w:r>
+        <w:r>
+          <w:rPr>
+            <w:noProof/>
+            <w:webHidden/>
+          </w:rPr>
+          <w:instrText xml:space="preserve"> PAGEREF _Toc211867200 \h </w:instrText>
+        </w:r>
+        <w:r>
+          <w:rPr>
+            <w:noProof/>
+            <w:webHidden/>
+          </w:rPr>
+        </w:r>
+        <w:r>
+          <w:rPr>
+            <w:noProof/>
+            <w:webHidden/>
+          </w:rPr>
+          <w:fldChar w:fldCharType="separate"/>
+        </w:r>
+        <w:r>
+          <w:rPr>
+            <w:noProof/>
+            <w:webHidden/>
+          </w:rPr>
+          <w:t>9</w:t>
+        </w:r>
+        <w:r>
+          <w:rPr>
+            <w:noProof/>
+            <w:webHidden/>
+          </w:rPr>
+          <w:fldChar w:fldCharType="end"/>
+        </w:r>
+      </w:hyperlink>
+    </w:p>
+    <w:p>
+      <w:pPr>
+        <w:spacing w:line="276" w:lineRule="auto"/>
         <w:rPr>
           <w:color w:val="000000" w:themeColor="text1"/>
         </w:rPr>
@@ -1447,7 +2194,7 @@
         <w:widowControl/>
         <w:autoSpaceDE/>
         <w:autoSpaceDN/>
-        <w:spacing w:after="160" w:line="278" w:lineRule="auto"/>
+        <w:spacing w:after="160" w:line="276" w:lineRule="auto"/>
         <w:rPr>
           <w:color w:val="000000" w:themeColor="text1"/>
         </w:rPr>
@@ -1462,27 +2209,19 @@
     <w:p>
       <w:pPr>
         <w:pStyle w:val="Heading1"/>
-        <w:jc w:val="both"/>
-      </w:pPr>
-      <w:bookmarkStart w:id="0" w:name="_Toc211858153"/>
+        <w:spacing w:line="276" w:lineRule="auto"/>
+        <w:jc w:val="left"/>
+      </w:pPr>
+      <w:bookmarkStart w:id="0" w:name="_Toc211867185"/>
       <w:r>
         <w:lastRenderedPageBreak/>
-        <w:t>Testing</w:t>
+        <w:t>BOM</w:t>
       </w:r>
       <w:bookmarkEnd w:id="0"/>
     </w:p>
     <w:p>
       <w:pPr>
-        <w:pStyle w:val="Heading2"/>
-      </w:pPr>
-      <w:bookmarkStart w:id="1" w:name="_Toc211858154"/>
-      <w:r>
-        <w:t>BOM</w:t>
-      </w:r>
-      <w:bookmarkEnd w:id="1"/>
-    </w:p>
-    <w:p>
-      <w:pPr>
+        <w:spacing w:line="276" w:lineRule="auto"/>
         <w:jc w:val="center"/>
       </w:pPr>
       <w:r>
@@ -1492,12 +2231,12 @@
     <w:tbl>
       <w:tblPr>
         <w:tblStyle w:val="TableGrid"/>
-        <w:tblW w:w="0" w:type="auto"/>
+        <w:tblW w:w="9350" w:type="dxa"/>
         <w:tblLook w:val="04A0" w:firstRow="1" w:lastRow="0" w:firstColumn="1" w:lastColumn="0" w:noHBand="0" w:noVBand="1"/>
       </w:tblPr>
       <w:tblGrid>
-        <w:gridCol w:w="1208"/>
-        <w:gridCol w:w="3531"/>
+        <w:gridCol w:w="1365"/>
+        <w:gridCol w:w="3374"/>
         <w:gridCol w:w="2297"/>
         <w:gridCol w:w="2314"/>
       </w:tblGrid>
@@ -1509,6 +2248,7 @@
           </w:tcPr>
           <w:p>
             <w:pPr>
+              <w:spacing w:line="276" w:lineRule="auto"/>
               <w:jc w:val="center"/>
             </w:pPr>
             <w:r>
@@ -1520,10 +2260,11 @@
       <w:tr>
         <w:tc>
           <w:tcPr>
-            <w:tcW w:w="1074" w:type="dxa"/>
+            <w:tcW w:w="1365" w:type="dxa"/>
           </w:tcPr>
           <w:p>
             <w:pPr>
+              <w:spacing w:line="276" w:lineRule="auto"/>
               <w:rPr>
                 <w:b/>
                 <w:bCs/>
@@ -1540,10 +2281,11 @@
         </w:tc>
         <w:tc>
           <w:tcPr>
-            <w:tcW w:w="3600" w:type="dxa"/>
+            <w:tcW w:w="3374" w:type="dxa"/>
           </w:tcPr>
           <w:p>
             <w:pPr>
+              <w:spacing w:line="276" w:lineRule="auto"/>
               <w:rPr>
                 <w:b/>
                 <w:bCs/>
@@ -1560,10 +2302,11 @@
         </w:tc>
         <w:tc>
           <w:tcPr>
-            <w:tcW w:w="2338" w:type="dxa"/>
+            <w:tcW w:w="2297" w:type="dxa"/>
           </w:tcPr>
           <w:p>
             <w:pPr>
+              <w:spacing w:line="276" w:lineRule="auto"/>
               <w:rPr>
                 <w:b/>
                 <w:bCs/>
@@ -1580,10 +2323,11 @@
         </w:tc>
         <w:tc>
           <w:tcPr>
-            <w:tcW w:w="2338" w:type="dxa"/>
+            <w:tcW w:w="2314" w:type="dxa"/>
           </w:tcPr>
           <w:p>
             <w:pPr>
+              <w:spacing w:line="276" w:lineRule="auto"/>
               <w:rPr>
                 <w:b/>
                 <w:bCs/>
@@ -1602,10 +2346,12 @@
       <w:tr>
         <w:tc>
           <w:tcPr>
-            <w:tcW w:w="1074" w:type="dxa"/>
+            <w:tcW w:w="1365" w:type="dxa"/>
+            <w:vMerge w:val="restart"/>
           </w:tcPr>
           <w:p>
             <w:pPr>
+              <w:spacing w:line="276" w:lineRule="auto"/>
               <w:rPr>
                 <w:b/>
                 <w:bCs/>
@@ -1622,10 +2368,13 @@
         </w:tc>
         <w:tc>
           <w:tcPr>
-            <w:tcW w:w="3600" w:type="dxa"/>
+            <w:tcW w:w="3374" w:type="dxa"/>
           </w:tcPr>
           <w:p>
-            <w:hyperlink r:id="rId6" w:history="1">
+            <w:pPr>
+              <w:spacing w:line="276" w:lineRule="auto"/>
+            </w:pPr>
+            <w:hyperlink r:id="rId8">
               <w:r>
                 <w:rPr>
                   <w:rStyle w:val="Hyperlink"/>
@@ -1637,9 +2386,12 @@
         </w:tc>
         <w:tc>
           <w:tcPr>
-            <w:tcW w:w="2338" w:type="dxa"/>
+            <w:tcW w:w="2297" w:type="dxa"/>
           </w:tcPr>
           <w:p>
+            <w:pPr>
+              <w:spacing w:line="276" w:lineRule="auto"/>
+            </w:pPr>
             <w:r>
               <w:t>2</w:t>
             </w:r>
@@ -1647,9 +2399,12 @@
         </w:tc>
         <w:tc>
           <w:tcPr>
-            <w:tcW w:w="2338" w:type="dxa"/>
+            <w:tcW w:w="2314" w:type="dxa"/>
           </w:tcPr>
           <w:p>
+            <w:pPr>
+              <w:spacing w:line="276" w:lineRule="auto"/>
+            </w:pPr>
             <w:r>
               <w:t>358</w:t>
             </w:r>
@@ -1659,11 +2414,72 @@
       <w:tr>
         <w:tc>
           <w:tcPr>
-            <w:tcW w:w="1074" w:type="dxa"/>
+            <w:tcW w:w="1365" w:type="dxa"/>
+            <w:vMerge/>
+          </w:tcPr>
+          <w:p>
+            <w:pPr>
+              <w:rPr>
+                <w:b/>
+                <w:bCs/>
+              </w:rPr>
+            </w:pPr>
+          </w:p>
+        </w:tc>
+        <w:tc>
+          <w:tcPr>
+            <w:tcW w:w="3374" w:type="dxa"/>
+          </w:tcPr>
+          <w:p>
+            <w:pPr>
+              <w:spacing w:line="276" w:lineRule="auto"/>
+            </w:pPr>
+            <w:hyperlink r:id="rId9">
+              <w:r>
+                <w:rPr>
+                  <w:rStyle w:val="Hyperlink"/>
+                </w:rPr>
+                <w:t>5V Buck Converter</w:t>
+              </w:r>
+            </w:hyperlink>
+          </w:p>
+        </w:tc>
+        <w:tc>
+          <w:tcPr>
+            <w:tcW w:w="2297" w:type="dxa"/>
+          </w:tcPr>
+          <w:p>
+            <w:pPr>
+              <w:spacing w:line="276" w:lineRule="auto"/>
+            </w:pPr>
+            <w:r>
+              <w:t>1</w:t>
+            </w:r>
+          </w:p>
+        </w:tc>
+        <w:tc>
+          <w:tcPr>
+            <w:tcW w:w="2314" w:type="dxa"/>
+          </w:tcPr>
+          <w:p>
+            <w:pPr>
+              <w:spacing w:line="276" w:lineRule="auto"/>
+            </w:pPr>
+            <w:r>
+              <w:t>7.99</w:t>
+            </w:r>
+          </w:p>
+        </w:tc>
+      </w:tr>
+      <w:tr>
+        <w:tc>
+          <w:tcPr>
+            <w:tcW w:w="1365" w:type="dxa"/>
             <w:vMerge w:val="restart"/>
           </w:tcPr>
           <w:p>
             <w:pPr>
+              <w:spacing w:line="276" w:lineRule="auto"/>
               <w:rPr>
                 <w:b/>
                 <w:bCs/>
@@ -1680,10 +2496,13 @@
         </w:tc>
         <w:tc>
           <w:tcPr>
-            <w:tcW w:w="3600" w:type="dxa"/>
+            <w:tcW w:w="3374" w:type="dxa"/>
           </w:tcPr>
           <w:p>
-            <w:hyperlink r:id="rId7" w:history="1">
+            <w:pPr>
+              <w:spacing w:line="276" w:lineRule="auto"/>
+            </w:pPr>
+            <w:hyperlink r:id="rId10">
               <w:r>
                 <w:rPr>
                   <w:rStyle w:val="Hyperlink"/>
@@ -1695,9 +2514,12 @@
         </w:tc>
         <w:tc>
           <w:tcPr>
-            <w:tcW w:w="2338" w:type="dxa"/>
+            <w:tcW w:w="2297" w:type="dxa"/>
           </w:tcPr>
           <w:p>
+            <w:pPr>
+              <w:spacing w:line="276" w:lineRule="auto"/>
+            </w:pPr>
             <w:r>
               <w:t>1</w:t>
             </w:r>
@@ -1705,9 +2527,12 @@
         </w:tc>
         <w:tc>
           <w:tcPr>
-            <w:tcW w:w="2338" w:type="dxa"/>
+            <w:tcW w:w="2314" w:type="dxa"/>
           </w:tcPr>
           <w:p>
+            <w:pPr>
+              <w:spacing w:line="276" w:lineRule="auto"/>
+            </w:pPr>
             <w:r>
               <w:t>358</w:t>
             </w:r>
@@ -1717,7 +2542,7 @@
       <w:tr>
         <w:tc>
           <w:tcPr>
-            <w:tcW w:w="1074" w:type="dxa"/>
+            <w:tcW w:w="1365" w:type="dxa"/>
             <w:vMerge/>
           </w:tcPr>
           <w:p>
@@ -1731,10 +2556,13 @@
         </w:tc>
         <w:tc>
           <w:tcPr>
-            <w:tcW w:w="3600" w:type="dxa"/>
+            <w:tcW w:w="3374" w:type="dxa"/>
           </w:tcPr>
           <w:p>
-            <w:hyperlink r:id="rId8" w:history="1">
+            <w:pPr>
+              <w:spacing w:line="276" w:lineRule="auto"/>
+            </w:pPr>
+            <w:hyperlink r:id="rId11">
               <w:r>
                 <w:rPr>
                   <w:rStyle w:val="Hyperlink"/>
@@ -1746,9 +2574,12 @@
         </w:tc>
         <w:tc>
           <w:tcPr>
-            <w:tcW w:w="2338" w:type="dxa"/>
+            <w:tcW w:w="2297" w:type="dxa"/>
           </w:tcPr>
           <w:p>
+            <w:pPr>
+              <w:spacing w:line="276" w:lineRule="auto"/>
+            </w:pPr>
             <w:r>
               <w:t>2</w:t>
             </w:r>
@@ -1756,9 +2587,12 @@
         </w:tc>
         <w:tc>
           <w:tcPr>
-            <w:tcW w:w="2338" w:type="dxa"/>
+            <w:tcW w:w="2314" w:type="dxa"/>
           </w:tcPr>
           <w:p>
+            <w:pPr>
+              <w:spacing w:line="276" w:lineRule="auto"/>
+            </w:pPr>
             <w:r>
               <w:t>800</w:t>
             </w:r>
@@ -1768,7 +2602,7 @@
       <w:tr>
         <w:tc>
           <w:tcPr>
-            <w:tcW w:w="1074" w:type="dxa"/>
+            <w:tcW w:w="1365" w:type="dxa"/>
             <w:vMerge/>
           </w:tcPr>
           <w:p>
@@ -1782,10 +2616,13 @@
         </w:tc>
         <w:tc>
           <w:tcPr>
-            <w:tcW w:w="3600" w:type="dxa"/>
+            <w:tcW w:w="3374" w:type="dxa"/>
           </w:tcPr>
           <w:p>
-            <w:hyperlink r:id="rId9" w:history="1">
+            <w:pPr>
+              <w:spacing w:line="276" w:lineRule="auto"/>
+            </w:pPr>
+            <w:hyperlink r:id="rId12">
               <w:r>
                 <w:rPr>
                   <w:rStyle w:val="Hyperlink"/>
@@ -1797,9 +2634,12 @@
         </w:tc>
         <w:tc>
           <w:tcPr>
-            <w:tcW w:w="2338" w:type="dxa"/>
+            <w:tcW w:w="2297" w:type="dxa"/>
           </w:tcPr>
           <w:p>
+            <w:pPr>
+              <w:spacing w:line="276" w:lineRule="auto"/>
+            </w:pPr>
             <w:r>
               <w:t>2</w:t>
             </w:r>
@@ -1807,9 +2647,12 @@
         </w:tc>
         <w:tc>
           <w:tcPr>
-            <w:tcW w:w="2338" w:type="dxa"/>
+            <w:tcW w:w="2314" w:type="dxa"/>
           </w:tcPr>
           <w:p>
+            <w:pPr>
+              <w:spacing w:line="276" w:lineRule="auto"/>
+            </w:pPr>
             <w:r>
               <w:t>140</w:t>
             </w:r>
@@ -1819,11 +2662,12 @@
       <w:tr>
         <w:tc>
           <w:tcPr>
-            <w:tcW w:w="1074" w:type="dxa"/>
+            <w:tcW w:w="1365" w:type="dxa"/>
             <w:vMerge w:val="restart"/>
           </w:tcPr>
           <w:p>
             <w:pPr>
+              <w:spacing w:line="276" w:lineRule="auto"/>
               <w:rPr>
                 <w:b/>
                 <w:bCs/>
@@ -1840,10 +2684,13 @@
         </w:tc>
         <w:tc>
           <w:tcPr>
-            <w:tcW w:w="3600" w:type="dxa"/>
+            <w:tcW w:w="3374" w:type="dxa"/>
           </w:tcPr>
           <w:p>
-            <w:hyperlink r:id="rId10" w:history="1">
+            <w:pPr>
+              <w:spacing w:line="276" w:lineRule="auto"/>
+            </w:pPr>
+            <w:hyperlink r:id="rId13">
               <w:r>
                 <w:rPr>
                   <w:rStyle w:val="Hyperlink"/>
@@ -1855,9 +2702,12 @@
         </w:tc>
         <w:tc>
           <w:tcPr>
-            <w:tcW w:w="2338" w:type="dxa"/>
+            <w:tcW w:w="2297" w:type="dxa"/>
           </w:tcPr>
           <w:p>
+            <w:pPr>
+              <w:spacing w:line="276" w:lineRule="auto"/>
+            </w:pPr>
             <w:r>
               <w:t>2</w:t>
             </w:r>
@@ -1865,9 +2715,12 @@
         </w:tc>
         <w:tc>
           <w:tcPr>
-            <w:tcW w:w="2338" w:type="dxa"/>
+            <w:tcW w:w="2314" w:type="dxa"/>
           </w:tcPr>
           <w:p>
+            <w:pPr>
+              <w:spacing w:line="276" w:lineRule="auto"/>
+            </w:pPr>
             <w:r>
               <w:t>28</w:t>
             </w:r>
@@ -1877,7 +2730,7 @@
       <w:tr>
         <w:tc>
           <w:tcPr>
-            <w:tcW w:w="1074" w:type="dxa"/>
+            <w:tcW w:w="1365" w:type="dxa"/>
             <w:vMerge/>
           </w:tcPr>
           <w:p>
@@ -1891,10 +2744,13 @@
         </w:tc>
         <w:tc>
           <w:tcPr>
-            <w:tcW w:w="3600" w:type="dxa"/>
+            <w:tcW w:w="3374" w:type="dxa"/>
           </w:tcPr>
           <w:p>
-            <w:hyperlink r:id="rId11" w:history="1">
+            <w:pPr>
+              <w:spacing w:line="276" w:lineRule="auto"/>
+            </w:pPr>
+            <w:hyperlink r:id="rId14">
               <w:r>
                 <w:rPr>
                   <w:rStyle w:val="Hyperlink"/>
@@ -1906,9 +2762,12 @@
         </w:tc>
         <w:tc>
           <w:tcPr>
-            <w:tcW w:w="2338" w:type="dxa"/>
+            <w:tcW w:w="2297" w:type="dxa"/>
           </w:tcPr>
           <w:p>
+            <w:pPr>
+              <w:spacing w:line="276" w:lineRule="auto"/>
+            </w:pPr>
             <w:r>
               <w:t>1</w:t>
             </w:r>
@@ -1916,9 +2775,12 @@
         </w:tc>
         <w:tc>
           <w:tcPr>
-            <w:tcW w:w="2338" w:type="dxa"/>
+            <w:tcW w:w="2314" w:type="dxa"/>
           </w:tcPr>
           <w:p>
+            <w:pPr>
+              <w:spacing w:line="276" w:lineRule="auto"/>
+            </w:pPr>
             <w:r>
               <w:t>229.93</w:t>
             </w:r>
@@ -1928,7 +2790,7 @@
       <w:tr>
         <w:tc>
           <w:tcPr>
-            <w:tcW w:w="1074" w:type="dxa"/>
+            <w:tcW w:w="1365" w:type="dxa"/>
             <w:vMerge/>
           </w:tcPr>
           <w:p>
@@ -1942,10 +2804,13 @@
         </w:tc>
         <w:tc>
           <w:tcPr>
-            <w:tcW w:w="3600" w:type="dxa"/>
+            <w:tcW w:w="3374" w:type="dxa"/>
           </w:tcPr>
           <w:p>
-            <w:hyperlink r:id="rId12" w:history="1">
+            <w:pPr>
+              <w:spacing w:line="276" w:lineRule="auto"/>
+            </w:pPr>
+            <w:hyperlink r:id="rId15">
               <w:r>
                 <w:rPr>
                   <w:rStyle w:val="Hyperlink"/>
@@ -1957,9 +2822,12 @@
         </w:tc>
         <w:tc>
           <w:tcPr>
-            <w:tcW w:w="2338" w:type="dxa"/>
+            <w:tcW w:w="2297" w:type="dxa"/>
           </w:tcPr>
           <w:p>
+            <w:pPr>
+              <w:spacing w:line="276" w:lineRule="auto"/>
+            </w:pPr>
             <w:r>
               <w:t>1</w:t>
             </w:r>
@@ -1967,9 +2835,12 @@
         </w:tc>
         <w:tc>
           <w:tcPr>
-            <w:tcW w:w="2338" w:type="dxa"/>
+            <w:tcW w:w="2314" w:type="dxa"/>
           </w:tcPr>
           <w:p>
+            <w:pPr>
+              <w:spacing w:line="276" w:lineRule="auto"/>
+            </w:pPr>
             <w:r>
               <w:t>35</w:t>
             </w:r>
@@ -1979,7 +2850,7 @@
       <w:tr>
         <w:tc>
           <w:tcPr>
-            <w:tcW w:w="1074" w:type="dxa"/>
+            <w:tcW w:w="1365" w:type="dxa"/>
             <w:vMerge/>
           </w:tcPr>
           <w:p>
@@ -1993,9 +2864,12 @@
         </w:tc>
         <w:tc>
           <w:tcPr>
-            <w:tcW w:w="3600" w:type="dxa"/>
+            <w:tcW w:w="3374" w:type="dxa"/>
           </w:tcPr>
           <w:p>
+            <w:pPr>
+              <w:spacing w:line="276" w:lineRule="auto"/>
+            </w:pPr>
             <w:r>
               <w:t>Water Sealant</w:t>
             </w:r>
@@ -2003,9 +2877,12 @@
         </w:tc>
         <w:tc>
           <w:tcPr>
-            <w:tcW w:w="2338" w:type="dxa"/>
+            <w:tcW w:w="2297" w:type="dxa"/>
           </w:tcPr>
           <w:p>
+            <w:pPr>
+              <w:spacing w:line="276" w:lineRule="auto"/>
+            </w:pPr>
             <w:r>
               <w:t>1</w:t>
             </w:r>
@@ -2013,9 +2890,12 @@
         </w:tc>
         <w:tc>
           <w:tcPr>
-            <w:tcW w:w="2338" w:type="dxa"/>
+            <w:tcW w:w="2314" w:type="dxa"/>
           </w:tcPr>
           <w:p>
+            <w:pPr>
+              <w:spacing w:line="276" w:lineRule="auto"/>
+            </w:pPr>
             <w:r>
               <w:t>Approximately 20</w:t>
             </w:r>
@@ -2025,7 +2905,7 @@
       <w:tr>
         <w:tc>
           <w:tcPr>
-            <w:tcW w:w="1074" w:type="dxa"/>
+            <w:tcW w:w="1365" w:type="dxa"/>
             <w:vMerge/>
           </w:tcPr>
           <w:p>
@@ -2039,9 +2919,12 @@
         </w:tc>
         <w:tc>
           <w:tcPr>
-            <w:tcW w:w="3600" w:type="dxa"/>
+            <w:tcW w:w="3374" w:type="dxa"/>
           </w:tcPr>
           <w:p>
+            <w:pPr>
+              <w:spacing w:line="276" w:lineRule="auto"/>
+            </w:pPr>
             <w:r>
               <w:t>Waterproof Box</w:t>
             </w:r>
@@ -2049,9 +2932,12 @@
         </w:tc>
         <w:tc>
           <w:tcPr>
-            <w:tcW w:w="2338" w:type="dxa"/>
+            <w:tcW w:w="2297" w:type="dxa"/>
           </w:tcPr>
           <w:p>
+            <w:pPr>
+              <w:spacing w:line="276" w:lineRule="auto"/>
+            </w:pPr>
             <w:r>
               <w:t>1</w:t>
             </w:r>
@@ -2059,17 +2945,14 @@
         </w:tc>
         <w:tc>
           <w:tcPr>
-            <w:tcW w:w="2338" w:type="dxa"/>
+            <w:tcW w:w="2314" w:type="dxa"/>
           </w:tcPr>
           <w:p>
+            <w:pPr>
+              <w:spacing w:line="276" w:lineRule="auto"/>
+            </w:pPr>
             <w:r>
-              <w:t xml:space="preserve">Approximately </w:t>
-            </w:r>
-            <w:r>
-              <w:t>8</w:t>
-            </w:r>
-            <w:r>
-              <w:t>0</w:t>
+              <w:t>Approximately 80</w:t>
             </w:r>
           </w:p>
         </w:tc>
@@ -2077,7 +2960,7 @@
       <w:tr>
         <w:tc>
           <w:tcPr>
-            <w:tcW w:w="1074" w:type="dxa"/>
+            <w:tcW w:w="1365" w:type="dxa"/>
             <w:vMerge/>
           </w:tcPr>
           <w:p>
@@ -2091,9 +2974,12 @@
         </w:tc>
         <w:tc>
           <w:tcPr>
-            <w:tcW w:w="3600" w:type="dxa"/>
+            <w:tcW w:w="3374" w:type="dxa"/>
           </w:tcPr>
           <w:p>
+            <w:pPr>
+              <w:spacing w:line="276" w:lineRule="auto"/>
+            </w:pPr>
             <w:r>
               <w:t>Mounts</w:t>
             </w:r>
@@ -2101,9 +2987,12 @@
         </w:tc>
         <w:tc>
           <w:tcPr>
-            <w:tcW w:w="2338" w:type="dxa"/>
+            <w:tcW w:w="2297" w:type="dxa"/>
           </w:tcPr>
           <w:p>
+            <w:pPr>
+              <w:spacing w:line="276" w:lineRule="auto"/>
+            </w:pPr>
             <w:r>
               <w:t>-</w:t>
             </w:r>
@@ -2111,9 +3000,12 @@
         </w:tc>
         <w:tc>
           <w:tcPr>
-            <w:tcW w:w="2338" w:type="dxa"/>
+            <w:tcW w:w="2314" w:type="dxa"/>
           </w:tcPr>
           <w:p>
+            <w:pPr>
+              <w:spacing w:line="276" w:lineRule="auto"/>
+            </w:pPr>
             <w:r>
               <w:t>-</w:t>
             </w:r>
@@ -2123,7 +3015,7 @@
       <w:tr>
         <w:tc>
           <w:tcPr>
-            <w:tcW w:w="1074" w:type="dxa"/>
+            <w:tcW w:w="1365" w:type="dxa"/>
             <w:vMerge/>
           </w:tcPr>
           <w:p>
@@ -2137,9 +3029,12 @@
         </w:tc>
         <w:tc>
           <w:tcPr>
-            <w:tcW w:w="3600" w:type="dxa"/>
+            <w:tcW w:w="3374" w:type="dxa"/>
           </w:tcPr>
           <w:p>
+            <w:pPr>
+              <w:spacing w:line="276" w:lineRule="auto"/>
+            </w:pPr>
             <w:r>
               <w:t>Screws</w:t>
             </w:r>
@@ -2147,9 +3042,12 @@
         </w:tc>
         <w:tc>
           <w:tcPr>
-            <w:tcW w:w="2338" w:type="dxa"/>
+            <w:tcW w:w="2297" w:type="dxa"/>
           </w:tcPr>
           <w:p>
+            <w:pPr>
+              <w:spacing w:line="276" w:lineRule="auto"/>
+            </w:pPr>
             <w:r>
               <w:t>8</w:t>
             </w:r>
@@ -2157,9 +3055,12 @@
         </w:tc>
         <w:tc>
           <w:tcPr>
-            <w:tcW w:w="2338" w:type="dxa"/>
+            <w:tcW w:w="2314" w:type="dxa"/>
           </w:tcPr>
           <w:p>
+            <w:pPr>
+              <w:spacing w:line="276" w:lineRule="auto"/>
+            </w:pPr>
             <w:r>
               <w:t>-</w:t>
             </w:r>
@@ -2169,11 +3070,12 @@
       <w:tr>
         <w:tc>
           <w:tcPr>
-            <w:tcW w:w="1074" w:type="dxa"/>
+            <w:tcW w:w="1365" w:type="dxa"/>
             <w:vMerge w:val="restart"/>
           </w:tcPr>
           <w:p>
             <w:pPr>
+              <w:spacing w:line="276" w:lineRule="auto"/>
               <w:rPr>
                 <w:b/>
                 <w:bCs/>
@@ -2190,36 +3092,30 @@
         </w:tc>
         <w:tc>
           <w:tcPr>
-            <w:tcW w:w="3600" w:type="dxa"/>
+            <w:tcW w:w="3374" w:type="dxa"/>
           </w:tcPr>
           <w:p>
-            <w:hyperlink r:id="rId13" w:history="1">
+            <w:pPr>
+              <w:spacing w:line="276" w:lineRule="auto"/>
+            </w:pPr>
+            <w:hyperlink r:id="rId16">
               <w:r>
                 <w:rPr>
                   <w:rStyle w:val="Hyperlink"/>
                 </w:rPr>
-                <w:t>Raspberry Pi</w:t>
-              </w:r>
-              <w:r>
-                <w:rPr>
-                  <w:rStyle w:val="Hyperlink"/>
-                </w:rPr>
-                <w:t xml:space="preserve"> </w:t>
-              </w:r>
-              <w:r>
-                <w:rPr>
-                  <w:rStyle w:val="Hyperlink"/>
-                </w:rPr>
-                <w:t>4B</w:t>
+                <w:t>Raspberry Pi 4B</w:t>
               </w:r>
             </w:hyperlink>
           </w:p>
         </w:tc>
         <w:tc>
           <w:tcPr>
-            <w:tcW w:w="2338" w:type="dxa"/>
+            <w:tcW w:w="2297" w:type="dxa"/>
           </w:tcPr>
           <w:p>
+            <w:pPr>
+              <w:spacing w:line="276" w:lineRule="auto"/>
+            </w:pPr>
             <w:r>
               <w:t>1</w:t>
             </w:r>
@@ -2227,9 +3123,12 @@
         </w:tc>
         <w:tc>
           <w:tcPr>
-            <w:tcW w:w="2338" w:type="dxa"/>
+            <w:tcW w:w="2314" w:type="dxa"/>
           </w:tcPr>
           <w:p>
+            <w:pPr>
+              <w:spacing w:line="276" w:lineRule="auto"/>
+            </w:pPr>
             <w:r>
               <w:t>26.08</w:t>
             </w:r>
@@ -2239,17 +3138,20 @@
       <w:tr>
         <w:tc>
           <w:tcPr>
-            <w:tcW w:w="1074" w:type="dxa"/>
+            <w:tcW w:w="1365" w:type="dxa"/>
             <w:vMerge/>
           </w:tcPr>
           <w:p/>
         </w:tc>
         <w:tc>
           <w:tcPr>
-            <w:tcW w:w="3600" w:type="dxa"/>
+            <w:tcW w:w="3374" w:type="dxa"/>
           </w:tcPr>
           <w:p>
-            <w:hyperlink r:id="rId14" w:history="1">
+            <w:pPr>
+              <w:spacing w:line="276" w:lineRule="auto"/>
+            </w:pPr>
+            <w:hyperlink r:id="rId17">
               <w:r>
                 <w:rPr>
                   <w:rStyle w:val="Hyperlink"/>
@@ -2261,9 +3163,12 @@
         </w:tc>
         <w:tc>
           <w:tcPr>
-            <w:tcW w:w="2338" w:type="dxa"/>
+            <w:tcW w:w="2297" w:type="dxa"/>
           </w:tcPr>
           <w:p>
+            <w:pPr>
+              <w:spacing w:line="276" w:lineRule="auto"/>
+            </w:pPr>
             <w:r>
               <w:t>1</w:t>
             </w:r>
@@ -2271,9 +3176,12 @@
         </w:tc>
         <w:tc>
           <w:tcPr>
-            <w:tcW w:w="2338" w:type="dxa"/>
+            <w:tcW w:w="2314" w:type="dxa"/>
           </w:tcPr>
           <w:p>
+            <w:pPr>
+              <w:spacing w:line="276" w:lineRule="auto"/>
+            </w:pPr>
             <w:r>
               <w:t>17.38</w:t>
             </w:r>
@@ -2283,17 +3191,23 @@
       <w:tr>
         <w:tc>
           <w:tcPr>
-            <w:tcW w:w="1074" w:type="dxa"/>
+            <w:tcW w:w="1365" w:type="dxa"/>
             <w:vMerge/>
           </w:tcPr>
           <w:p/>
         </w:tc>
         <w:tc>
           <w:tcPr>
-            <w:tcW w:w="3600" w:type="dxa"/>
+            <w:tcW w:w="3374" w:type="dxa"/>
+            <w:tcBorders>
+              <w:bottom w:val="single" w:sz="4" w:space="0" w:color="auto"/>
+            </w:tcBorders>
           </w:tcPr>
           <w:p>
-            <w:hyperlink r:id="rId15" w:history="1">
+            <w:pPr>
+              <w:spacing w:line="276" w:lineRule="auto"/>
+            </w:pPr>
+            <w:hyperlink r:id="rId18">
               <w:r>
                 <w:rPr>
                   <w:rStyle w:val="Hyperlink"/>
@@ -2305,9 +3219,12 @@
         </w:tc>
         <w:tc>
           <w:tcPr>
-            <w:tcW w:w="2338" w:type="dxa"/>
+            <w:tcW w:w="2297" w:type="dxa"/>
           </w:tcPr>
           <w:p>
+            <w:pPr>
+              <w:spacing w:line="276" w:lineRule="auto"/>
+            </w:pPr>
             <w:r>
               <w:t>1</w:t>
             </w:r>
@@ -2315,9 +3232,12 @@
         </w:tc>
         <w:tc>
           <w:tcPr>
-            <w:tcW w:w="2338" w:type="dxa"/>
+            <w:tcW w:w="2314" w:type="dxa"/>
           </w:tcPr>
           <w:p>
+            <w:pPr>
+              <w:spacing w:line="276" w:lineRule="auto"/>
+            </w:pPr>
             <w:r>
               <w:t>75.41</w:t>
             </w:r>
@@ -2327,24 +3247,46 @@
       <w:tr>
         <w:tc>
           <w:tcPr>
-            <w:tcW w:w="1074" w:type="dxa"/>
-            <w:shd w:val="clear" w:color="auto" w:fill="000000" w:themeFill="text1"/>
+            <w:tcW w:w="1365" w:type="dxa"/>
+            <w:tcBorders>
+              <w:top w:val="single" w:sz="4" w:space="0" w:color="auto"/>
+              <w:left w:val="nil"/>
+              <w:bottom w:val="nil"/>
+              <w:right w:val="nil"/>
+            </w:tcBorders>
           </w:tcPr>
-          <w:p/>
+          <w:p>
+            <w:pPr>
+              <w:spacing w:line="276" w:lineRule="auto"/>
+            </w:pPr>
+          </w:p>
         </w:tc>
         <w:tc>
           <w:tcPr>
-            <w:tcW w:w="3600" w:type="dxa"/>
-            <w:shd w:val="clear" w:color="auto" w:fill="000000" w:themeFill="text1"/>
+            <w:tcW w:w="3374" w:type="dxa"/>
+            <w:tcBorders>
+              <w:top w:val="single" w:sz="4" w:space="0" w:color="auto"/>
+              <w:left w:val="nil"/>
+              <w:bottom w:val="nil"/>
+              <w:right w:val="single" w:sz="4" w:space="0" w:color="auto"/>
+            </w:tcBorders>
           </w:tcPr>
-          <w:p/>
+          <w:p>
+            <w:pPr>
+              <w:spacing w:line="276" w:lineRule="auto"/>
+            </w:pPr>
+          </w:p>
         </w:tc>
         <w:tc>
           <w:tcPr>
-            <w:tcW w:w="2338" w:type="dxa"/>
+            <w:tcW w:w="2297" w:type="dxa"/>
+            <w:tcBorders>
+              <w:left w:val="single" w:sz="4" w:space="0" w:color="auto"/>
+            </w:tcBorders>
           </w:tcPr>
           <w:p>
             <w:pPr>
+              <w:spacing w:line="276" w:lineRule="auto"/>
               <w:rPr>
                 <w:b/>
                 <w:bCs/>
@@ -2361,10 +3303,11 @@
         </w:tc>
         <w:tc>
           <w:tcPr>
-            <w:tcW w:w="2338" w:type="dxa"/>
+            <w:tcW w:w="2314" w:type="dxa"/>
           </w:tcPr>
           <w:p>
             <w:pPr>
+              <w:spacing w:line="276" w:lineRule="auto"/>
               <w:rPr>
                 <w:b/>
                 <w:bCs/>
@@ -2375,7 +3318,14 @@
                 <w:b/>
                 <w:bCs/>
               </w:rPr>
-              <w:t>2207.80</w:t>
+              <w:t>22</w:t>
+            </w:r>
+            <w:r>
+              <w:rPr>
+                <w:b/>
+                <w:bCs/>
+              </w:rPr>
+              <w:t>15.79</w:t>
             </w:r>
           </w:p>
         </w:tc>
@@ -2383,53 +3333,1734 @@
     </w:tbl>
     <w:p>
       <w:pPr>
+        <w:pStyle w:val="Heading1"/>
+        <w:spacing w:line="276" w:lineRule="auto"/>
+        <w:jc w:val="left"/>
+      </w:pPr>
+      <w:bookmarkStart w:id="1" w:name="_Toc211867186"/>
+      <w:r>
+        <w:t>Setup</w:t>
+      </w:r>
+      <w:bookmarkEnd w:id="1"/>
+    </w:p>
+    <w:p>
+      <w:r>
+        <w:t>All necessary code can be found within the zip file in their respectively named folders.</w:t>
+      </w:r>
+    </w:p>
+    <w:p>
+      <w:pPr>
         <w:pStyle w:val="Heading2"/>
-      </w:pPr>
-      <w:bookmarkStart w:id="2" w:name="_Toc211858155"/>
-      <w:r>
-        <w:t>Lab Testing</w:t>
+        <w:spacing w:line="276" w:lineRule="auto"/>
+      </w:pPr>
+      <w:bookmarkStart w:id="2" w:name="_Toc211867187"/>
+      <w:r>
+        <w:t>Flight Controller</w:t>
+      </w:r>
+      <w:r>
+        <w:t xml:space="preserve"> (FC)</w:t>
       </w:r>
       <w:bookmarkEnd w:id="2"/>
     </w:p>
     <w:p>
       <w:pPr>
+        <w:pStyle w:val="ListParagraph"/>
+        <w:numPr>
+          <w:ilvl w:val="0"/>
+          <w:numId w:val="8"/>
+        </w:numPr>
+        <w:spacing w:line="276" w:lineRule="auto"/>
+      </w:pPr>
+      <w:r>
+        <w:t xml:space="preserve">Install </w:t>
+      </w:r>
+      <w:hyperlink r:id="rId19">
+        <w:r>
+          <w:rPr>
+            <w:rStyle w:val="Hyperlink"/>
+          </w:rPr>
+          <w:t>Mission Planner</w:t>
+        </w:r>
+      </w:hyperlink>
+    </w:p>
+    <w:p>
+      <w:pPr>
+        <w:pStyle w:val="ListParagraph"/>
+        <w:numPr>
+          <w:ilvl w:val="0"/>
+          <w:numId w:val="8"/>
+        </w:numPr>
+        <w:spacing w:line="276" w:lineRule="auto"/>
+      </w:pPr>
+      <w:r>
+        <w:t>Connect FC via USB.</w:t>
+      </w:r>
+    </w:p>
+    <w:p>
+      <w:pPr>
+        <w:pStyle w:val="ListParagraph"/>
+        <w:numPr>
+          <w:ilvl w:val="0"/>
+          <w:numId w:val="8"/>
+        </w:numPr>
+        <w:spacing w:line="276" w:lineRule="auto"/>
+      </w:pPr>
+      <w:r>
+        <w:t>Flash Rover</w:t>
+      </w:r>
+    </w:p>
+    <w:p>
+      <w:pPr>
+        <w:pStyle w:val="ListParagraph"/>
+        <w:numPr>
+          <w:ilvl w:val="1"/>
+          <w:numId w:val="8"/>
+        </w:numPr>
+        <w:spacing w:line="276" w:lineRule="auto"/>
+      </w:pPr>
+      <w:r>
+        <w:t>Setup → Install Firmware → Rover (OFFICIAL)</w:t>
+      </w:r>
+    </w:p>
+    <w:p>
+      <w:pPr>
+        <w:pStyle w:val="ListParagraph"/>
+        <w:numPr>
+          <w:ilvl w:val="0"/>
+          <w:numId w:val="8"/>
+        </w:numPr>
+        <w:spacing w:line="276" w:lineRule="auto"/>
+      </w:pPr>
+      <w:r>
+        <w:t>Connect</w:t>
+      </w:r>
+    </w:p>
+    <w:p>
+      <w:pPr>
+        <w:pStyle w:val="ListParagraph"/>
+        <w:numPr>
+          <w:ilvl w:val="1"/>
+          <w:numId w:val="8"/>
+        </w:numPr>
+        <w:spacing w:line="276" w:lineRule="auto"/>
+      </w:pPr>
+      <w:r>
+        <w:t xml:space="preserve">Port: </w:t>
+      </w:r>
+      <w:proofErr w:type="spellStart"/>
+      <w:r>
+        <w:t>COMx</w:t>
+      </w:r>
+      <w:proofErr w:type="spellEnd"/>
+      <w:r>
+        <w:t xml:space="preserve"> (check Device Manager)</w:t>
+      </w:r>
+    </w:p>
+    <w:p>
+      <w:pPr>
+        <w:pStyle w:val="ListParagraph"/>
+        <w:numPr>
+          <w:ilvl w:val="1"/>
+          <w:numId w:val="8"/>
+        </w:numPr>
+        <w:spacing w:line="276" w:lineRule="auto"/>
+      </w:pPr>
+      <w:r>
+        <w:t>Baud: 115200 → Connect</w:t>
+      </w:r>
+    </w:p>
+    <w:p>
+      <w:pPr>
+        <w:pStyle w:val="ListParagraph"/>
+        <w:numPr>
+          <w:ilvl w:val="0"/>
+          <w:numId w:val="8"/>
+        </w:numPr>
+        <w:spacing w:line="276" w:lineRule="auto"/>
+      </w:pPr>
+      <w:r>
+        <w:t>Load Parameters</w:t>
+      </w:r>
+    </w:p>
+    <w:p>
+      <w:pPr>
+        <w:pStyle w:val="ListParagraph"/>
+        <w:numPr>
+          <w:ilvl w:val="1"/>
+          <w:numId w:val="8"/>
+        </w:numPr>
+        <w:spacing w:line="276" w:lineRule="auto"/>
+      </w:pPr>
+      <w:r>
+        <w:t xml:space="preserve">Config → Full Parameter List → Load from file → </w:t>
+      </w:r>
+      <w:proofErr w:type="spellStart"/>
+      <w:proofErr w:type="gramStart"/>
+      <w:r>
+        <w:t>param.param</w:t>
+      </w:r>
+      <w:proofErr w:type="spellEnd"/>
+      <w:proofErr w:type="gramEnd"/>
+      <w:r>
+        <w:t xml:space="preserve"> → Write Params</w:t>
+      </w:r>
+    </w:p>
+    <w:p>
+      <w:pPr>
+        <w:pStyle w:val="ListParagraph"/>
+        <w:numPr>
+          <w:ilvl w:val="0"/>
+          <w:numId w:val="8"/>
+        </w:numPr>
+        <w:spacing w:line="276" w:lineRule="auto"/>
+      </w:pPr>
+      <w:r>
+        <w:t>Wire Peripherals</w:t>
+      </w:r>
+    </w:p>
+    <w:p>
+      <w:pPr>
+        <w:pStyle w:val="ListParagraph"/>
+        <w:numPr>
+          <w:ilvl w:val="1"/>
+          <w:numId w:val="8"/>
+        </w:numPr>
+        <w:spacing w:line="276" w:lineRule="auto"/>
+      </w:pPr>
+      <w:r>
+        <w:t>PM07 Power1 → FC POWER1</w:t>
+      </w:r>
+    </w:p>
+    <w:p>
+      <w:pPr>
+        <w:pStyle w:val="ListParagraph"/>
+        <w:numPr>
+          <w:ilvl w:val="1"/>
+          <w:numId w:val="8"/>
+        </w:numPr>
+        <w:spacing w:line="276" w:lineRule="auto"/>
+      </w:pPr>
+      <w:r>
+        <w:t>PM07 MAIN PWM OUT → FC I/O PWM OUT [MAIN]</w:t>
+      </w:r>
+    </w:p>
+    <w:p>
+      <w:pPr>
+        <w:pStyle w:val="ListParagraph"/>
+        <w:numPr>
+          <w:ilvl w:val="1"/>
+          <w:numId w:val="8"/>
+        </w:numPr>
+        <w:spacing w:line="276" w:lineRule="auto"/>
+      </w:pPr>
+      <w:r>
+        <w:t>GPS → FC GPS1</w:t>
+      </w:r>
+    </w:p>
+    <w:p>
+      <w:pPr>
+        <w:pStyle w:val="ListParagraph"/>
+        <w:numPr>
+          <w:ilvl w:val="1"/>
+          <w:numId w:val="8"/>
+        </w:numPr>
+        <w:spacing w:line="276" w:lineRule="auto"/>
+      </w:pPr>
+      <w:r>
+        <w:t>RC → FC PPM/SBUS RC</w:t>
+      </w:r>
+    </w:p>
+    <w:p>
+      <w:pPr>
+        <w:pStyle w:val="ListParagraph"/>
+        <w:numPr>
+          <w:ilvl w:val="1"/>
+          <w:numId w:val="8"/>
+        </w:numPr>
+        <w:spacing w:line="276" w:lineRule="auto"/>
+      </w:pPr>
+      <w:r>
+        <w:t xml:space="preserve">Pi </w:t>
+      </w:r>
+      <w:r>
+        <w:t>→</w:t>
+      </w:r>
+      <w:r>
+        <w:t xml:space="preserve"> FC USB</w:t>
+      </w:r>
+    </w:p>
+    <w:p>
+      <w:pPr>
+        <w:pStyle w:val="ListParagraph"/>
+        <w:numPr>
+          <w:ilvl w:val="0"/>
+          <w:numId w:val="8"/>
+        </w:numPr>
+        <w:spacing w:line="276" w:lineRule="auto"/>
+      </w:pPr>
+      <w:r>
+        <w:t>Calibrate</w:t>
+      </w:r>
+    </w:p>
+    <w:p>
+      <w:pPr>
+        <w:pStyle w:val="ListParagraph"/>
+        <w:numPr>
+          <w:ilvl w:val="1"/>
+          <w:numId w:val="8"/>
+        </w:numPr>
+        <w:spacing w:line="276" w:lineRule="auto"/>
+      </w:pPr>
+      <w:r>
+        <w:lastRenderedPageBreak/>
+        <w:t>Mandatory Hardware → Accelerometer (all orientations)</w:t>
+      </w:r>
+    </w:p>
+    <w:p>
+      <w:pPr>
+        <w:pStyle w:val="ListParagraph"/>
+        <w:numPr>
+          <w:ilvl w:val="1"/>
+          <w:numId w:val="8"/>
+        </w:numPr>
+        <w:spacing w:line="276" w:lineRule="auto"/>
+      </w:pPr>
+      <w:r>
+        <w:t>Compass (away from interference; “Relaxed” only if needed)</w:t>
+      </w:r>
+    </w:p>
+    <w:p>
+      <w:pPr>
+        <w:pStyle w:val="ListParagraph"/>
+        <w:numPr>
+          <w:ilvl w:val="1"/>
+          <w:numId w:val="8"/>
+        </w:numPr>
+        <w:spacing w:line="276" w:lineRule="auto"/>
+      </w:pPr>
+      <w:r>
+        <w:t>Radio Calibration (all channels)</w:t>
+      </w:r>
+    </w:p>
+    <w:p>
+      <w:pPr>
+        <w:spacing w:line="276" w:lineRule="auto"/>
+      </w:pPr>
+    </w:p>
+    <w:p>
+      <w:pPr>
+        <w:pStyle w:val="Heading2"/>
+        <w:spacing w:line="276" w:lineRule="auto"/>
+      </w:pPr>
+      <w:bookmarkStart w:id="3" w:name="_Toc211867188"/>
+      <w:r>
+        <w:t>GUI</w:t>
+      </w:r>
+      <w:r>
+        <w:t xml:space="preserve"> and Communication</w:t>
+      </w:r>
+      <w:bookmarkEnd w:id="3"/>
+    </w:p>
+    <w:p>
+      <w:hyperlink r:id="rId20" w:history="1">
+        <w:r>
+          <w:rPr>
+            <w:rStyle w:val="Hyperlink"/>
+          </w:rPr>
+          <w:t>Tailscale</w:t>
+        </w:r>
+      </w:hyperlink>
+    </w:p>
+    <w:p>
+      <w:pPr>
+        <w:pStyle w:val="ListParagraph"/>
+        <w:numPr>
+          <w:ilvl w:val="0"/>
+          <w:numId w:val="11"/>
+        </w:numPr>
+      </w:pPr>
+      <w:r>
+        <w:t>Sign Up</w:t>
+      </w:r>
+    </w:p>
+    <w:p>
+      <w:pPr>
+        <w:pStyle w:val="ListParagraph"/>
+        <w:numPr>
+          <w:ilvl w:val="0"/>
+          <w:numId w:val="11"/>
+        </w:numPr>
+      </w:pPr>
+      <w:r>
+        <w:t xml:space="preserve">Register </w:t>
+      </w:r>
+      <w:r>
+        <w:t>Laptop and Pi</w:t>
+      </w:r>
+      <w:r>
+        <w:t xml:space="preserve"> to preset IP addresses</w:t>
+      </w:r>
+    </w:p>
+    <w:p>
+      <w:hyperlink r:id="rId21" w:history="1">
+        <w:proofErr w:type="spellStart"/>
+        <w:r>
+          <w:rPr>
+            <w:rStyle w:val="Hyperlink"/>
+          </w:rPr>
+          <w:t>HiveMQ</w:t>
+        </w:r>
+        <w:proofErr w:type="spellEnd"/>
+      </w:hyperlink>
+    </w:p>
+    <w:p>
+      <w:pPr>
+        <w:pStyle w:val="ListParagraph"/>
+        <w:numPr>
+          <w:ilvl w:val="0"/>
+          <w:numId w:val="9"/>
+        </w:numPr>
+      </w:pPr>
+      <w:r>
+        <w:t>Sign Up</w:t>
+      </w:r>
+    </w:p>
+    <w:p>
+      <w:pPr>
+        <w:pStyle w:val="ListParagraph"/>
+        <w:numPr>
+          <w:ilvl w:val="0"/>
+          <w:numId w:val="9"/>
+        </w:numPr>
+      </w:pPr>
+      <w:r>
+        <w:t>Create Cluster</w:t>
+      </w:r>
+    </w:p>
+    <w:p>
+      <w:pPr>
+        <w:pStyle w:val="ListParagraph"/>
+        <w:numPr>
+          <w:ilvl w:val="0"/>
+          <w:numId w:val="9"/>
+        </w:numPr>
+      </w:pPr>
+      <w:r>
+        <w:t xml:space="preserve">Save credentials and MQTT </w:t>
+      </w:r>
+      <w:proofErr w:type="spellStart"/>
+      <w:r>
+        <w:t>url</w:t>
+      </w:r>
+      <w:proofErr w:type="spellEnd"/>
+    </w:p>
+    <w:p>
+      <w:r>
+        <w:t>Fix</w:t>
+      </w:r>
+    </w:p>
+    <w:p>
+      <w:pPr>
+        <w:pStyle w:val="ListParagraph"/>
+        <w:numPr>
+          <w:ilvl w:val="0"/>
+          <w:numId w:val="13"/>
+        </w:numPr>
+      </w:pPr>
+      <w:r>
+        <w:t xml:space="preserve">Edit gui.py </w:t>
+      </w:r>
+      <w:r>
+        <w:t xml:space="preserve">to update </w:t>
+      </w:r>
+      <w:proofErr w:type="spellStart"/>
+      <w:r>
+        <w:t>mqtt</w:t>
+      </w:r>
+      <w:proofErr w:type="spellEnd"/>
+      <w:r>
+        <w:t xml:space="preserve"> credentials</w:t>
+      </w:r>
+      <w:r>
+        <w:t xml:space="preserve"> and </w:t>
+      </w:r>
+      <w:proofErr w:type="spellStart"/>
+      <w:r>
+        <w:t>ips</w:t>
+      </w:r>
+      <w:proofErr w:type="spellEnd"/>
+    </w:p>
+    <w:p>
+      <w:pPr>
+        <w:pStyle w:val="ListParagraph"/>
+        <w:numPr>
+          <w:ilvl w:val="0"/>
+          <w:numId w:val="13"/>
+        </w:numPr>
+      </w:pPr>
+      <w:r>
+        <w:t xml:space="preserve">Edit </w:t>
+      </w:r>
+      <w:proofErr w:type="spellStart"/>
+      <w:r>
+        <w:t>main.ino</w:t>
+      </w:r>
+      <w:proofErr w:type="spellEnd"/>
+      <w:r>
+        <w:t xml:space="preserve"> </w:t>
+      </w:r>
+      <w:r>
+        <w:t xml:space="preserve">to update </w:t>
+      </w:r>
+      <w:proofErr w:type="spellStart"/>
+      <w:r>
+        <w:t>mqtt</w:t>
+      </w:r>
+      <w:proofErr w:type="spellEnd"/>
+      <w:r>
+        <w:t xml:space="preserve"> credentials</w:t>
+      </w:r>
+      <w:r>
+        <w:t xml:space="preserve"> and wi-fi</w:t>
+      </w:r>
+    </w:p>
+    <w:p>
+      <w:pPr>
+        <w:pStyle w:val="ListParagraph"/>
+        <w:numPr>
+          <w:ilvl w:val="0"/>
+          <w:numId w:val="13"/>
+        </w:numPr>
+      </w:pPr>
+      <w:r>
+        <w:t xml:space="preserve">Edit main.py to update </w:t>
+      </w:r>
+      <w:proofErr w:type="spellStart"/>
+      <w:r>
+        <w:t>mqtt</w:t>
+      </w:r>
+      <w:proofErr w:type="spellEnd"/>
+      <w:r>
+        <w:t xml:space="preserve"> credentials</w:t>
+      </w:r>
+    </w:p>
+    <w:p/>
+    <w:p>
+      <w:pPr>
+        <w:pStyle w:val="Heading2"/>
+        <w:spacing w:line="276" w:lineRule="auto"/>
+      </w:pPr>
+      <w:bookmarkStart w:id="4" w:name="_Toc211867189"/>
+      <w:r>
+        <w:t>Raspberry Pi</w:t>
+      </w:r>
+      <w:bookmarkEnd w:id="4"/>
+    </w:p>
+    <w:p>
+      <w:pPr>
+        <w:pStyle w:val="ListParagraph"/>
+        <w:numPr>
+          <w:ilvl w:val="0"/>
+          <w:numId w:val="14"/>
+        </w:numPr>
+        <w:spacing w:line="276" w:lineRule="auto"/>
+      </w:pPr>
+      <w:r>
+        <w:t>Plug USB modem into USB</w:t>
+      </w:r>
+    </w:p>
+    <w:p>
+      <w:pPr>
+        <w:pStyle w:val="ListParagraph"/>
+        <w:numPr>
+          <w:ilvl w:val="0"/>
+          <w:numId w:val="14"/>
+        </w:numPr>
+        <w:spacing w:line="276" w:lineRule="auto"/>
+      </w:pPr>
+      <w:r>
+        <w:t xml:space="preserve">Flash </w:t>
+      </w:r>
+      <w:hyperlink r:id="rId22" w:history="1">
+        <w:r>
+          <w:rPr>
+            <w:rStyle w:val="Hyperlink"/>
+          </w:rPr>
+          <w:t>Raspberry Pi</w:t>
+        </w:r>
+      </w:hyperlink>
+      <w:r>
+        <w:t xml:space="preserve"> OS (Bookworm)</w:t>
+      </w:r>
+    </w:p>
+    <w:p>
+      <w:pPr>
+        <w:pStyle w:val="ListParagraph"/>
+        <w:numPr>
+          <w:ilvl w:val="1"/>
+          <w:numId w:val="14"/>
+        </w:numPr>
+        <w:spacing w:line="276" w:lineRule="auto"/>
+      </w:pPr>
+      <w:r>
+        <w:t>Wi-Fi</w:t>
+      </w:r>
+    </w:p>
+    <w:p>
+      <w:pPr>
+        <w:pStyle w:val="ListParagraph"/>
+        <w:numPr>
+          <w:ilvl w:val="1"/>
+          <w:numId w:val="14"/>
+        </w:numPr>
+        <w:spacing w:line="276" w:lineRule="auto"/>
+      </w:pPr>
+      <w:r>
+        <w:t>Set user</w:t>
+      </w:r>
+    </w:p>
+    <w:p>
+      <w:pPr>
+        <w:pStyle w:val="ListParagraph"/>
+        <w:numPr>
+          <w:ilvl w:val="1"/>
+          <w:numId w:val="14"/>
+        </w:numPr>
+        <w:spacing w:line="276" w:lineRule="auto"/>
+      </w:pPr>
+      <w:r>
+        <w:t>SSH enabled</w:t>
+      </w:r>
+    </w:p>
+    <w:p>
+      <w:pPr>
+        <w:pStyle w:val="ListParagraph"/>
+        <w:numPr>
+          <w:ilvl w:val="0"/>
+          <w:numId w:val="14"/>
+        </w:numPr>
+        <w:spacing w:line="276" w:lineRule="auto"/>
+      </w:pPr>
+      <w:r>
+        <w:t>SSH into Pi (ssh pi@&lt;</w:t>
+      </w:r>
+      <w:proofErr w:type="spellStart"/>
+      <w:r>
+        <w:t>taiscale</w:t>
+      </w:r>
+      <w:proofErr w:type="spellEnd"/>
+      <w:r>
+        <w:t xml:space="preserve"> </w:t>
+      </w:r>
+      <w:proofErr w:type="spellStart"/>
+      <w:r>
+        <w:t>ip</w:t>
+      </w:r>
+      <w:proofErr w:type="spellEnd"/>
+      <w:r>
+        <w:t>&gt;)</w:t>
+      </w:r>
+    </w:p>
+    <w:p>
+      <w:pPr>
+        <w:pStyle w:val="ListParagraph"/>
+        <w:numPr>
+          <w:ilvl w:val="1"/>
+          <w:numId w:val="14"/>
+        </w:numPr>
+        <w:spacing w:line="276" w:lineRule="auto"/>
+      </w:pPr>
+      <w:r>
+        <w:t>Can check if connected</w:t>
+      </w:r>
+      <w:r>
+        <w:t xml:space="preserve"> via </w:t>
+      </w:r>
+      <w:proofErr w:type="spellStart"/>
+      <w:r>
+        <w:t>tailscale</w:t>
+      </w:r>
+      <w:proofErr w:type="spellEnd"/>
+    </w:p>
+    <w:p>
+      <w:pPr>
+        <w:pStyle w:val="ListParagraph"/>
+        <w:numPr>
+          <w:ilvl w:val="0"/>
+          <w:numId w:val="14"/>
+        </w:numPr>
+        <w:spacing w:line="276" w:lineRule="auto"/>
+      </w:pPr>
+      <w:r>
+        <w:t>Install Linux deps</w:t>
+      </w:r>
+    </w:p>
+    <w:p>
+      <w:pPr>
+        <w:pStyle w:val="ListParagraph"/>
+        <w:numPr>
+          <w:ilvl w:val="1"/>
+          <w:numId w:val="14"/>
+        </w:numPr>
+        <w:spacing w:line="276" w:lineRule="auto"/>
+      </w:pPr>
+      <w:proofErr w:type="spellStart"/>
+      <w:r>
+        <w:t>sudo</w:t>
+      </w:r>
+      <w:proofErr w:type="spellEnd"/>
+      <w:r>
+        <w:t xml:space="preserve"> apt update &amp;&amp; </w:t>
+      </w:r>
+      <w:proofErr w:type="spellStart"/>
+      <w:r>
+        <w:t>sudo</w:t>
+      </w:r>
+      <w:proofErr w:type="spellEnd"/>
+      <w:r>
+        <w:t xml:space="preserve"> apt install -y python3-pip python3-venv </w:t>
+      </w:r>
+      <w:proofErr w:type="spellStart"/>
+      <w:r>
+        <w:t>tmux</w:t>
+      </w:r>
+      <w:proofErr w:type="spellEnd"/>
+    </w:p>
+    <w:p>
+      <w:pPr>
+        <w:pStyle w:val="ListParagraph"/>
+        <w:numPr>
+          <w:ilvl w:val="0"/>
+          <w:numId w:val="14"/>
+        </w:numPr>
+        <w:spacing w:line="276" w:lineRule="auto"/>
+      </w:pPr>
+      <w:r>
+        <w:t>Create Python env</w:t>
+      </w:r>
+    </w:p>
+    <w:p>
+      <w:pPr>
+        <w:pStyle w:val="ListParagraph"/>
+        <w:numPr>
+          <w:ilvl w:val="1"/>
+          <w:numId w:val="14"/>
+        </w:numPr>
+        <w:spacing w:line="276" w:lineRule="auto"/>
+      </w:pPr>
+      <w:r>
+        <w:t xml:space="preserve">python3 -m </w:t>
+      </w:r>
+      <w:proofErr w:type="spellStart"/>
+      <w:r>
+        <w:t>venv</w:t>
+      </w:r>
+      <w:proofErr w:type="spellEnd"/>
+      <w:r>
+        <w:t xml:space="preserve"> ~/python &amp;&amp; source ~/python/bin/activate</w:t>
+      </w:r>
+    </w:p>
+    <w:p>
+      <w:pPr>
+        <w:pStyle w:val="ListParagraph"/>
+        <w:numPr>
+          <w:ilvl w:val="0"/>
+          <w:numId w:val="14"/>
+        </w:numPr>
+        <w:spacing w:line="276" w:lineRule="auto"/>
+      </w:pPr>
+      <w:r>
+        <w:t>Install Python deps</w:t>
+      </w:r>
+    </w:p>
+    <w:p>
+      <w:pPr>
+        <w:pStyle w:val="ListParagraph"/>
+        <w:numPr>
+          <w:ilvl w:val="1"/>
+          <w:numId w:val="14"/>
+        </w:numPr>
+        <w:spacing w:line="276" w:lineRule="auto"/>
+      </w:pPr>
+      <w:r>
+        <w:t xml:space="preserve">pip install </w:t>
+      </w:r>
+      <w:proofErr w:type="spellStart"/>
+      <w:r>
+        <w:t>pymavlink</w:t>
+      </w:r>
+      <w:proofErr w:type="spellEnd"/>
+      <w:r>
+        <w:t xml:space="preserve"> </w:t>
+      </w:r>
+      <w:proofErr w:type="spellStart"/>
+      <w:r>
+        <w:t>mavproxy</w:t>
+      </w:r>
+      <w:proofErr w:type="spellEnd"/>
+      <w:r>
+        <w:t xml:space="preserve"> </w:t>
+      </w:r>
+      <w:proofErr w:type="spellStart"/>
+      <w:r>
+        <w:t>paho-mqtt</w:t>
+      </w:r>
+      <w:proofErr w:type="spellEnd"/>
+    </w:p>
+    <w:p>
+      <w:pPr>
+        <w:pStyle w:val="ListParagraph"/>
+        <w:numPr>
+          <w:ilvl w:val="0"/>
+          <w:numId w:val="14"/>
+        </w:numPr>
+        <w:spacing w:line="276" w:lineRule="auto"/>
+      </w:pPr>
+      <w:r>
+        <w:t>Move project files via SSH</w:t>
+      </w:r>
+      <w:r>
+        <w:t xml:space="preserve"> </w:t>
+      </w:r>
+    </w:p>
+    <w:p>
+      <w:pPr>
+        <w:pStyle w:val="ListParagraph"/>
+        <w:numPr>
+          <w:ilvl w:val="1"/>
+          <w:numId w:val="14"/>
+        </w:numPr>
+        <w:spacing w:line="276" w:lineRule="auto"/>
+      </w:pPr>
+      <w:r>
+        <w:t xml:space="preserve">&gt; </w:t>
+      </w:r>
+      <w:proofErr w:type="spellStart"/>
+      <w:r>
+        <w:t>scp</w:t>
+      </w:r>
+      <w:proofErr w:type="spellEnd"/>
+      <w:r>
+        <w:t xml:space="preserve"> -</w:t>
+      </w:r>
+      <w:proofErr w:type="gramStart"/>
+      <w:r>
+        <w:t>r .</w:t>
+      </w:r>
+      <w:proofErr w:type="gramEnd"/>
+      <w:r>
+        <w:t>/</w:t>
+      </w:r>
+      <w:proofErr w:type="spellStart"/>
+      <w:r>
+        <w:t>src</w:t>
+      </w:r>
+      <w:proofErr w:type="spellEnd"/>
+      <w:r>
+        <w:t>/*</w:t>
+      </w:r>
+      <w:r>
+        <w:t xml:space="preserve"> pi@&lt;</w:t>
+      </w:r>
+      <w:proofErr w:type="spellStart"/>
+      <w:r>
+        <w:t>ip</w:t>
+      </w:r>
+      <w:proofErr w:type="spellEnd"/>
+      <w:r>
+        <w:t>&gt;:/home/pi/Desktop/</w:t>
+      </w:r>
+      <w:proofErr w:type="spellStart"/>
+      <w:r>
+        <w:t>project</w:t>
+      </w:r>
+      <w:proofErr w:type="spellEnd"/>
+    </w:p>
+    <w:p>
+      <w:pPr>
+        <w:pStyle w:val="ListParagraph"/>
+        <w:numPr>
+          <w:ilvl w:val="0"/>
+          <w:numId w:val="14"/>
+        </w:numPr>
+        <w:spacing w:line="276" w:lineRule="auto"/>
+      </w:pPr>
+      <w:r>
+        <w:t>Move startup script and enable</w:t>
+      </w:r>
+    </w:p>
+    <w:p>
+      <w:pPr>
+        <w:pStyle w:val="ListParagraph"/>
+        <w:numPr>
+          <w:ilvl w:val="1"/>
+          <w:numId w:val="14"/>
+        </w:numPr>
+        <w:spacing w:line="276" w:lineRule="auto"/>
+      </w:pPr>
+      <w:r>
+        <w:t xml:space="preserve">&gt; </w:t>
+      </w:r>
+      <w:proofErr w:type="spellStart"/>
+      <w:r>
+        <w:t>scp</w:t>
+      </w:r>
+      <w:proofErr w:type="spellEnd"/>
+      <w:r>
+        <w:t xml:space="preserve"> -r ./</w:t>
+      </w:r>
+      <w:proofErr w:type="spellStart"/>
+      <w:r>
+        <w:t>project_boot.service</w:t>
+      </w:r>
+      <w:proofErr w:type="spellEnd"/>
+      <w:r>
+        <w:t xml:space="preserve"> pi@&lt;</w:t>
+      </w:r>
+      <w:proofErr w:type="spellStart"/>
+      <w:r>
+        <w:t>ip</w:t>
+      </w:r>
+      <w:proofErr w:type="spellEnd"/>
+      <w:r>
+        <w:t>&gt;:</w:t>
+      </w:r>
+      <w:r>
+        <w:t>/etc/</w:t>
+      </w:r>
+      <w:proofErr w:type="spellStart"/>
+      <w:r>
+        <w:t>systemd</w:t>
+      </w:r>
+      <w:proofErr w:type="spellEnd"/>
+      <w:r>
+        <w:t>/system</w:t>
+      </w:r>
+      <w:r>
+        <w:t>/</w:t>
+      </w:r>
+    </w:p>
+    <w:p>
+      <w:pPr>
+        <w:pStyle w:val="ListParagraph"/>
+        <w:numPr>
+          <w:ilvl w:val="1"/>
+          <w:numId w:val="14"/>
+        </w:numPr>
+        <w:spacing w:line="276" w:lineRule="auto"/>
+      </w:pPr>
+      <w:proofErr w:type="spellStart"/>
+      <w:r>
+        <w:t>sudo</w:t>
+      </w:r>
+      <w:proofErr w:type="spellEnd"/>
+      <w:r>
+        <w:t xml:space="preserve"> </w:t>
+      </w:r>
+      <w:proofErr w:type="spellStart"/>
+      <w:r>
+        <w:t>systemctl</w:t>
+      </w:r>
+      <w:proofErr w:type="spellEnd"/>
+      <w:r>
+        <w:t xml:space="preserve"> enable --now </w:t>
+      </w:r>
+      <w:proofErr w:type="spellStart"/>
+      <w:r>
+        <w:t>project_</w:t>
+      </w:r>
+      <w:proofErr w:type="gramStart"/>
+      <w:r>
+        <w:t>boot.service</w:t>
+      </w:r>
+      <w:proofErr w:type="spellEnd"/>
+      <w:proofErr w:type="gramEnd"/>
+    </w:p>
+    <w:p>
+      <w:pPr>
+        <w:pStyle w:val="ListParagraph"/>
+        <w:numPr>
+          <w:ilvl w:val="1"/>
+          <w:numId w:val="14"/>
+        </w:numPr>
+        <w:spacing w:line="276" w:lineRule="auto"/>
+      </w:pPr>
+      <w:proofErr w:type="spellStart"/>
+      <w:r>
+        <w:t>sudo</w:t>
+      </w:r>
+      <w:proofErr w:type="spellEnd"/>
+      <w:r>
+        <w:t xml:space="preserve"> reboot</w:t>
+      </w:r>
+    </w:p>
+    <w:p>
+      <w:pPr>
+        <w:pStyle w:val="Heading2"/>
+      </w:pPr>
+      <w:bookmarkStart w:id="5" w:name="_Toc211867190"/>
+      <w:r>
+        <w:t>ESP Power Controller</w:t>
+      </w:r>
+      <w:bookmarkEnd w:id="5"/>
+    </w:p>
+    <w:p>
+      <w:r>
+        <w:t xml:space="preserve">Although integration via PCB was incomplete, the ESP is setup to </w:t>
+      </w:r>
+      <w:r>
+        <w:t>monitor power metrics and FSM based power switching through SSRs</w:t>
+      </w:r>
+    </w:p>
+    <w:p/>
+    <w:p>
+      <w:pPr>
+        <w:pStyle w:val="ListParagraph"/>
+        <w:numPr>
+          <w:ilvl w:val="0"/>
+          <w:numId w:val="19"/>
+        </w:numPr>
+      </w:pPr>
+      <w:r>
+        <w:t xml:space="preserve">Download </w:t>
+      </w:r>
+      <w:hyperlink r:id="rId23" w:history="1">
+        <w:r>
+          <w:rPr>
+            <w:rStyle w:val="Hyperlink"/>
+          </w:rPr>
+          <w:t>IDE</w:t>
+        </w:r>
+      </w:hyperlink>
+    </w:p>
+    <w:p>
+      <w:pPr>
+        <w:pStyle w:val="ListParagraph"/>
+        <w:numPr>
+          <w:ilvl w:val="1"/>
+          <w:numId w:val="19"/>
+        </w:numPr>
+      </w:pPr>
+      <w:r>
+        <w:t xml:space="preserve">Flash </w:t>
+      </w:r>
+      <w:proofErr w:type="spellStart"/>
+      <w:r>
+        <w:t>main.ino</w:t>
+      </w:r>
+      <w:proofErr w:type="spellEnd"/>
+      <w:r>
+        <w:t xml:space="preserve"> to the ESP32</w:t>
+      </w:r>
+    </w:p>
+    <w:p>
+      <w:r>
+        <w:lastRenderedPageBreak/>
+        <w:t>Done, just connect</w:t>
+      </w:r>
+      <w:r>
+        <w:t xml:space="preserve"> power, ground and</w:t>
+      </w:r>
+      <w:r>
+        <w:t xml:space="preserve"> things to these pins:</w:t>
+      </w:r>
+    </w:p>
+    <w:p>
+      <w:r>
+        <w:tab/>
+      </w:r>
+      <w:r>
+        <w:tab/>
+      </w:r>
+      <w:r>
+        <w:tab/>
+      </w:r>
+    </w:p>
+    <w:p>
+      <w:r>
+        <w:t xml:space="preserve">ADC_I_PI_PIN </w:t>
+      </w:r>
+      <w:r>
+        <w:tab/>
+      </w:r>
+      <w:r>
+        <w:tab/>
+      </w:r>
+      <w:r>
+        <w:t>36</w:t>
+      </w:r>
+    </w:p>
+    <w:p>
+      <w:r>
+        <w:t xml:space="preserve">ADC_I_FC_PIN </w:t>
+      </w:r>
+      <w:r>
+        <w:tab/>
+      </w:r>
+      <w:r>
+        <w:tab/>
+      </w:r>
+      <w:r>
+        <w:t xml:space="preserve">39 </w:t>
+      </w:r>
+    </w:p>
+    <w:p>
+      <w:r>
+        <w:t>A</w:t>
+      </w:r>
+      <w:r>
+        <w:t>DC_I_MODEM_PIN </w:t>
+      </w:r>
+      <w:r>
+        <w:tab/>
+      </w:r>
+      <w:r>
+        <w:tab/>
+      </w:r>
+      <w:r>
+        <w:t xml:space="preserve">34 </w:t>
+      </w:r>
+    </w:p>
+    <w:p>
+      <w:r>
+        <w:t>ADC_I_ESP_PIN    </w:t>
+      </w:r>
+      <w:r>
+        <w:tab/>
+      </w:r>
+      <w:r>
+        <w:tab/>
+      </w:r>
+      <w:r>
+        <w:t>35</w:t>
+      </w:r>
+    </w:p>
+    <w:p>
+      <w:r>
+        <w:t xml:space="preserve">ADC_V_BATT_PIN   </w:t>
+      </w:r>
+      <w:r>
+        <w:tab/>
+      </w:r>
+      <w:r>
+        <w:tab/>
+      </w:r>
+      <w:r>
+        <w:t>32</w:t>
+      </w:r>
+    </w:p>
+    <w:p>
+      <w:r>
+        <w:t>PI_SHUTDOWN_</w:t>
+      </w:r>
+      <w:proofErr w:type="gramStart"/>
+      <w:r>
+        <w:t>PIN  </w:t>
+      </w:r>
+      <w:r>
+        <w:tab/>
+      </w:r>
+      <w:proofErr w:type="gramEnd"/>
+      <w:r>
+        <w:tab/>
+      </w:r>
+      <w:r>
+        <w:t>4</w:t>
+      </w:r>
+    </w:p>
+    <w:p>
+      <w:r>
+        <w:t xml:space="preserve">RELAY_PI_PIN     </w:t>
+      </w:r>
+      <w:r>
+        <w:tab/>
+      </w:r>
+      <w:r>
+        <w:tab/>
+      </w:r>
+      <w:r>
+        <w:t>23</w:t>
+      </w:r>
+    </w:p>
+    <w:p>
+      <w:r>
+        <w:t>RELAY_MODEM_</w:t>
+      </w:r>
+      <w:proofErr w:type="gramStart"/>
+      <w:r>
+        <w:t>PIN  </w:t>
+      </w:r>
+      <w:r>
+        <w:tab/>
+      </w:r>
+      <w:proofErr w:type="gramEnd"/>
+      <w:r>
+        <w:t>22</w:t>
+      </w:r>
+    </w:p>
+    <w:p>
+      <w:r>
+        <w:t xml:space="preserve">RELAY_FC_PIN     </w:t>
+      </w:r>
+      <w:r>
+        <w:tab/>
+      </w:r>
+      <w:r>
+        <w:tab/>
+      </w:r>
+      <w:r>
+        <w:t>21</w:t>
+      </w:r>
+    </w:p>
+    <w:p/>
+    <w:p>
+      <w:pPr>
+        <w:pStyle w:val="Heading2"/>
+      </w:pPr>
+      <w:bookmarkStart w:id="6" w:name="_Toc211867191"/>
+      <w:r>
+        <w:t>Test Setup</w:t>
+      </w:r>
+      <w:bookmarkEnd w:id="6"/>
+    </w:p>
+    <w:p>
+      <w:r>
+        <w:t xml:space="preserve">Open </w:t>
+      </w:r>
+      <w:r>
+        <w:t>GUI</w:t>
+      </w:r>
+    </w:p>
+    <w:p>
+      <w:r>
+        <w:t xml:space="preserve">Open </w:t>
+      </w:r>
+      <w:r>
+        <w:t>M</w:t>
+      </w:r>
+      <w:r>
+        <w:t xml:space="preserve">ission </w:t>
+      </w:r>
+      <w:r>
+        <w:t>P</w:t>
+      </w:r>
+      <w:r>
+        <w:t>lanner</w:t>
+      </w:r>
+    </w:p>
+    <w:p>
+      <w:r>
+        <w:t>Power the Pi and modem</w:t>
+      </w:r>
+    </w:p>
+    <w:p>
+      <w:r>
+        <w:t>SSH into pi and run</w:t>
+      </w:r>
+    </w:p>
+    <w:p>
+      <w:pPr>
+        <w:pStyle w:val="ListParagraph"/>
+        <w:numPr>
+          <w:ilvl w:val="0"/>
+          <w:numId w:val="15"/>
+        </w:numPr>
+      </w:pPr>
+      <w:proofErr w:type="spellStart"/>
+      <w:r>
+        <w:t>Tmux</w:t>
+      </w:r>
+      <w:proofErr w:type="spellEnd"/>
+      <w:r>
+        <w:t xml:space="preserve"> attach -t project</w:t>
+      </w:r>
+    </w:p>
+    <w:p>
+      <w:r>
+        <w:t>Click “MAVProxy” and it should just connect</w:t>
+      </w:r>
+    </w:p>
+    <w:p>
+      <w:r>
+        <w:t>Fake data should stream to the GUI as well.</w:t>
+      </w:r>
+    </w:p>
+    <w:p/>
+    <w:p>
+      <w:pPr>
+        <w:pStyle w:val="Heading1"/>
+        <w:jc w:val="left"/>
+      </w:pPr>
+      <w:bookmarkStart w:id="7" w:name="_Toc211867192"/>
+      <w:r>
+        <w:t>GUI</w:t>
+      </w:r>
+      <w:bookmarkEnd w:id="7"/>
+      <w:r>
+        <w:t xml:space="preserve"> </w:t>
+      </w:r>
+    </w:p>
+    <w:p>
+      <w:r>
+        <w:t>Open gui.py</w:t>
+      </w:r>
+    </w:p>
+    <w:p/>
+    <w:p>
+      <w:r>
+        <w:drawing>
+          <wp:inline distT="0" distB="0" distL="0" distR="0" wp14:anchorId="7EDEA307" wp14:editId="0D0ABEEA">
+            <wp:extent cx="4462065" cy="3462867"/>
+            <wp:effectExtent l="0" t="0" r="0" b="4445"/>
+            <wp:docPr id="536632457" name="Picture 1"/>
+            <wp:cNvGraphicFramePr>
+              <a:graphicFrameLocks xmlns:a="http://schemas.openxmlformats.org/drawingml/2006/main" noChangeAspect="1"/>
+            </wp:cNvGraphicFramePr>
+            <a:graphic xmlns:a="http://schemas.openxmlformats.org/drawingml/2006/main">
+              <a:graphicData uri="http://schemas.openxmlformats.org/drawingml/2006/picture">
+                <pic:pic xmlns:pic="http://schemas.openxmlformats.org/drawingml/2006/picture">
+                  <pic:nvPicPr>
+                    <pic:cNvPr id="536632457" name=""/>
+                    <pic:cNvPicPr/>
+                  </pic:nvPicPr>
+                  <pic:blipFill>
+                    <a:blip r:embed="rId24"/>
+                    <a:stretch>
+                      <a:fillRect/>
+                    </a:stretch>
+                  </pic:blipFill>
+                  <pic:spPr>
+                    <a:xfrm>
+                      <a:off x="0" y="0"/>
+                      <a:ext cx="4502047" cy="3493896"/>
+                    </a:xfrm>
+                    <a:prstGeom prst="rect">
+                      <a:avLst/>
+                    </a:prstGeom>
+                  </pic:spPr>
+                </pic:pic>
+              </a:graphicData>
+            </a:graphic>
+          </wp:inline>
+        </w:drawing>
+      </w:r>
+    </w:p>
+    <w:p/>
+    <w:p>
+      <w:r>
+        <w:lastRenderedPageBreak/>
+        <w:t>Control Tab</w:t>
+      </w:r>
+    </w:p>
+    <w:p>
+      <w:pPr>
+        <w:pStyle w:val="ListParagraph"/>
+        <w:numPr>
+          <w:ilvl w:val="0"/>
+          <w:numId w:val="15"/>
+        </w:numPr>
+      </w:pPr>
+      <w:proofErr w:type="gramStart"/>
+      <w:r>
+        <w:t>MAVProxy :</w:t>
+      </w:r>
+      <w:proofErr w:type="gramEnd"/>
+      <w:r>
+        <w:t xml:space="preserve"> opens </w:t>
+      </w:r>
+      <w:proofErr w:type="spellStart"/>
+      <w:r>
+        <w:t>mavproxy</w:t>
+      </w:r>
+      <w:proofErr w:type="spellEnd"/>
+      <w:r>
+        <w:t xml:space="preserve"> through the pi</w:t>
+      </w:r>
+    </w:p>
+    <w:p>
+      <w:pPr>
+        <w:pStyle w:val="ListParagraph"/>
+        <w:numPr>
+          <w:ilvl w:val="0"/>
+          <w:numId w:val="15"/>
+        </w:numPr>
+      </w:pPr>
+      <w:r>
+        <w:t xml:space="preserve">RC </w:t>
+      </w:r>
+      <w:proofErr w:type="gramStart"/>
+      <w:r>
+        <w:t>Override :</w:t>
+      </w:r>
+      <w:proofErr w:type="gramEnd"/>
+      <w:r>
+        <w:t xml:space="preserve"> forces the FC into MANUAL mode</w:t>
+      </w:r>
+    </w:p>
+    <w:p>
+      <w:pPr>
+        <w:pStyle w:val="ListParagraph"/>
+        <w:numPr>
+          <w:ilvl w:val="0"/>
+          <w:numId w:val="15"/>
+        </w:numPr>
+      </w:pPr>
+      <w:proofErr w:type="gramStart"/>
+      <w:r>
+        <w:t>Update :</w:t>
+      </w:r>
+      <w:proofErr w:type="gramEnd"/>
+      <w:r>
+        <w:t xml:space="preserve"> forces an update from the pi and </w:t>
+      </w:r>
+      <w:proofErr w:type="spellStart"/>
+      <w:r>
+        <w:t>esp</w:t>
+      </w:r>
+      <w:proofErr w:type="spellEnd"/>
+    </w:p>
+    <w:p>
+      <w:pPr>
+        <w:pStyle w:val="ListParagraph"/>
+        <w:numPr>
+          <w:ilvl w:val="0"/>
+          <w:numId w:val="15"/>
+        </w:numPr>
+      </w:pPr>
+      <w:proofErr w:type="gramStart"/>
+      <w:r>
+        <w:t>RTL :</w:t>
+      </w:r>
+      <w:proofErr w:type="gramEnd"/>
+      <w:r>
+        <w:t xml:space="preserve"> forces the FC into RTL mode</w:t>
+      </w:r>
+    </w:p>
+    <w:p>
+      <w:pPr>
+        <w:pStyle w:val="ListParagraph"/>
+        <w:numPr>
+          <w:ilvl w:val="0"/>
+          <w:numId w:val="15"/>
+        </w:numPr>
+      </w:pPr>
+      <w:proofErr w:type="gramStart"/>
+      <w:r>
+        <w:t>STOP :</w:t>
+      </w:r>
+      <w:proofErr w:type="gramEnd"/>
+      <w:r>
+        <w:t xml:space="preserve"> </w:t>
+      </w:r>
+      <w:r>
+        <w:t xml:space="preserve">stops all autonomous processes and </w:t>
+      </w:r>
+      <w:proofErr w:type="spellStart"/>
+      <w:r>
+        <w:t>esp</w:t>
+      </w:r>
+      <w:proofErr w:type="spellEnd"/>
+      <w:r>
+        <w:t xml:space="preserve"> power control</w:t>
+      </w:r>
+    </w:p>
+    <w:p>
+      <w:pPr>
+        <w:pStyle w:val="ListParagraph"/>
+        <w:numPr>
+          <w:ilvl w:val="0"/>
+          <w:numId w:val="15"/>
+        </w:numPr>
+      </w:pPr>
+      <w:proofErr w:type="gramStart"/>
+      <w:r>
+        <w:t>RESUME :</w:t>
+      </w:r>
+      <w:proofErr w:type="gramEnd"/>
+      <w:r>
+        <w:t xml:space="preserve"> resumes all autonomous processes and </w:t>
+      </w:r>
+      <w:proofErr w:type="spellStart"/>
+      <w:r>
+        <w:t>esp</w:t>
+      </w:r>
+      <w:proofErr w:type="spellEnd"/>
+      <w:r>
+        <w:t xml:space="preserve"> power control</w:t>
+      </w:r>
+    </w:p>
+    <w:p>
+      <w:pPr>
+        <w:pStyle w:val="ListParagraph"/>
+        <w:numPr>
+          <w:ilvl w:val="0"/>
+          <w:numId w:val="15"/>
+        </w:numPr>
+      </w:pPr>
+      <w:r>
+        <w:t>Download .</w:t>
+      </w:r>
+      <w:proofErr w:type="gramStart"/>
+      <w:r>
+        <w:t>csv :</w:t>
+      </w:r>
+      <w:proofErr w:type="gramEnd"/>
+      <w:r>
+        <w:t xml:space="preserve"> downloads </w:t>
+      </w:r>
+      <w:r>
+        <w:t xml:space="preserve">all </w:t>
+      </w:r>
+      <w:r>
+        <w:t>obtained session</w:t>
+      </w:r>
+      <w:r>
+        <w:t xml:space="preserve"> data</w:t>
+      </w:r>
+    </w:p>
+    <w:p>
+      <w:pPr>
+        <w:pStyle w:val="ListParagraph"/>
+        <w:numPr>
+          <w:ilvl w:val="0"/>
+          <w:numId w:val="15"/>
+        </w:numPr>
+      </w:pPr>
+      <w:r>
+        <w:t xml:space="preserve">Open </w:t>
+      </w:r>
+      <w:proofErr w:type="gramStart"/>
+      <w:r>
+        <w:t>G</w:t>
+      </w:r>
+      <w:r>
+        <w:t>raph :</w:t>
+      </w:r>
+      <w:proofErr w:type="gramEnd"/>
+      <w:r>
+        <w:t xml:space="preserve"> </w:t>
+      </w:r>
+      <w:r>
+        <w:t>Live graph of obtained session data</w:t>
+      </w:r>
+    </w:p>
+    <w:p>
+      <w:r>
+        <w:t>Camera Tab</w:t>
+      </w:r>
+    </w:p>
+    <w:p>
+      <w:pPr>
+        <w:pStyle w:val="ListParagraph"/>
+        <w:numPr>
+          <w:ilvl w:val="0"/>
+          <w:numId w:val="15"/>
+        </w:numPr>
+      </w:pPr>
+      <w:r>
+        <w:t xml:space="preserve">Toggle </w:t>
+      </w:r>
+      <w:proofErr w:type="gramStart"/>
+      <w:r>
+        <w:t>Camera :</w:t>
+      </w:r>
+      <w:proofErr w:type="gramEnd"/>
+      <w:r>
+        <w:t xml:space="preserve"> opens the Pi camera live feed</w:t>
+      </w:r>
+    </w:p>
+    <w:p>
+      <w:r>
+        <w:t>Autonomy Tab</w:t>
+      </w:r>
+    </w:p>
+    <w:p>
+      <w:pPr>
+        <w:pStyle w:val="ListParagraph"/>
+        <w:numPr>
+          <w:ilvl w:val="0"/>
+          <w:numId w:val="15"/>
+        </w:numPr>
+      </w:pPr>
+      <w:r>
+        <w:t xml:space="preserve">Toggle </w:t>
+      </w:r>
+      <w:proofErr w:type="gramStart"/>
+      <w:r>
+        <w:t>Autonomy :</w:t>
+      </w:r>
+      <w:proofErr w:type="gramEnd"/>
+      <w:r>
+        <w:t xml:space="preserve"> starts the autonomous process</w:t>
+      </w:r>
+    </w:p>
+    <w:p>
+      <w:pPr>
+        <w:pStyle w:val="ListParagraph"/>
+        <w:numPr>
+          <w:ilvl w:val="0"/>
+          <w:numId w:val="15"/>
+        </w:numPr>
+      </w:pPr>
+      <w:proofErr w:type="gramStart"/>
+      <w:r>
+        <w:t>Params :</w:t>
+      </w:r>
+      <w:proofErr w:type="gramEnd"/>
+      <w:r>
+        <w:t xml:space="preserve"> </w:t>
+      </w:r>
+      <w:r>
+        <w:t>alter the autonomy</w:t>
+      </w:r>
+    </w:p>
+    <w:p>
+      <w:pPr>
+        <w:pStyle w:val="ListParagraph"/>
+        <w:numPr>
+          <w:ilvl w:val="0"/>
+          <w:numId w:val="15"/>
+        </w:numPr>
+      </w:pPr>
+      <w:r>
+        <w:t>Autonomy visualiser not implemented</w:t>
+      </w:r>
+    </w:p>
+    <w:p>
+      <w:pPr>
+        <w:pStyle w:val="Heading1"/>
+        <w:jc w:val="left"/>
+      </w:pPr>
+      <w:bookmarkStart w:id="8" w:name="_Toc211867193"/>
+      <w:r>
+        <w:t xml:space="preserve">Lab </w:t>
+      </w:r>
+      <w:r>
+        <w:t xml:space="preserve">Power </w:t>
+      </w:r>
+      <w:r>
+        <w:t>Testing</w:t>
+      </w:r>
+      <w:bookmarkEnd w:id="8"/>
+    </w:p>
+    <w:p>
+      <w:pPr>
         <w:pStyle w:val="BodyText"/>
+        <w:spacing w:line="276" w:lineRule="auto"/>
         <w:rPr>
           <w:color w:val="000000" w:themeColor="text1"/>
+          <w:sz w:val="22"/>
+          <w:szCs w:val="22"/>
         </w:rPr>
       </w:pPr>
       <w:r>
         <w:rPr>
           <w:color w:val="000000" w:themeColor="text1"/>
+          <w:sz w:val="22"/>
+          <w:szCs w:val="22"/>
         </w:rPr>
         <w:t>The goal for lab testing was to get current readings for all peripherals intended for final design.</w:t>
       </w:r>
       <w:r>
         <w:rPr>
           <w:color w:val="000000" w:themeColor="text1"/>
+          <w:sz w:val="22"/>
+          <w:szCs w:val="22"/>
         </w:rPr>
-        <w:t xml:space="preserve"> The ESP and Raspberry Pi was testing with and without running their intended code.</w:t>
+        <w:t xml:space="preserve"> </w:t>
+      </w:r>
+      <w:r>
+        <w:rPr>
+          <w:color w:val="000000" w:themeColor="text1"/>
+          <w:sz w:val="22"/>
+          <w:szCs w:val="22"/>
+        </w:rPr>
+        <w:t xml:space="preserve">Readings from the digital power supply was </w:t>
+      </w:r>
+      <w:r>
+        <w:rPr>
+          <w:color w:val="000000" w:themeColor="text1"/>
+          <w:sz w:val="22"/>
+          <w:szCs w:val="22"/>
+        </w:rPr>
+        <w:t xml:space="preserve">taken by visual inspection of the display over one minute, </w:t>
+      </w:r>
+      <w:r>
+        <w:rPr>
+          <w:color w:val="000000" w:themeColor="text1"/>
+          <w:sz w:val="22"/>
+          <w:szCs w:val="22"/>
+        </w:rPr>
+        <w:t xml:space="preserve">after giving enough time to boot for </w:t>
+      </w:r>
+      <w:r>
+        <w:rPr>
+          <w:color w:val="000000" w:themeColor="text1"/>
+          <w:sz w:val="22"/>
+          <w:szCs w:val="22"/>
+        </w:rPr>
+        <w:t>components running code.</w:t>
       </w:r>
     </w:p>
     <w:p>
       <w:pPr>
         <w:pStyle w:val="Heading3"/>
-      </w:pPr>
-      <w:bookmarkStart w:id="3" w:name="_Toc211858156"/>
+        <w:spacing w:line="276" w:lineRule="auto"/>
+      </w:pPr>
+      <w:bookmarkStart w:id="9" w:name="_Toc211867194"/>
       <w:r>
         <w:t>Set Up</w:t>
       </w:r>
-      <w:bookmarkEnd w:id="3"/>
+      <w:bookmarkEnd w:id="9"/>
+    </w:p>
+    <w:p>
+      <w:pPr>
+        <w:spacing w:line="276" w:lineRule="auto"/>
+      </w:pPr>
+      <w:r>
+        <w:t xml:space="preserve">Figure below </w:t>
+      </w:r>
+      <w:r>
+        <w:t>for each</w:t>
+      </w:r>
+      <w:r>
+        <w:t xml:space="preserve"> </w:t>
+      </w:r>
+      <w:r>
+        <w:t xml:space="preserve">test ran, the components </w:t>
+      </w:r>
+      <w:r>
+        <w:t xml:space="preserve">used </w:t>
+      </w:r>
+      <w:r>
+        <w:t xml:space="preserve">and how they were </w:t>
+      </w:r>
+      <w:r>
+        <w:t>connected. The input of the buck converter used lab available wires and alligator clips.</w:t>
+      </w:r>
+      <w:r>
+        <w:t xml:space="preserve"> Specific components used can be found in the testing</w:t>
+      </w:r>
+      <w:r>
+        <w:t xml:space="preserve"> </w:t>
+      </w:r>
+      <w:r>
+        <w:t>bill of materials.</w:t>
+      </w:r>
     </w:p>
     <w:p>
       <w:pPr>
         <w:pStyle w:val="BodyText"/>
+        <w:spacing w:line="276" w:lineRule="auto"/>
         <w:jc w:val="center"/>
       </w:pPr>
       <w:r>
+        <w:rPr>
+          <w:noProof/>
+        </w:rPr>
         <w:drawing>
-          <wp:inline distT="0" distB="0" distL="0" distR="0" wp14:anchorId="417A45A7" wp14:editId="7DBEAE92">
-            <wp:extent cx="5048250" cy="1162823"/>
+          <wp:inline distT="0" distB="0" distL="0" distR="0" wp14:anchorId="417A45A7" wp14:editId="1C8DE02F">
+            <wp:extent cx="6250623" cy="1439780"/>
             <wp:effectExtent l="0" t="0" r="0" b="0"/>
             <wp:docPr id="618612348" name="Picture 1" descr="A diagram of a computer program&#10;&#10;AI-generated content may be incorrect."/>
             <wp:cNvGraphicFramePr>
@@ -2443,7 +5074,7 @@
                     <pic:cNvPicPr/>
                   </pic:nvPicPr>
                   <pic:blipFill>
-                    <a:blip r:embed="rId16"/>
+                    <a:blip r:embed="rId25"/>
                     <a:stretch>
                       <a:fillRect/>
                     </a:stretch>
@@ -2451,7 +5082,7 @@
                   <pic:spPr>
                     <a:xfrm>
                       <a:off x="0" y="0"/>
-                      <a:ext cx="5106180" cy="1176167"/>
+                      <a:ext cx="6250623" cy="1439780"/>
                     </a:xfrm>
                     <a:prstGeom prst="rect">
                       <a:avLst/>
@@ -2466,6 +5097,7 @@
     </w:p>
     <w:p>
       <w:pPr>
+        <w:spacing w:line="276" w:lineRule="auto"/>
         <w:jc w:val="center"/>
       </w:pPr>
       <w:r>
@@ -2474,15 +5106,13 @@
     </w:p>
     <w:p>
       <w:pPr>
+        <w:spacing w:line="276" w:lineRule="auto"/>
         <w:jc w:val="center"/>
         <w:rPr>
           <w:color w:val="000000" w:themeColor="text1"/>
         </w:rPr>
       </w:pPr>
       <w:r>
-        <w:rPr>
-          <w:color w:val="000000" w:themeColor="text1"/>
-        </w:rPr>
         <w:drawing>
           <wp:inline distT="0" distB="0" distL="0" distR="0" wp14:anchorId="33DAD622" wp14:editId="1176AC02">
             <wp:extent cx="1697244" cy="1825625"/>
@@ -2499,7 +5129,7 @@
                     <pic:cNvPicPr/>
                   </pic:nvPicPr>
                   <pic:blipFill>
-                    <a:blip r:embed="rId17"/>
+                    <a:blip r:embed="rId26"/>
                     <a:stretch>
                       <a:fillRect/>
                     </a:stretch>
@@ -2522,6 +5152,7 @@
     </w:p>
     <w:p>
       <w:pPr>
+        <w:spacing w:line="276" w:lineRule="auto"/>
         <w:jc w:val="center"/>
         <w:rPr>
           <w:color w:val="000000" w:themeColor="text1"/>
@@ -2531,52 +5162,107 @@
         <w:rPr>
           <w:color w:val="000000" w:themeColor="text1"/>
         </w:rPr>
-        <w:t>Figure 1.2.2: Photo Example of ESP Testing Set Up.</w:t>
+        <w:t xml:space="preserve">Figure </w:t>
+      </w:r>
+      <w:r>
+        <w:rPr>
+          <w:color w:val="000000" w:themeColor="text1"/>
+        </w:rPr>
+        <w:t>2.</w:t>
+      </w:r>
+      <w:r>
+        <w:rPr>
+          <w:color w:val="000000" w:themeColor="text1"/>
+        </w:rPr>
+        <w:t>1</w:t>
+      </w:r>
+      <w:r>
+        <w:rPr>
+          <w:color w:val="000000" w:themeColor="text1"/>
+        </w:rPr>
+        <w:t>: Photo Example of ESP Testing Set Up.</w:t>
       </w:r>
     </w:p>
     <w:p>
       <w:pPr>
         <w:pStyle w:val="Heading3"/>
-      </w:pPr>
-      <w:bookmarkStart w:id="4" w:name="_Toc211858157"/>
+        <w:spacing w:line="276" w:lineRule="auto"/>
+      </w:pPr>
+      <w:bookmarkStart w:id="10" w:name="_Toc211867195"/>
       <w:r>
         <w:lastRenderedPageBreak/>
         <w:t>Code</w:t>
       </w:r>
-      <w:bookmarkEnd w:id="4"/>
-    </w:p>
-    <w:p>
-      <w:r>
-        <w:t>Code used to test the active states of microcontrollers is included in the zip file.</w:t>
+      <w:bookmarkEnd w:id="10"/>
+    </w:p>
+    <w:p>
+      <w:pPr>
+        <w:spacing w:line="276" w:lineRule="auto"/>
+      </w:pPr>
+      <w:r>
+        <w:t xml:space="preserve">The ESP ADC code and Raspberry Pi code has been included in </w:t>
+      </w:r>
+      <w:r>
+        <w:t xml:space="preserve">their </w:t>
+      </w:r>
+      <w:r>
+        <w:t>respective files</w:t>
+      </w:r>
+      <w:r>
+        <w:t>.</w:t>
       </w:r>
     </w:p>
     <w:p>
       <w:pPr>
         <w:pStyle w:val="Heading3"/>
-      </w:pPr>
-      <w:bookmarkStart w:id="5" w:name="_Toc211858158"/>
+        <w:spacing w:line="276" w:lineRule="auto"/>
+      </w:pPr>
+      <w:bookmarkStart w:id="11" w:name="_Toc211867196"/>
       <w:r>
         <w:t>Results</w:t>
       </w:r>
-      <w:bookmarkEnd w:id="5"/>
-    </w:p>
-    <w:p>
-      <w:pPr>
+      <w:bookmarkEnd w:id="11"/>
+    </w:p>
+    <w:p>
+      <w:pPr>
+        <w:spacing w:line="276" w:lineRule="auto"/>
+      </w:pPr>
+      <w:r>
+        <w:t xml:space="preserve">MAVPROXY refers to </w:t>
+      </w:r>
+      <w:r>
+        <w:t xml:space="preserve">the </w:t>
+      </w:r>
+      <w:proofErr w:type="spellStart"/>
+      <w:r>
+        <w:t>Mavproxy</w:t>
+      </w:r>
+      <w:proofErr w:type="spellEnd"/>
+      <w:r>
+        <w:t xml:space="preserve"> process running on the Pi</w:t>
+      </w:r>
+    </w:p>
+    <w:p>
+      <w:pPr>
+        <w:spacing w:line="276" w:lineRule="auto"/>
+      </w:pPr>
+      <w:r>
+        <w:t>ALGORITHM refers to the algorithm process running on the Pi</w:t>
+      </w:r>
+    </w:p>
+    <w:p>
+      <w:pPr>
+        <w:spacing w:line="276" w:lineRule="auto"/>
         <w:jc w:val="center"/>
       </w:pPr>
       <w:r>
-        <w:t>Table 2: Lab Testing Results.</w:t>
-      </w:r>
-    </w:p>
-    <w:p>
-      <w:pPr>
-        <w:jc w:val="center"/>
-      </w:pPr>
-      <w:r>
+        <w:rPr>
+          <w:noProof/>
+        </w:rPr>
         <w:drawing>
-          <wp:inline distT="0" distB="0" distL="0" distR="0" wp14:anchorId="0F56D316" wp14:editId="0A40B763">
-            <wp:extent cx="4219575" cy="1788811"/>
-            <wp:effectExtent l="0" t="0" r="0" b="1905"/>
+          <wp:inline distT="0" distB="0" distL="0" distR="0" wp14:anchorId="0F56D316" wp14:editId="1E12B038">
+            <wp:extent cx="5615962" cy="2380783"/>
+            <wp:effectExtent l="0" t="0" r="0" b="0"/>
             <wp:docPr id="729815097" name="Picture 1" descr="A table with text and images&#10;&#10;AI-generated content may be incorrect."/>
             <wp:cNvGraphicFramePr>
               <a:graphicFrameLocks xmlns:a="http://schemas.openxmlformats.org/drawingml/2006/main" noChangeAspect="1"/>
@@ -2589,7 +5275,7 @@
                     <pic:cNvPicPr/>
                   </pic:nvPicPr>
                   <pic:blipFill>
-                    <a:blip r:embed="rId18"/>
+                    <a:blip r:embed="rId27"/>
                     <a:stretch>
                       <a:fillRect/>
                     </a:stretch>
@@ -2597,7 +5283,7 @@
                   <pic:spPr>
                     <a:xfrm>
                       <a:off x="0" y="0"/>
-                      <a:ext cx="4232745" cy="1794394"/>
+                      <a:ext cx="5615962" cy="2380783"/>
                     </a:xfrm>
                     <a:prstGeom prst="rect">
                       <a:avLst/>
@@ -2612,19 +5298,23 @@
     </w:p>
     <w:p>
       <w:pPr>
-        <w:pStyle w:val="Heading2"/>
-      </w:pPr>
-      <w:bookmarkStart w:id="6" w:name="_Toc211858159"/>
+        <w:pStyle w:val="Heading1"/>
+        <w:jc w:val="left"/>
+      </w:pPr>
+      <w:bookmarkStart w:id="12" w:name="_Toc211867197"/>
       <w:r>
         <w:t>Field Testing</w:t>
       </w:r>
-      <w:bookmarkEnd w:id="6"/>
-    </w:p>
-    <w:p>
+      <w:bookmarkEnd w:id="12"/>
+    </w:p>
+    <w:p>
+      <w:pPr>
+        <w:spacing w:line="276" w:lineRule="auto"/>
+      </w:pPr>
       <w:r>
         <w:t xml:space="preserve">Field testing was done to get buoy speed vs current draw. Readings were taken by installing the flight logs from Mission Planner and uploaded to </w:t>
       </w:r>
-      <w:hyperlink r:id="rId19" w:anchor="/" w:history="1">
+      <w:hyperlink r:id="rId28" w:anchor="/">
         <w:r>
           <w:rPr>
             <w:rStyle w:val="Hyperlink"/>
@@ -2635,39 +5325,157 @@
       <w:r>
         <w:t>.</w:t>
       </w:r>
+      <w:r>
+        <w:t xml:space="preserve"> </w:t>
+      </w:r>
+      <w:r>
+        <w:t xml:space="preserve">This requires the BIN file. The BIN files generated from our testing is included in </w:t>
+      </w:r>
+      <w:r>
+        <w:t xml:space="preserve">the Flight </w:t>
+      </w:r>
+      <w:r>
+        <w:t xml:space="preserve">Controller </w:t>
+      </w:r>
+      <w:r>
+        <w:t>folder.</w:t>
+      </w:r>
     </w:p>
     <w:p>
       <w:pPr>
         <w:pStyle w:val="Heading3"/>
-      </w:pPr>
-      <w:bookmarkStart w:id="7" w:name="_Toc211858160"/>
+        <w:spacing w:line="276" w:lineRule="auto"/>
+      </w:pPr>
+      <w:bookmarkStart w:id="13" w:name="_Toc211867198"/>
+      <w:r>
+        <w:t>Location</w:t>
+      </w:r>
+      <w:bookmarkEnd w:id="13"/>
+    </w:p>
+    <w:p>
+      <w:r>
+        <w:t xml:space="preserve">We completed all field testing at Lake Pupuke, in the separate shallow water body of water accessible by </w:t>
+      </w:r>
+      <w:r>
+        <w:t>Northcote</w:t>
+      </w:r>
+      <w:r>
+        <w:t xml:space="preserve"> Road.</w:t>
+      </w:r>
+    </w:p>
+    <w:p>
+      <w:pPr>
+        <w:jc w:val="center"/>
+      </w:pPr>
+      <w:r>
+        <w:rPr>
+          <w:noProof/>
+        </w:rPr>
+        <w:drawing>
+          <wp:inline distT="0" distB="0" distL="0" distR="0" wp14:anchorId="0D5681FE" wp14:editId="334550BE">
+            <wp:extent cx="4286250" cy="2726989"/>
+            <wp:effectExtent l="0" t="0" r="0" b="0"/>
+            <wp:docPr id="556846499" name="drawing"/>
+            <wp:cNvGraphicFramePr>
+              <a:graphicFrameLocks xmlns:a="http://schemas.openxmlformats.org/drawingml/2006/main" noChangeAspect="1"/>
+            </wp:cNvGraphicFramePr>
+            <a:graphic xmlns:a="http://schemas.openxmlformats.org/drawingml/2006/main">
+              <a:graphicData uri="http://schemas.openxmlformats.org/drawingml/2006/picture">
+                <pic:pic xmlns:pic="http://schemas.openxmlformats.org/drawingml/2006/picture">
+                  <pic:nvPicPr>
+                    <pic:cNvPr id="556846499" name=""/>
+                    <pic:cNvPicPr/>
+                  </pic:nvPicPr>
+                  <pic:blipFill>
+                    <a:blip r:embed="rId29">
+                      <a:extLst>
+                        <a:ext uri="{28A0092B-C50C-407E-A947-70E740481C1C}">
+                          <a14:useLocalDpi xmlns:a14="http://schemas.microsoft.com/office/drawing/2010/main"/>
+                        </a:ext>
+                      </a:extLst>
+                    </a:blip>
+                    <a:stretch>
+                      <a:fillRect/>
+                    </a:stretch>
+                  </pic:blipFill>
+                  <pic:spPr>
+                    <a:xfrm>
+                      <a:off x="0" y="0"/>
+                      <a:ext cx="4286250" cy="2726989"/>
+                    </a:xfrm>
+                    <a:prstGeom prst="rect">
+                      <a:avLst/>
+                    </a:prstGeom>
+                  </pic:spPr>
+                </pic:pic>
+              </a:graphicData>
+            </a:graphic>
+          </wp:inline>
+        </w:drawing>
+      </w:r>
+    </w:p>
+    <w:p>
+      <w:pPr>
+        <w:jc w:val="center"/>
+      </w:pPr>
+      <w:r>
+        <w:lastRenderedPageBreak/>
+        <w:t xml:space="preserve">Figure </w:t>
+      </w:r>
+      <w:r>
+        <w:t>2.</w:t>
+      </w:r>
+      <w:r>
+        <w:t>2</w:t>
+      </w:r>
+      <w:r>
+        <w:t xml:space="preserve">: </w:t>
+      </w:r>
+      <w:r>
+        <w:t>Location</w:t>
+      </w:r>
+    </w:p>
+    <w:p>
+      <w:pPr>
+        <w:pStyle w:val="Heading3"/>
+        <w:spacing w:line="276" w:lineRule="auto"/>
+      </w:pPr>
+      <w:bookmarkStart w:id="14" w:name="_Toc211867199"/>
       <w:r>
         <w:t>Set Up</w:t>
       </w:r>
-      <w:bookmarkEnd w:id="7"/>
+      <w:bookmarkEnd w:id="14"/>
     </w:p>
     <w:p>
       <w:pPr>
         <w:pStyle w:val="Heading4"/>
+        <w:spacing w:line="276" w:lineRule="auto"/>
       </w:pPr>
       <w:r>
         <w:t>Electronics</w:t>
       </w:r>
     </w:p>
     <w:p>
+      <w:pPr>
+        <w:spacing w:line="276" w:lineRule="auto"/>
+      </w:pPr>
       <w:r>
         <w:t>The power connector between the PM07 and FC was cut such that only current and voltage readings could come from the PM07, but not power.</w:t>
       </w:r>
     </w:p>
     <w:p>
       <w:pPr>
+        <w:spacing w:line="276" w:lineRule="auto"/>
         <w:jc w:val="center"/>
       </w:pPr>
       <w:r>
+        <w:rPr>
+          <w:noProof/>
+        </w:rPr>
         <w:drawing>
-          <wp:inline distT="0" distB="0" distL="0" distR="0" wp14:anchorId="69B8B0B1" wp14:editId="74F1A5CF">
-            <wp:extent cx="4038600" cy="1629679"/>
-            <wp:effectExtent l="0" t="0" r="0" b="8890"/>
+          <wp:inline distT="0" distB="0" distL="0" distR="0" wp14:anchorId="69B8B0B1" wp14:editId="56254DA3">
+            <wp:extent cx="5410578" cy="2183307"/>
+            <wp:effectExtent l="0" t="0" r="0" b="0"/>
             <wp:docPr id="1815224759" name="Picture 1" descr="A white background with black text&#10;&#10;AI-generated content may be incorrect."/>
             <wp:cNvGraphicFramePr>
               <a:graphicFrameLocks xmlns:a="http://schemas.openxmlformats.org/drawingml/2006/main" noChangeAspect="1"/>
@@ -2680,7 +5488,7 @@
                     <pic:cNvPicPr/>
                   </pic:nvPicPr>
                   <pic:blipFill>
-                    <a:blip r:embed="rId20"/>
+                    <a:blip r:embed="rId30"/>
                     <a:stretch>
                       <a:fillRect/>
                     </a:stretch>
@@ -2688,7 +5496,7 @@
                   <pic:spPr>
                     <a:xfrm>
                       <a:off x="0" y="0"/>
-                      <a:ext cx="4054597" cy="1636134"/>
+                      <a:ext cx="5410578" cy="2183307"/>
                     </a:xfrm>
                     <a:prstGeom prst="rect">
                       <a:avLst/>
@@ -2703,20 +5511,28 @@
     </w:p>
     <w:p>
       <w:pPr>
+        <w:spacing w:line="276" w:lineRule="auto"/>
         <w:jc w:val="center"/>
       </w:pPr>
       <w:r>
-        <w:t xml:space="preserve">Figure 1.3.1: Power Connector Table from </w:t>
-      </w:r>
-      <w:hyperlink r:id="rId21" w:history="1">
-        <w:proofErr w:type="spellStart"/>
+        <w:t xml:space="preserve">Figure </w:t>
+      </w:r>
+      <w:r>
+        <w:t>2.</w:t>
+      </w:r>
+      <w:r>
+        <w:t>3</w:t>
+      </w:r>
+      <w:r>
+        <w:t xml:space="preserve">: Power Connector Table from </w:t>
+      </w:r>
+      <w:hyperlink r:id="rId31">
         <w:r>
           <w:rPr>
             <w:rStyle w:val="Hyperlink"/>
           </w:rPr>
           <w:t>HolyBro</w:t>
         </w:r>
-        <w:proofErr w:type="spellEnd"/>
       </w:hyperlink>
       <w:r>
         <w:t>.</w:t>
@@ -2727,25 +5543,18 @@
         <w:widowControl/>
         <w:autoSpaceDE/>
         <w:autoSpaceDN/>
+        <w:spacing w:line="276" w:lineRule="auto"/>
         <w:jc w:val="center"/>
-        <w:rPr>
-          <w:sz w:val="24"/>
-          <w:szCs w:val="24"/>
-          <w:lang w:eastAsia="en-NZ"/>
-        </w:rPr>
       </w:pPr>
       <w:r>
         <w:rPr>
           <w:noProof/>
-          <w:sz w:val="24"/>
-          <w:szCs w:val="24"/>
-          <w:lang w:eastAsia="en-NZ"/>
         </w:rPr>
         <w:drawing>
-          <wp:inline distT="0" distB="0" distL="0" distR="0" wp14:anchorId="65C9663E" wp14:editId="3F41557C">
-            <wp:extent cx="3250142" cy="1581150"/>
-            <wp:effectExtent l="0" t="0" r="7620" b="0"/>
-            <wp:docPr id="828224713" name="Picture 3" descr="A screenshot of a computer screen&#10;&#10;AI-generated content may be incorrect."/>
+          <wp:inline distT="0" distB="0" distL="0" distR="0" wp14:anchorId="6775236B" wp14:editId="3540DE36">
+            <wp:extent cx="5943600" cy="2905125"/>
+            <wp:effectExtent l="0" t="0" r="0" b="0"/>
+            <wp:docPr id="570640353" name="drawing"/>
             <wp:cNvGraphicFramePr>
               <a:graphicFrameLocks xmlns:a="http://schemas.openxmlformats.org/drawingml/2006/main" noChangeAspect="1"/>
             </wp:cNvGraphicFramePr>
@@ -2753,36 +5562,29 @@
               <a:graphicData uri="http://schemas.openxmlformats.org/drawingml/2006/picture">
                 <pic:pic xmlns:pic="http://schemas.openxmlformats.org/drawingml/2006/picture">
                   <pic:nvPicPr>
-                    <pic:cNvPr id="828224713" name="Picture 3" descr="A screenshot of a computer screen&#10;&#10;AI-generated content may be incorrect."/>
-                    <pic:cNvPicPr>
-                      <a:picLocks noChangeAspect="1" noChangeArrowheads="1"/>
-                    </pic:cNvPicPr>
+                    <pic:cNvPr id="570640353" name=""/>
+                    <pic:cNvPicPr/>
                   </pic:nvPicPr>
                   <pic:blipFill>
-                    <a:blip r:embed="rId22" cstate="print">
+                    <a:blip r:embed="rId32" cstate="print">
                       <a:extLst>
                         <a:ext uri="{28A0092B-C50C-407E-A947-70E740481C1C}">
                           <a14:useLocalDpi xmlns:a14="http://schemas.microsoft.com/office/drawing/2010/main" val="0"/>
                         </a:ext>
                       </a:extLst>
                     </a:blip>
-                    <a:srcRect/>
                     <a:stretch>
                       <a:fillRect/>
                     </a:stretch>
                   </pic:blipFill>
-                  <pic:spPr bwMode="auto">
+                  <pic:spPr>
                     <a:xfrm>
                       <a:off x="0" y="0"/>
-                      <a:ext cx="3251765" cy="1581940"/>
+                      <a:ext cx="5943600" cy="2905125"/>
                     </a:xfrm>
                     <a:prstGeom prst="rect">
                       <a:avLst/>
                     </a:prstGeom>
-                    <a:noFill/>
-                    <a:ln>
-                      <a:noFill/>
-                    </a:ln>
                   </pic:spPr>
                 </pic:pic>
               </a:graphicData>
@@ -2796,6 +5598,7 @@
         <w:widowControl/>
         <w:autoSpaceDE/>
         <w:autoSpaceDN/>
+        <w:spacing w:line="276" w:lineRule="auto"/>
         <w:jc w:val="center"/>
         <w:rPr>
           <w:sz w:val="24"/>
@@ -2809,7 +5612,31 @@
           <w:szCs w:val="24"/>
           <w:lang w:eastAsia="en-NZ"/>
         </w:rPr>
-        <w:t>Figure 1.3.2: Electronics Connections</w:t>
+        <w:t xml:space="preserve">Figure </w:t>
+      </w:r>
+      <w:r>
+        <w:rPr>
+          <w:sz w:val="24"/>
+          <w:szCs w:val="24"/>
+          <w:lang w:eastAsia="en-NZ"/>
+        </w:rPr>
+        <w:t>2.</w:t>
+      </w:r>
+      <w:r>
+        <w:rPr>
+          <w:sz w:val="24"/>
+          <w:szCs w:val="24"/>
+          <w:lang w:eastAsia="en-NZ"/>
+        </w:rPr>
+        <w:t>4</w:t>
+      </w:r>
+      <w:r>
+        <w:rPr>
+          <w:sz w:val="24"/>
+          <w:szCs w:val="24"/>
+          <w:lang w:eastAsia="en-NZ"/>
+        </w:rPr>
+        <w:t>: Electronics Connections</w:t>
       </w:r>
     </w:p>
     <w:p>
@@ -2817,6 +5644,7 @@
         <w:widowControl/>
         <w:autoSpaceDE/>
         <w:autoSpaceDN/>
+        <w:spacing w:line="276" w:lineRule="auto"/>
         <w:jc w:val="center"/>
         <w:rPr>
           <w:sz w:val="24"/>
@@ -2825,11 +5653,6 @@
         </w:rPr>
       </w:pPr>
       <w:r>
-        <w:rPr>
-          <w:sz w:val="24"/>
-          <w:szCs w:val="24"/>
-          <w:lang w:eastAsia="en-NZ"/>
-        </w:rPr>
         <w:lastRenderedPageBreak/>
         <w:drawing>
           <wp:inline distT="0" distB="0" distL="0" distR="0" wp14:anchorId="0710FF9F" wp14:editId="2C108CDF">
@@ -2847,7 +5670,7 @@
                     <pic:cNvPicPr/>
                   </pic:nvPicPr>
                   <pic:blipFill>
-                    <a:blip r:embed="rId23"/>
+                    <a:blip r:embed="rId33"/>
                     <a:stretch>
                       <a:fillRect/>
                     </a:stretch>
@@ -2868,11 +5691,14 @@
         </w:drawing>
       </w:r>
       <w:r>
+        <w:rPr>
+          <w:noProof/>
+        </w:rPr>
         <w:drawing>
-          <wp:inline distT="0" distB="0" distL="0" distR="0" wp14:anchorId="33AF4A2C" wp14:editId="09135A40">
-            <wp:extent cx="2035006" cy="2057400"/>
-            <wp:effectExtent l="0" t="0" r="3810" b="0"/>
-            <wp:docPr id="2116861188" name="Picture 1" descr="A white box with wires and wires&#10;&#10;AI-generated content may be incorrect."/>
+          <wp:inline distT="0" distB="0" distL="0" distR="0" wp14:anchorId="29F682EA" wp14:editId="3177B0DA">
+            <wp:extent cx="1489533" cy="1984503"/>
+            <wp:effectExtent l="0" t="0" r="0" b="0"/>
+            <wp:docPr id="381459586" name="Picture 3"/>
             <wp:cNvGraphicFramePr>
               <a:graphicFrameLocks xmlns:a="http://schemas.openxmlformats.org/drawingml/2006/main" noChangeAspect="1"/>
             </wp:cNvGraphicFramePr>
@@ -2880,11 +5706,154 @@
               <a:graphicData uri="http://schemas.openxmlformats.org/drawingml/2006/picture">
                 <pic:pic xmlns:pic="http://schemas.openxmlformats.org/drawingml/2006/picture">
                   <pic:nvPicPr>
-                    <pic:cNvPr id="2116861188" name="Picture 1" descr="A white box with wires and wires&#10;&#10;AI-generated content may be incorrect."/>
+                    <pic:cNvPr id="0" name="Picture 1"/>
+                    <pic:cNvPicPr>
+                      <a:picLocks noChangeAspect="1" noChangeArrowheads="1"/>
+                    </pic:cNvPicPr>
+                  </pic:nvPicPr>
+                  <pic:blipFill>
+                    <a:blip r:embed="rId34" cstate="print">
+                      <a:extLst>
+                        <a:ext uri="{28A0092B-C50C-407E-A947-70E740481C1C}">
+                          <a14:useLocalDpi xmlns:a14="http://schemas.microsoft.com/office/drawing/2010/main" val="0"/>
+                        </a:ext>
+                      </a:extLst>
+                    </a:blip>
+                    <a:srcRect/>
+                    <a:stretch>
+                      <a:fillRect/>
+                    </a:stretch>
+                  </pic:blipFill>
+                  <pic:spPr bwMode="auto">
+                    <a:xfrm>
+                      <a:off x="0" y="0"/>
+                      <a:ext cx="1504725" cy="2004743"/>
+                    </a:xfrm>
+                    <a:prstGeom prst="rect">
+                      <a:avLst/>
+                    </a:prstGeom>
+                    <a:noFill/>
+                    <a:ln>
+                      <a:noFill/>
+                    </a:ln>
+                  </pic:spPr>
+                </pic:pic>
+              </a:graphicData>
+            </a:graphic>
+          </wp:inline>
+        </w:drawing>
+      </w:r>
+    </w:p>
+    <w:p>
+      <w:pPr>
+        <w:pStyle w:val="Heading4"/>
+        <w:spacing w:line="276" w:lineRule="auto"/>
+      </w:pPr>
+      <w:r>
+        <w:t>Hull</w:t>
+      </w:r>
+    </w:p>
+    <w:p>
+      <w:pPr>
+        <w:spacing w:line="276" w:lineRule="auto"/>
+      </w:pPr>
+      <w:r>
+        <w:t xml:space="preserve">The Figure below shows a </w:t>
+      </w:r>
+      <w:r>
+        <w:t xml:space="preserve">diagram of the </w:t>
+      </w:r>
+      <w:r>
+        <w:t>constructed</w:t>
+      </w:r>
+      <w:r>
+        <w:t xml:space="preserve"> testing hull.</w:t>
+      </w:r>
+      <w:r>
+        <w:t xml:space="preserve"> </w:t>
+      </w:r>
+      <w:r>
+        <w:t xml:space="preserve">The files used to 3D print </w:t>
+      </w:r>
+      <w:r>
+        <w:t xml:space="preserve">the mounts </w:t>
+      </w:r>
+      <w:r>
+        <w:t xml:space="preserve">are </w:t>
+      </w:r>
+      <w:r>
+        <w:t xml:space="preserve">included in the Mounting </w:t>
+      </w:r>
+      <w:r>
+        <w:t>folder</w:t>
+      </w:r>
+      <w:r>
+        <w:t xml:space="preserve"> </w:t>
+      </w:r>
+      <w:r>
+        <w:t xml:space="preserve">and was taken from </w:t>
+      </w:r>
+      <w:r>
+        <w:t xml:space="preserve">a </w:t>
+      </w:r>
+      <w:hyperlink r:id="rId35">
+        <w:proofErr w:type="spellStart"/>
+        <w:r>
+          <w:rPr>
+            <w:rStyle w:val="Hyperlink"/>
+          </w:rPr>
+          <w:t>squirm.tech</w:t>
+        </w:r>
+        <w:proofErr w:type="spellEnd"/>
+      </w:hyperlink>
+      <w:r>
+        <w:t xml:space="preserve"> forum</w:t>
+      </w:r>
+      <w:r>
+        <w:t>.</w:t>
+      </w:r>
+    </w:p>
+    <w:p>
+      <w:pPr>
+        <w:spacing w:line="276" w:lineRule="auto"/>
+        <w:jc w:val="center"/>
+      </w:pPr>
+      <w:r>
+        <w:t>Figure 2.5: Diagram of Hull Set Up</w:t>
+      </w:r>
+    </w:p>
+    <w:p>
+      <w:pPr>
+        <w:spacing w:line="276" w:lineRule="auto"/>
+        <w:jc w:val="center"/>
+      </w:pPr>
+      <w:r>
+        <w:rPr>
+          <w:noProof/>
+        </w:rPr>
+        <w:drawing>
+          <wp:inline distT="0" distB="0" distL="0" distR="0" wp14:anchorId="186A8981" wp14:editId="71170216">
+            <wp:extent cx="3296310" cy="1579482"/>
+            <wp:effectExtent l="0" t="0" r="0" b="0"/>
+            <wp:docPr id="1301037679" name="drawing"/>
+            <wp:cNvGraphicFramePr>
+              <a:graphicFrameLocks xmlns:a="http://schemas.openxmlformats.org/drawingml/2006/main" noChangeAspect="1"/>
+            </wp:cNvGraphicFramePr>
+            <a:graphic xmlns:a="http://schemas.openxmlformats.org/drawingml/2006/main">
+              <a:graphicData uri="http://schemas.openxmlformats.org/drawingml/2006/picture">
+                <pic:pic xmlns:pic="http://schemas.openxmlformats.org/drawingml/2006/picture">
+                  <pic:nvPicPr>
+                    <pic:cNvPr id="1301037679" name=""/>
                     <pic:cNvPicPr/>
                   </pic:nvPicPr>
                   <pic:blipFill>
-                    <a:blip r:embed="rId24"/>
+                    <a:blip r:embed="rId36">
+                      <a:extLst>
+                        <a:ext uri="{28A0092B-C50C-407E-A947-70E740481C1C}">
+                          <a14:useLocalDpi xmlns:a14="http://schemas.microsoft.com/office/drawing/2010/main"/>
+                        </a:ext>
+                      </a:extLst>
+                    </a:blip>
                     <a:stretch>
                       <a:fillRect/>
                     </a:stretch>
@@ -2892,7 +5861,7 @@
                   <pic:spPr>
                     <a:xfrm>
                       <a:off x="0" y="0"/>
-                      <a:ext cx="2041558" cy="2064024"/>
+                      <a:ext cx="3296310" cy="1579482"/>
                     </a:xfrm>
                     <a:prstGeom prst="rect">
                       <a:avLst/>
@@ -2907,23 +5876,23 @@
     </w:p>
     <w:p>
       <w:pPr>
-        <w:widowControl/>
-        <w:autoSpaceDE/>
-        <w:autoSpaceDN/>
+        <w:spacing w:line="276" w:lineRule="auto"/>
         <w:jc w:val="center"/>
-        <w:rPr>
-          <w:sz w:val="24"/>
-          <w:szCs w:val="24"/>
-          <w:lang w:eastAsia="en-NZ"/>
-        </w:rPr>
-      </w:pPr>
-      <w:r>
-        <w:rPr>
-          <w:sz w:val="24"/>
-          <w:szCs w:val="24"/>
-          <w:lang w:eastAsia="en-NZ"/>
-        </w:rPr>
-        <w:t>Figure 1.3.3: Photo Example of Electronics Set Up for Field Testing</w:t>
+      </w:pPr>
+      <w:r>
+        <w:t xml:space="preserve">Figure </w:t>
+      </w:r>
+      <w:r>
+        <w:t xml:space="preserve">2.6: Photo </w:t>
+      </w:r>
+      <w:r>
+        <w:t xml:space="preserve">of </w:t>
+      </w:r>
+      <w:r>
+        <w:t xml:space="preserve">Testing Hull Set </w:t>
+      </w:r>
+      <w:r>
+        <w:t>Up</w:t>
       </w:r>
     </w:p>
     <w:p>
@@ -2931,39 +5900,289 @@
         <w:pStyle w:val="Heading4"/>
       </w:pPr>
       <w:r>
-        <w:t>Hull</w:t>
+        <w:t>Results</w:t>
+      </w:r>
+    </w:p>
+    <w:p>
+      <w:pPr>
+        <w:spacing w:line="276" w:lineRule="auto"/>
+      </w:pPr>
+      <w:r>
+        <w:t>Power testing results</w:t>
+      </w:r>
+      <w:r>
+        <w:t xml:space="preserve"> for our testing can be found in Cromwell Pilacan’s report.</w:t>
+      </w:r>
+    </w:p>
+    <w:p>
+      <w:pPr>
+        <w:pStyle w:val="Heading1"/>
+        <w:jc w:val="left"/>
+      </w:pPr>
+      <w:bookmarkStart w:id="15" w:name="_Toc211867200"/>
+      <w:r>
+        <w:t>SITL Simulation</w:t>
+      </w:r>
+      <w:bookmarkEnd w:id="15"/>
+    </w:p>
+    <w:p>
+      <w:pPr>
+        <w:spacing w:line="276" w:lineRule="auto"/>
+      </w:pPr>
+      <w:r>
+        <w:t xml:space="preserve">Testing autonomy within mission planner involves setting up a </w:t>
+      </w:r>
+      <w:r>
+        <w:t>virtual rover and sending MAVLink packets via TCP</w:t>
       </w:r>
     </w:p>
     <w:p/>
     <w:p>
-      <w:pPr>
-        <w:pStyle w:val="Heading4"/>
-      </w:pPr>
-      <w:r>
-        <w:t>Control</w:t>
-      </w:r>
-    </w:p>
-    <w:p>
-      <w:r>
-        <w:t>To reach specific speeds the remote controller was used to drive the boat in a straight line using the Mission Planner UI to read the boat speed.</w:t>
-      </w:r>
-    </w:p>
-    <w:p/>
-    <w:p>
-      <w:pPr>
-        <w:pStyle w:val="Heading4"/>
-      </w:pPr>
-      <w:r>
-        <w:t>Results</w:t>
-      </w:r>
-    </w:p>
-    <w:p>
-      <w:r>
-        <w:t>Results for our testing can be found in Cromwell Pilacan’s report.</w:t>
+      <w:r>
+        <w:t>Setup</w:t>
+      </w:r>
+    </w:p>
+    <w:p>
+      <w:pPr>
+        <w:pStyle w:val="ListParagraph"/>
+        <w:numPr>
+          <w:ilvl w:val="0"/>
+          <w:numId w:val="16"/>
+        </w:numPr>
+      </w:pPr>
+      <w:r>
+        <w:t>Mission Planner</w:t>
+      </w:r>
+    </w:p>
+    <w:p>
+      <w:pPr>
+        <w:pStyle w:val="ListParagraph"/>
+        <w:numPr>
+          <w:ilvl w:val="1"/>
+          <w:numId w:val="16"/>
+        </w:numPr>
+      </w:pPr>
+      <w:r>
+        <w:t>Simulation</w:t>
+      </w:r>
+      <w:r>
+        <w:t xml:space="preserve"> Tab</w:t>
+      </w:r>
+    </w:p>
+    <w:p>
+      <w:pPr>
+        <w:pStyle w:val="ListParagraph"/>
+        <w:numPr>
+          <w:ilvl w:val="2"/>
+          <w:numId w:val="16"/>
+        </w:numPr>
+      </w:pPr>
+      <w:r>
+        <w:t>Simulation speed = 100</w:t>
+      </w:r>
+    </w:p>
+    <w:p>
+      <w:pPr>
+        <w:pStyle w:val="ListParagraph"/>
+        <w:numPr>
+          <w:ilvl w:val="2"/>
+          <w:numId w:val="16"/>
+        </w:numPr>
+      </w:pPr>
+      <w:r>
+        <w:t>Press Rover</w:t>
+      </w:r>
+    </w:p>
+    <w:p>
+      <w:r>
+        <w:t>Connect</w:t>
+      </w:r>
+    </w:p>
+    <w:p>
+      <w:pPr>
+        <w:pStyle w:val="ListParagraph"/>
+        <w:numPr>
+          <w:ilvl w:val="0"/>
+          <w:numId w:val="16"/>
+        </w:numPr>
+      </w:pPr>
+      <w:r>
+        <w:t>In the terminal that appeared, it shows the TCP port to connect to, the mav.py file within the pi</w:t>
+      </w:r>
+      <w:r>
+        <w:t xml:space="preserve"> controls this connection.</w:t>
+      </w:r>
+      <w:r>
+        <w:t xml:space="preserve"> should already be configured.</w:t>
+      </w:r>
+    </w:p>
+    <w:p>
+      <w:pPr>
+        <w:pStyle w:val="ListParagraph"/>
+        <w:numPr>
+          <w:ilvl w:val="0"/>
+          <w:numId w:val="16"/>
+        </w:numPr>
+      </w:pPr>
+      <w:r>
+        <w:t>GUI</w:t>
+      </w:r>
+    </w:p>
+    <w:p>
+      <w:pPr>
+        <w:pStyle w:val="ListParagraph"/>
+        <w:numPr>
+          <w:ilvl w:val="1"/>
+          <w:numId w:val="16"/>
+        </w:numPr>
+      </w:pPr>
+      <w:r>
+        <w:t>Autonomy Tab</w:t>
+      </w:r>
+    </w:p>
+    <w:p>
+      <w:pPr>
+        <w:pStyle w:val="ListParagraph"/>
+        <w:numPr>
+          <w:ilvl w:val="2"/>
+          <w:numId w:val="16"/>
+        </w:numPr>
+      </w:pPr>
+      <w:r>
+        <w:t>Set parameters, low times as to not cause delays</w:t>
+      </w:r>
+    </w:p>
+    <w:p>
+      <w:pPr>
+        <w:pStyle w:val="ListParagraph"/>
+        <w:numPr>
+          <w:ilvl w:val="2"/>
+          <w:numId w:val="16"/>
+        </w:numPr>
+      </w:pPr>
+      <w:r>
+        <w:t>Toggle autonomy.</w:t>
+      </w:r>
+    </w:p>
+    <w:p>
+      <w:pPr>
+        <w:pStyle w:val="ListParagraph"/>
+        <w:numPr>
+          <w:ilvl w:val="0"/>
+          <w:numId w:val="16"/>
+        </w:numPr>
+      </w:pPr>
+      <w:r>
+        <w:lastRenderedPageBreak/>
+        <w:t>Confirmation</w:t>
+      </w:r>
+    </w:p>
+    <w:p>
+      <w:pPr>
+        <w:pStyle w:val="ListParagraph"/>
+        <w:numPr>
+          <w:ilvl w:val="1"/>
+          <w:numId w:val="16"/>
+        </w:numPr>
+      </w:pPr>
+      <w:r>
+        <w:t>Terminal</w:t>
+      </w:r>
+    </w:p>
+    <w:p>
+      <w:pPr>
+        <w:pStyle w:val="ListParagraph"/>
+        <w:numPr>
+          <w:ilvl w:val="2"/>
+          <w:numId w:val="16"/>
+        </w:numPr>
+      </w:pPr>
+      <w:r>
+        <w:t>In the Pi TMUX it should show an autonomy window</w:t>
+      </w:r>
+    </w:p>
+    <w:p>
+      <w:pPr>
+        <w:pStyle w:val="ListParagraph"/>
+        <w:numPr>
+          <w:ilvl w:val="1"/>
+          <w:numId w:val="16"/>
+        </w:numPr>
+      </w:pPr>
+      <w:r>
+        <w:t>Mission Planner</w:t>
+      </w:r>
+    </w:p>
+    <w:p>
+      <w:pPr>
+        <w:pStyle w:val="ListParagraph"/>
+        <w:numPr>
+          <w:ilvl w:val="2"/>
+          <w:numId w:val="16"/>
+        </w:numPr>
+      </w:pPr>
+      <w:r>
+        <w:t>The Rover should go through the simulation.</w:t>
+      </w:r>
+    </w:p>
+    <w:p>
+      <w:r>
+        <w:t xml:space="preserve">Flight </w:t>
+      </w:r>
+      <w:r>
+        <w:t>Logs</w:t>
+      </w:r>
+    </w:p>
+    <w:p>
+      <w:pPr>
+        <w:pStyle w:val="ListParagraph"/>
+        <w:numPr>
+          <w:ilvl w:val="0"/>
+          <w:numId w:val="16"/>
+        </w:numPr>
+      </w:pPr>
+      <w:r>
+        <w:t>Mission Planner</w:t>
+      </w:r>
+    </w:p>
+    <w:p>
+      <w:pPr>
+        <w:pStyle w:val="ListParagraph"/>
+        <w:numPr>
+          <w:ilvl w:val="1"/>
+          <w:numId w:val="16"/>
+        </w:numPr>
+      </w:pPr>
+      <w:r>
+        <w:t>Data Tab</w:t>
+      </w:r>
+    </w:p>
+    <w:p>
+      <w:pPr>
+        <w:pStyle w:val="ListParagraph"/>
+        <w:numPr>
+          <w:ilvl w:val="2"/>
+          <w:numId w:val="16"/>
+        </w:numPr>
+      </w:pPr>
+      <w:r>
+        <w:t>Scroll across to Flight Logs</w:t>
+      </w:r>
+    </w:p>
+    <w:p>
+      <w:pPr>
+        <w:pStyle w:val="ListParagraph"/>
+        <w:numPr>
+          <w:ilvl w:val="2"/>
+          <w:numId w:val="16"/>
+        </w:numPr>
+      </w:pPr>
+      <w:r>
+        <w:t>Choose an option to download or review.</w:t>
       </w:r>
     </w:p>
     <w:sectPr>
-      <w:footerReference w:type="default" r:id="rId25"/>
+      <w:footerReference w:type="default" r:id="rId37"/>
       <w:pgSz w:w="12240" w:h="15840"/>
       <w:pgMar w:top="1440" w:right="1440" w:bottom="1440" w:left="1440" w:header="720" w:footer="720" w:gutter="0"/>
       <w:cols w:space="720"/>
@@ -2971,6 +6190,25 @@
     </w:sectPr>
   </w:body>
 </w:document>
+</file>
+
+<file path=word/endnotes.xml><?xml version="1.0" encoding="utf-8"?>
+<w:endnotes xmlns:wpc="http://schemas.microsoft.com/office/word/2010/wordprocessingCanvas" xmlns:cx="http://schemas.microsoft.com/office/drawing/2014/chartex" xmlns:cx1="http://schemas.microsoft.com/office/drawing/2015/9/8/chartex" xmlns:cx2="http://schemas.microsoft.com/office/drawing/2015/10/21/chartex" xmlns:cx3="http://schemas.microsoft.com/office/drawing/2016/5/9/chartex" xmlns:cx4="http://schemas.microsoft.com/office/drawing/2016/5/10/chartex" xmlns:cx5="http://schemas.microsoft.com/office/drawing/2016/5/11/chartex" xmlns:cx6="http://schemas.microsoft.com/office/drawing/2016/5/12/chartex" xmlns:cx7="http://schemas.microsoft.com/office/drawing/2016/5/13/chartex" xmlns:cx8="http://schemas.microsoft.com/office/drawing/2016/5/14/chartex" xmlns:mc="http://schemas.openxmlformats.org/markup-compatibility/2006" xmlns:aink="http://schemas.microsoft.com/office/drawing/2016/ink" xmlns:am3d="http://schemas.microsoft.com/office/drawing/2017/model3d" xmlns:o="urn:schemas-microsoft-com:office:office" xmlns:oel="http://schemas.microsoft.com/office/2019/extlst" xmlns:r="http://schemas.openxmlformats.org/officeDocument/2006/relationships" xmlns:m="http://schemas.openxmlformats.org/officeDocument/2006/math" xmlns:v="urn:schemas-microsoft-com:vml" xmlns:wp14="http://schemas.microsoft.com/office/word/2010/wordprocessingDrawing" xmlns:wp="http://schemas.openxmlformats.org/drawingml/2006/wordprocessingDrawing" xmlns:w10="urn:schemas-microsoft-com:office:word" xmlns:w="http://schemas.openxmlformats.org/wordprocessingml/2006/main" xmlns:w14="http://schemas.microsoft.com/office/word/2010/wordml" xmlns:w15="http://schemas.microsoft.com/office/word/2012/wordml" xmlns:w16cex="http://schemas.microsoft.com/office/word/2018/wordml/cex" xmlns:w16cid="http://schemas.microsoft.com/office/word/2016/wordml/cid" xmlns:w16="http://schemas.microsoft.com/office/word/2018/wordml" xmlns:w16du="http://schemas.microsoft.com/office/word/2023/wordml/word16du" xmlns:w16sdtdh="http://schemas.microsoft.com/office/word/2020/wordml/sdtdatahash" xmlns:w16sdtfl="http://schemas.microsoft.com/office/word/2024/wordml/sdtformatlock" xmlns:w16se="http://schemas.microsoft.com/office/word/2015/wordml/symex" xmlns:wpg="http://schemas.microsoft.com/office/word/2010/wordprocessingGroup" xmlns:wpi="http://schemas.microsoft.com/office/word/2010/wordprocessingInk" xmlns:wne="http://schemas.microsoft.com/office/word/2006/wordml" xmlns:wps="http://schemas.microsoft.com/office/word/2010/wordprocessingShape" mc:Ignorable="w14 w15 w16se w16cid w16 w16cex w16sdtdh w16sdtfl w16du wp14">
+  <w:endnote w:type="separator" w:id="-1">
+    <w:p>
+      <w:r>
+        <w:separator/>
+      </w:r>
+    </w:p>
+  </w:endnote>
+  <w:endnote w:type="continuationSeparator" w:id="0">
+    <w:p>
+      <w:r>
+        <w:continuationSeparator/>
+      </w:r>
+    </w:p>
+  </w:endnote>
+</w:endnotes>
 </file>
 
 <file path=word/footer1.xml><?xml version="1.0" encoding="utf-8"?>
@@ -2990,7 +6228,7 @@
       <mc:AlternateContent>
         <mc:Choice Requires="wps">
           <w:drawing>
-            <wp:anchor distT="0" distB="0" distL="114300" distR="114300" simplePos="0" relativeHeight="251659264" behindDoc="1" locked="0" layoutInCell="1" allowOverlap="1" wp14:anchorId="2C473B22" wp14:editId="235F0B43">
+            <wp:anchor distT="0" distB="0" distL="114300" distR="114300" simplePos="0" relativeHeight="251658240" behindDoc="1" locked="0" layoutInCell="1" allowOverlap="1" wp14:anchorId="2C473B22" wp14:editId="235F0B43">
               <wp:simplePos x="0" y="0"/>
               <wp:positionH relativeFrom="page">
                 <wp:posOffset>3702050</wp:posOffset>
@@ -3099,7 +6337,7 @@
               <v:stroke joinstyle="miter"/>
               <v:path gradientshapeok="t" o:connecttype="rect"/>
             </v:shapetype>
-            <v:shape id="Text Box 2" o:spid="_x0000_s1027" type="#_x0000_t202" style="position:absolute;margin-left:291.5pt;margin-top:804.9pt;width:12.35pt;height:14.05pt;z-index:-251657216;visibility:visible;mso-wrap-style:square;mso-width-percent:0;mso-height-percent:0;mso-wrap-distance-left:9pt;mso-wrap-distance-top:0;mso-wrap-distance-right:9pt;mso-wrap-distance-bottom:0;mso-position-horizontal:absolute;mso-position-horizontal-relative:page;mso-position-vertical:absolute;mso-position-vertical-relative:page;mso-width-percent:0;mso-height-percent:0;mso-width-relative:page;mso-height-relative:page;v-text-anchor:top" o:gfxdata="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" filled="f" stroked="f">
+            <v:shape id="Text Box 2" o:spid="_x0000_s1027" type="#_x0000_t202" style="position:absolute;margin-left:291.5pt;margin-top:804.9pt;width:12.35pt;height:14.05pt;z-index:-251658240;visibility:visible;mso-wrap-style:square;mso-width-percent:0;mso-height-percent:0;mso-wrap-distance-left:9pt;mso-wrap-distance-top:0;mso-wrap-distance-right:9pt;mso-wrap-distance-bottom:0;mso-position-horizontal:absolute;mso-position-horizontal-relative:page;mso-position-vertical:absolute;mso-position-vertical-relative:page;mso-width-percent:0;mso-height-percent:0;mso-width-relative:page;mso-height-relative:page;v-text-anchor:top" o:gfxdata="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" filled="f" stroked="f">
               <v:textbox inset="0,0,0,0">
                 <w:txbxContent>
                   <w:p>
@@ -3145,9 +6383,141 @@
 </w:ftr>
 </file>
 
+<file path=word/footnotes.xml><?xml version="1.0" encoding="utf-8"?>
+<w:footnotes xmlns:wpc="http://schemas.microsoft.com/office/word/2010/wordprocessingCanvas" xmlns:cx="http://schemas.microsoft.com/office/drawing/2014/chartex" xmlns:cx1="http://schemas.microsoft.com/office/drawing/2015/9/8/chartex" xmlns:cx2="http://schemas.microsoft.com/office/drawing/2015/10/21/chartex" xmlns:cx3="http://schemas.microsoft.com/office/drawing/2016/5/9/chartex" xmlns:cx4="http://schemas.microsoft.com/office/drawing/2016/5/10/chartex" xmlns:cx5="http://schemas.microsoft.com/office/drawing/2016/5/11/chartex" xmlns:cx6="http://schemas.microsoft.com/office/drawing/2016/5/12/chartex" xmlns:cx7="http://schemas.microsoft.com/office/drawing/2016/5/13/chartex" xmlns:cx8="http://schemas.microsoft.com/office/drawing/2016/5/14/chartex" xmlns:mc="http://schemas.openxmlformats.org/markup-compatibility/2006" xmlns:aink="http://schemas.microsoft.com/office/drawing/2016/ink" xmlns:am3d="http://schemas.microsoft.com/office/drawing/2017/model3d" xmlns:o="urn:schemas-microsoft-com:office:office" xmlns:oel="http://schemas.microsoft.com/office/2019/extlst" xmlns:r="http://schemas.openxmlformats.org/officeDocument/2006/relationships" xmlns:m="http://schemas.openxmlformats.org/officeDocument/2006/math" xmlns:v="urn:schemas-microsoft-com:vml" xmlns:wp14="http://schemas.microsoft.com/office/word/2010/wordprocessingDrawing" xmlns:wp="http://schemas.openxmlformats.org/drawingml/2006/wordprocessingDrawing" xmlns:w10="urn:schemas-microsoft-com:office:word" xmlns:w="http://schemas.openxmlformats.org/wordprocessingml/2006/main" xmlns:w14="http://schemas.microsoft.com/office/word/2010/wordml" xmlns:w15="http://schemas.microsoft.com/office/word/2012/wordml" xmlns:w16cex="http://schemas.microsoft.com/office/word/2018/wordml/cex" xmlns:w16cid="http://schemas.microsoft.com/office/word/2016/wordml/cid" xmlns:w16="http://schemas.microsoft.com/office/word/2018/wordml" xmlns:w16du="http://schemas.microsoft.com/office/word/2023/wordml/word16du" xmlns:w16sdtdh="http://schemas.microsoft.com/office/word/2020/wordml/sdtdatahash" xmlns:w16sdtfl="http://schemas.microsoft.com/office/word/2024/wordml/sdtformatlock" xmlns:w16se="http://schemas.microsoft.com/office/word/2015/wordml/symex" xmlns:wpg="http://schemas.microsoft.com/office/word/2010/wordprocessingGroup" xmlns:wpi="http://schemas.microsoft.com/office/word/2010/wordprocessingInk" xmlns:wne="http://schemas.microsoft.com/office/word/2006/wordml" xmlns:wps="http://schemas.microsoft.com/office/word/2010/wordprocessingShape" mc:Ignorable="w14 w15 w16se w16cid w16 w16cex w16sdtdh w16sdtfl w16du wp14">
+  <w:footnote w:type="separator" w:id="-1">
+    <w:p>
+      <w:r>
+        <w:separator/>
+      </w:r>
+    </w:p>
+  </w:footnote>
+  <w:footnote w:type="continuationSeparator" w:id="0">
+    <w:p>
+      <w:r>
+        <w:continuationSeparator/>
+      </w:r>
+    </w:p>
+  </w:footnote>
+</w:footnotes>
+</file>
+
 <file path=word/numbering.xml><?xml version="1.0" encoding="utf-8"?>
 <w:numbering xmlns:wpc="http://schemas.microsoft.com/office/word/2010/wordprocessingCanvas" xmlns:cx="http://schemas.microsoft.com/office/drawing/2014/chartex" xmlns:cx1="http://schemas.microsoft.com/office/drawing/2015/9/8/chartex" xmlns:cx2="http://schemas.microsoft.com/office/drawing/2015/10/21/chartex" xmlns:cx3="http://schemas.microsoft.com/office/drawing/2016/5/9/chartex" xmlns:cx4="http://schemas.microsoft.com/office/drawing/2016/5/10/chartex" xmlns:cx5="http://schemas.microsoft.com/office/drawing/2016/5/11/chartex" xmlns:cx6="http://schemas.microsoft.com/office/drawing/2016/5/12/chartex" xmlns:cx7="http://schemas.microsoft.com/office/drawing/2016/5/13/chartex" xmlns:cx8="http://schemas.microsoft.com/office/drawing/2016/5/14/chartex" xmlns:mc="http://schemas.openxmlformats.org/markup-compatibility/2006" xmlns:aink="http://schemas.microsoft.com/office/drawing/2016/ink" xmlns:am3d="http://schemas.microsoft.com/office/drawing/2017/model3d" xmlns:o="urn:schemas-microsoft-com:office:office" xmlns:oel="http://schemas.microsoft.com/office/2019/extlst" xmlns:r="http://schemas.openxmlformats.org/officeDocument/2006/relationships" xmlns:m="http://schemas.openxmlformats.org/officeDocument/2006/math" xmlns:v="urn:schemas-microsoft-com:vml" xmlns:wp14="http://schemas.microsoft.com/office/word/2010/wordprocessingDrawing" xmlns:wp="http://schemas.openxmlformats.org/drawingml/2006/wordprocessingDrawing" xmlns:w10="urn:schemas-microsoft-com:office:word" xmlns:w="http://schemas.openxmlformats.org/wordprocessingml/2006/main" xmlns:w14="http://schemas.microsoft.com/office/word/2010/wordml" xmlns:w15="http://schemas.microsoft.com/office/word/2012/wordml" xmlns:w16cex="http://schemas.microsoft.com/office/word/2018/wordml/cex" xmlns:w16cid="http://schemas.microsoft.com/office/word/2016/wordml/cid" xmlns:w16="http://schemas.microsoft.com/office/word/2018/wordml" xmlns:w16du="http://schemas.microsoft.com/office/word/2023/wordml/word16du" xmlns:w16sdtdh="http://schemas.microsoft.com/office/word/2020/wordml/sdtdatahash" xmlns:w16sdtfl="http://schemas.microsoft.com/office/word/2024/wordml/sdtformatlock" xmlns:w16se="http://schemas.microsoft.com/office/word/2015/wordml/symex" xmlns:wpg="http://schemas.microsoft.com/office/word/2010/wordprocessingGroup" xmlns:wpi="http://schemas.microsoft.com/office/word/2010/wordprocessingInk" xmlns:wne="http://schemas.microsoft.com/office/word/2006/wordml" xmlns:wps="http://schemas.microsoft.com/office/word/2010/wordprocessingShape" mc:Ignorable="w14 w15 w16se w16cid w16 w16cex w16sdtdh w16sdtfl w16du wp14">
   <w:abstractNum w:abstractNumId="0" w15:restartNumberingAfterBreak="0">
+    <w:nsid w:val="10E14421"/>
+    <w:multiLevelType w:val="hybridMultilevel"/>
+    <w:tmpl w:val="F80EC016"/>
+    <w:lvl w:ilvl="0" w:tplc="E98A0AC2">
+      <w:start w:val="3"/>
+      <w:numFmt w:val="bullet"/>
+      <w:lvlText w:val="-"/>
+      <w:lvlJc w:val="left"/>
+      <w:pPr>
+        <w:ind w:left="1080" w:hanging="360"/>
+      </w:pPr>
+      <w:rPr>
+        <w:rFonts w:ascii="Times New Roman" w:eastAsia="Times New Roman" w:hAnsi="Times New Roman" w:cs="Times New Roman" w:hint="default"/>
+      </w:rPr>
+    </w:lvl>
+    <w:lvl w:ilvl="1" w:tplc="14090003" w:tentative="1">
+      <w:start w:val="1"/>
+      <w:numFmt w:val="bullet"/>
+      <w:lvlText w:val="o"/>
+      <w:lvlJc w:val="left"/>
+      <w:pPr>
+        <w:ind w:left="1800" w:hanging="360"/>
+      </w:pPr>
+      <w:rPr>
+        <w:rFonts w:ascii="Courier New" w:hAnsi="Courier New" w:cs="Courier New" w:hint="default"/>
+      </w:rPr>
+    </w:lvl>
+    <w:lvl w:ilvl="2" w:tplc="14090005" w:tentative="1">
+      <w:start w:val="1"/>
+      <w:numFmt w:val="bullet"/>
+      <w:lvlText w:val=""/>
+      <w:lvlJc w:val="left"/>
+      <w:pPr>
+        <w:ind w:left="2520" w:hanging="360"/>
+      </w:pPr>
+      <w:rPr>
+        <w:rFonts w:ascii="Wingdings" w:hAnsi="Wingdings" w:hint="default"/>
+      </w:rPr>
+    </w:lvl>
+    <w:lvl w:ilvl="3" w:tplc="14090001" w:tentative="1">
+      <w:start w:val="1"/>
+      <w:numFmt w:val="bullet"/>
+      <w:lvlText w:val=""/>
+      <w:lvlJc w:val="left"/>
+      <w:pPr>
+        <w:ind w:left="3240" w:hanging="360"/>
+      </w:pPr>
+      <w:rPr>
+        <w:rFonts w:ascii="Symbol" w:hAnsi="Symbol" w:hint="default"/>
+      </w:rPr>
+    </w:lvl>
+    <w:lvl w:ilvl="4" w:tplc="14090003" w:tentative="1">
+      <w:start w:val="1"/>
+      <w:numFmt w:val="bullet"/>
+      <w:lvlText w:val="o"/>
+      <w:lvlJc w:val="left"/>
+      <w:pPr>
+        <w:ind w:left="3960" w:hanging="360"/>
+      </w:pPr>
+      <w:rPr>
+        <w:rFonts w:ascii="Courier New" w:hAnsi="Courier New" w:cs="Courier New" w:hint="default"/>
+      </w:rPr>
+    </w:lvl>
+    <w:lvl w:ilvl="5" w:tplc="14090005" w:tentative="1">
+      <w:start w:val="1"/>
+      <w:numFmt w:val="bullet"/>
+      <w:lvlText w:val=""/>
+      <w:lvlJc w:val="left"/>
+      <w:pPr>
+        <w:ind w:left="4680" w:hanging="360"/>
+      </w:pPr>
+      <w:rPr>
+        <w:rFonts w:ascii="Wingdings" w:hAnsi="Wingdings" w:hint="default"/>
+      </w:rPr>
+    </w:lvl>
+    <w:lvl w:ilvl="6" w:tplc="14090001" w:tentative="1">
+      <w:start w:val="1"/>
+      <w:numFmt w:val="bullet"/>
+      <w:lvlText w:val=""/>
+      <w:lvlJc w:val="left"/>
+      <w:pPr>
+        <w:ind w:left="5400" w:hanging="360"/>
+      </w:pPr>
+      <w:rPr>
+        <w:rFonts w:ascii="Symbol" w:hAnsi="Symbol" w:hint="default"/>
+      </w:rPr>
+    </w:lvl>
+    <w:lvl w:ilvl="7" w:tplc="14090003" w:tentative="1">
+      <w:start w:val="1"/>
+      <w:numFmt w:val="bullet"/>
+      <w:lvlText w:val="o"/>
+      <w:lvlJc w:val="left"/>
+      <w:pPr>
+        <w:ind w:left="6120" w:hanging="360"/>
+      </w:pPr>
+      <w:rPr>
+        <w:rFonts w:ascii="Courier New" w:hAnsi="Courier New" w:cs="Courier New" w:hint="default"/>
+      </w:rPr>
+    </w:lvl>
+    <w:lvl w:ilvl="8" w:tplc="14090005" w:tentative="1">
+      <w:start w:val="1"/>
+      <w:numFmt w:val="bullet"/>
+      <w:lvlText w:val=""/>
+      <w:lvlJc w:val="left"/>
+      <w:pPr>
+        <w:ind w:left="6840" w:hanging="360"/>
+      </w:pPr>
+      <w:rPr>
+        <w:rFonts w:ascii="Wingdings" w:hAnsi="Wingdings" w:hint="default"/>
+      </w:rPr>
+    </w:lvl>
+  </w:abstractNum>
+  <w:abstractNum w:abstractNumId="1" w15:restartNumberingAfterBreak="0">
     <w:nsid w:val="18D84F4F"/>
     <w:multiLevelType w:val="multilevel"/>
     <w:tmpl w:val="1409001D"/>
@@ -3233,7 +6603,387 @@
       </w:pPr>
     </w:lvl>
   </w:abstractNum>
-  <w:abstractNum w:abstractNumId="1" w15:restartNumberingAfterBreak="0">
+  <w:abstractNum w:abstractNumId="2" w15:restartNumberingAfterBreak="0">
+    <w:nsid w:val="205647DB"/>
+    <w:multiLevelType w:val="hybridMultilevel"/>
+    <w:tmpl w:val="EFAE6BD6"/>
+    <w:lvl w:ilvl="0" w:tplc="776ABADA">
+      <w:start w:val="2215"/>
+      <w:numFmt w:val="bullet"/>
+      <w:lvlText w:val="-"/>
+      <w:lvlJc w:val="left"/>
+      <w:pPr>
+        <w:ind w:left="1080" w:hanging="360"/>
+      </w:pPr>
+      <w:rPr>
+        <w:rFonts w:ascii="Times New Roman" w:eastAsia="Times New Roman" w:hAnsi="Times New Roman" w:cs="Times New Roman" w:hint="default"/>
+      </w:rPr>
+    </w:lvl>
+    <w:lvl w:ilvl="1" w:tplc="14090003">
+      <w:start w:val="1"/>
+      <w:numFmt w:val="bullet"/>
+      <w:lvlText w:val="o"/>
+      <w:lvlJc w:val="left"/>
+      <w:pPr>
+        <w:ind w:left="1800" w:hanging="360"/>
+      </w:pPr>
+      <w:rPr>
+        <w:rFonts w:ascii="Courier New" w:hAnsi="Courier New" w:cs="Courier New" w:hint="default"/>
+      </w:rPr>
+    </w:lvl>
+    <w:lvl w:ilvl="2" w:tplc="14090005" w:tentative="1">
+      <w:start w:val="1"/>
+      <w:numFmt w:val="bullet"/>
+      <w:lvlText w:val=""/>
+      <w:lvlJc w:val="left"/>
+      <w:pPr>
+        <w:ind w:left="2520" w:hanging="360"/>
+      </w:pPr>
+      <w:rPr>
+        <w:rFonts w:ascii="Wingdings" w:hAnsi="Wingdings" w:hint="default"/>
+      </w:rPr>
+    </w:lvl>
+    <w:lvl w:ilvl="3" w:tplc="14090001" w:tentative="1">
+      <w:start w:val="1"/>
+      <w:numFmt w:val="bullet"/>
+      <w:lvlText w:val=""/>
+      <w:lvlJc w:val="left"/>
+      <w:pPr>
+        <w:ind w:left="3240" w:hanging="360"/>
+      </w:pPr>
+      <w:rPr>
+        <w:rFonts w:ascii="Symbol" w:hAnsi="Symbol" w:hint="default"/>
+      </w:rPr>
+    </w:lvl>
+    <w:lvl w:ilvl="4" w:tplc="14090003" w:tentative="1">
+      <w:start w:val="1"/>
+      <w:numFmt w:val="bullet"/>
+      <w:lvlText w:val="o"/>
+      <w:lvlJc w:val="left"/>
+      <w:pPr>
+        <w:ind w:left="3960" w:hanging="360"/>
+      </w:pPr>
+      <w:rPr>
+        <w:rFonts w:ascii="Courier New" w:hAnsi="Courier New" w:cs="Courier New" w:hint="default"/>
+      </w:rPr>
+    </w:lvl>
+    <w:lvl w:ilvl="5" w:tplc="14090005" w:tentative="1">
+      <w:start w:val="1"/>
+      <w:numFmt w:val="bullet"/>
+      <w:lvlText w:val=""/>
+      <w:lvlJc w:val="left"/>
+      <w:pPr>
+        <w:ind w:left="4680" w:hanging="360"/>
+      </w:pPr>
+      <w:rPr>
+        <w:rFonts w:ascii="Wingdings" w:hAnsi="Wingdings" w:hint="default"/>
+      </w:rPr>
+    </w:lvl>
+    <w:lvl w:ilvl="6" w:tplc="14090001" w:tentative="1">
+      <w:start w:val="1"/>
+      <w:numFmt w:val="bullet"/>
+      <w:lvlText w:val=""/>
+      <w:lvlJc w:val="left"/>
+      <w:pPr>
+        <w:ind w:left="5400" w:hanging="360"/>
+      </w:pPr>
+      <w:rPr>
+        <w:rFonts w:ascii="Symbol" w:hAnsi="Symbol" w:hint="default"/>
+      </w:rPr>
+    </w:lvl>
+    <w:lvl w:ilvl="7" w:tplc="14090003" w:tentative="1">
+      <w:start w:val="1"/>
+      <w:numFmt w:val="bullet"/>
+      <w:lvlText w:val="o"/>
+      <w:lvlJc w:val="left"/>
+      <w:pPr>
+        <w:ind w:left="6120" w:hanging="360"/>
+      </w:pPr>
+      <w:rPr>
+        <w:rFonts w:ascii="Courier New" w:hAnsi="Courier New" w:cs="Courier New" w:hint="default"/>
+      </w:rPr>
+    </w:lvl>
+    <w:lvl w:ilvl="8" w:tplc="14090005" w:tentative="1">
+      <w:start w:val="1"/>
+      <w:numFmt w:val="bullet"/>
+      <w:lvlText w:val=""/>
+      <w:lvlJc w:val="left"/>
+      <w:pPr>
+        <w:ind w:left="6840" w:hanging="360"/>
+      </w:pPr>
+      <w:rPr>
+        <w:rFonts w:ascii="Wingdings" w:hAnsi="Wingdings" w:hint="default"/>
+      </w:rPr>
+    </w:lvl>
+  </w:abstractNum>
+  <w:abstractNum w:abstractNumId="3" w15:restartNumberingAfterBreak="0">
+    <w:nsid w:val="20C00D52"/>
+    <w:multiLevelType w:val="hybridMultilevel"/>
+    <w:tmpl w:val="C8E4811A"/>
+    <w:lvl w:ilvl="0" w:tplc="1409000F">
+      <w:start w:val="1"/>
+      <w:numFmt w:val="decimal"/>
+      <w:lvlText w:val="%1."/>
+      <w:lvlJc w:val="left"/>
+      <w:pPr>
+        <w:ind w:left="720" w:hanging="360"/>
+      </w:pPr>
+      <w:rPr>
+        <w:rFonts w:hint="default"/>
+      </w:rPr>
+    </w:lvl>
+    <w:lvl w:ilvl="1" w:tplc="14090019">
+      <w:start w:val="1"/>
+      <w:numFmt w:val="lowerLetter"/>
+      <w:lvlText w:val="%2."/>
+      <w:lvlJc w:val="left"/>
+      <w:pPr>
+        <w:ind w:left="1440" w:hanging="360"/>
+      </w:pPr>
+    </w:lvl>
+    <w:lvl w:ilvl="2" w:tplc="1409001B">
+      <w:start w:val="1"/>
+      <w:numFmt w:val="lowerRoman"/>
+      <w:lvlText w:val="%3."/>
+      <w:lvlJc w:val="right"/>
+      <w:pPr>
+        <w:ind w:left="2160" w:hanging="180"/>
+      </w:pPr>
+    </w:lvl>
+    <w:lvl w:ilvl="3" w:tplc="1409000F" w:tentative="1">
+      <w:start w:val="1"/>
+      <w:numFmt w:val="decimal"/>
+      <w:lvlText w:val="%4."/>
+      <w:lvlJc w:val="left"/>
+      <w:pPr>
+        <w:ind w:left="2880" w:hanging="360"/>
+      </w:pPr>
+    </w:lvl>
+    <w:lvl w:ilvl="4" w:tplc="14090019" w:tentative="1">
+      <w:start w:val="1"/>
+      <w:numFmt w:val="lowerLetter"/>
+      <w:lvlText w:val="%5."/>
+      <w:lvlJc w:val="left"/>
+      <w:pPr>
+        <w:ind w:left="3600" w:hanging="360"/>
+      </w:pPr>
+    </w:lvl>
+    <w:lvl w:ilvl="5" w:tplc="1409001B" w:tentative="1">
+      <w:start w:val="1"/>
+      <w:numFmt w:val="lowerRoman"/>
+      <w:lvlText w:val="%6."/>
+      <w:lvlJc w:val="right"/>
+      <w:pPr>
+        <w:ind w:left="4320" w:hanging="180"/>
+      </w:pPr>
+    </w:lvl>
+    <w:lvl w:ilvl="6" w:tplc="1409000F" w:tentative="1">
+      <w:start w:val="1"/>
+      <w:numFmt w:val="decimal"/>
+      <w:lvlText w:val="%7."/>
+      <w:lvlJc w:val="left"/>
+      <w:pPr>
+        <w:ind w:left="5040" w:hanging="360"/>
+      </w:pPr>
+    </w:lvl>
+    <w:lvl w:ilvl="7" w:tplc="14090019" w:tentative="1">
+      <w:start w:val="1"/>
+      <w:numFmt w:val="lowerLetter"/>
+      <w:lvlText w:val="%8."/>
+      <w:lvlJc w:val="left"/>
+      <w:pPr>
+        <w:ind w:left="5760" w:hanging="360"/>
+      </w:pPr>
+    </w:lvl>
+    <w:lvl w:ilvl="8" w:tplc="1409001B" w:tentative="1">
+      <w:start w:val="1"/>
+      <w:numFmt w:val="lowerRoman"/>
+      <w:lvlText w:val="%9."/>
+      <w:lvlJc w:val="right"/>
+      <w:pPr>
+        <w:ind w:left="6480" w:hanging="180"/>
+      </w:pPr>
+    </w:lvl>
+  </w:abstractNum>
+  <w:abstractNum w:abstractNumId="4" w15:restartNumberingAfterBreak="0">
+    <w:nsid w:val="24661E39"/>
+    <w:multiLevelType w:val="hybridMultilevel"/>
+    <w:tmpl w:val="12465F44"/>
+    <w:lvl w:ilvl="0" w:tplc="1409000F">
+      <w:start w:val="1"/>
+      <w:numFmt w:val="decimal"/>
+      <w:lvlText w:val="%1."/>
+      <w:lvlJc w:val="left"/>
+      <w:pPr>
+        <w:ind w:left="720" w:hanging="360"/>
+      </w:pPr>
+      <w:rPr>
+        <w:rFonts w:hint="default"/>
+      </w:rPr>
+    </w:lvl>
+    <w:lvl w:ilvl="1" w:tplc="14090019">
+      <w:start w:val="1"/>
+      <w:numFmt w:val="lowerLetter"/>
+      <w:lvlText w:val="%2."/>
+      <w:lvlJc w:val="left"/>
+      <w:pPr>
+        <w:ind w:left="1440" w:hanging="360"/>
+      </w:pPr>
+    </w:lvl>
+    <w:lvl w:ilvl="2" w:tplc="1409001B" w:tentative="1">
+      <w:start w:val="1"/>
+      <w:numFmt w:val="lowerRoman"/>
+      <w:lvlText w:val="%3."/>
+      <w:lvlJc w:val="right"/>
+      <w:pPr>
+        <w:ind w:left="2160" w:hanging="180"/>
+      </w:pPr>
+    </w:lvl>
+    <w:lvl w:ilvl="3" w:tplc="1409000F" w:tentative="1">
+      <w:start w:val="1"/>
+      <w:numFmt w:val="decimal"/>
+      <w:lvlText w:val="%4."/>
+      <w:lvlJc w:val="left"/>
+      <w:pPr>
+        <w:ind w:left="2880" w:hanging="360"/>
+      </w:pPr>
+    </w:lvl>
+    <w:lvl w:ilvl="4" w:tplc="14090019" w:tentative="1">
+      <w:start w:val="1"/>
+      <w:numFmt w:val="lowerLetter"/>
+      <w:lvlText w:val="%5."/>
+      <w:lvlJc w:val="left"/>
+      <w:pPr>
+        <w:ind w:left="3600" w:hanging="360"/>
+      </w:pPr>
+    </w:lvl>
+    <w:lvl w:ilvl="5" w:tplc="1409001B" w:tentative="1">
+      <w:start w:val="1"/>
+      <w:numFmt w:val="lowerRoman"/>
+      <w:lvlText w:val="%6."/>
+      <w:lvlJc w:val="right"/>
+      <w:pPr>
+        <w:ind w:left="4320" w:hanging="180"/>
+      </w:pPr>
+    </w:lvl>
+    <w:lvl w:ilvl="6" w:tplc="1409000F" w:tentative="1">
+      <w:start w:val="1"/>
+      <w:numFmt w:val="decimal"/>
+      <w:lvlText w:val="%7."/>
+      <w:lvlJc w:val="left"/>
+      <w:pPr>
+        <w:ind w:left="5040" w:hanging="360"/>
+      </w:pPr>
+    </w:lvl>
+    <w:lvl w:ilvl="7" w:tplc="14090019" w:tentative="1">
+      <w:start w:val="1"/>
+      <w:numFmt w:val="lowerLetter"/>
+      <w:lvlText w:val="%8."/>
+      <w:lvlJc w:val="left"/>
+      <w:pPr>
+        <w:ind w:left="5760" w:hanging="360"/>
+      </w:pPr>
+    </w:lvl>
+    <w:lvl w:ilvl="8" w:tplc="1409001B" w:tentative="1">
+      <w:start w:val="1"/>
+      <w:numFmt w:val="lowerRoman"/>
+      <w:lvlText w:val="%9."/>
+      <w:lvlJc w:val="right"/>
+      <w:pPr>
+        <w:ind w:left="6480" w:hanging="180"/>
+      </w:pPr>
+    </w:lvl>
+  </w:abstractNum>
+  <w:abstractNum w:abstractNumId="5" w15:restartNumberingAfterBreak="0">
+    <w:nsid w:val="27F802B7"/>
+    <w:multiLevelType w:val="hybridMultilevel"/>
+    <w:tmpl w:val="E4D09414"/>
+    <w:lvl w:ilvl="0" w:tplc="1409000F">
+      <w:start w:val="1"/>
+      <w:numFmt w:val="decimal"/>
+      <w:lvlText w:val="%1."/>
+      <w:lvlJc w:val="left"/>
+      <w:pPr>
+        <w:ind w:left="720" w:hanging="360"/>
+      </w:pPr>
+      <w:rPr>
+        <w:rFonts w:hint="default"/>
+      </w:rPr>
+    </w:lvl>
+    <w:lvl w:ilvl="1" w:tplc="14090019" w:tentative="1">
+      <w:start w:val="1"/>
+      <w:numFmt w:val="lowerLetter"/>
+      <w:lvlText w:val="%2."/>
+      <w:lvlJc w:val="left"/>
+      <w:pPr>
+        <w:ind w:left="1440" w:hanging="360"/>
+      </w:pPr>
+    </w:lvl>
+    <w:lvl w:ilvl="2" w:tplc="1409001B" w:tentative="1">
+      <w:start w:val="1"/>
+      <w:numFmt w:val="lowerRoman"/>
+      <w:lvlText w:val="%3."/>
+      <w:lvlJc w:val="right"/>
+      <w:pPr>
+        <w:ind w:left="2160" w:hanging="180"/>
+      </w:pPr>
+    </w:lvl>
+    <w:lvl w:ilvl="3" w:tplc="1409000F" w:tentative="1">
+      <w:start w:val="1"/>
+      <w:numFmt w:val="decimal"/>
+      <w:lvlText w:val="%4."/>
+      <w:lvlJc w:val="left"/>
+      <w:pPr>
+        <w:ind w:left="2880" w:hanging="360"/>
+      </w:pPr>
+    </w:lvl>
+    <w:lvl w:ilvl="4" w:tplc="14090019" w:tentative="1">
+      <w:start w:val="1"/>
+      <w:numFmt w:val="lowerLetter"/>
+      <w:lvlText w:val="%5."/>
+      <w:lvlJc w:val="left"/>
+      <w:pPr>
+        <w:ind w:left="3600" w:hanging="360"/>
+      </w:pPr>
+    </w:lvl>
+    <w:lvl w:ilvl="5" w:tplc="1409001B" w:tentative="1">
+      <w:start w:val="1"/>
+      <w:numFmt w:val="lowerRoman"/>
+      <w:lvlText w:val="%6."/>
+      <w:lvlJc w:val="right"/>
+      <w:pPr>
+        <w:ind w:left="4320" w:hanging="180"/>
+      </w:pPr>
+    </w:lvl>
+    <w:lvl w:ilvl="6" w:tplc="1409000F" w:tentative="1">
+      <w:start w:val="1"/>
+      <w:numFmt w:val="decimal"/>
+      <w:lvlText w:val="%7."/>
+      <w:lvlJc w:val="left"/>
+      <w:pPr>
+        <w:ind w:left="5040" w:hanging="360"/>
+      </w:pPr>
+    </w:lvl>
+    <w:lvl w:ilvl="7" w:tplc="14090019" w:tentative="1">
+      <w:start w:val="1"/>
+      <w:numFmt w:val="lowerLetter"/>
+      <w:lvlText w:val="%8."/>
+      <w:lvlJc w:val="left"/>
+      <w:pPr>
+        <w:ind w:left="5760" w:hanging="360"/>
+      </w:pPr>
+    </w:lvl>
+    <w:lvl w:ilvl="8" w:tplc="1409001B" w:tentative="1">
+      <w:start w:val="1"/>
+      <w:numFmt w:val="lowerRoman"/>
+      <w:lvlText w:val="%9."/>
+      <w:lvlJc w:val="right"/>
+      <w:pPr>
+        <w:ind w:left="6480" w:hanging="180"/>
+      </w:pPr>
+    </w:lvl>
+  </w:abstractNum>
+  <w:abstractNum w:abstractNumId="6" w15:restartNumberingAfterBreak="0">
     <w:nsid w:val="29803AFD"/>
     <w:multiLevelType w:val="hybridMultilevel"/>
     <w:tmpl w:val="43020F5E"/>
@@ -3319,7 +7069,363 @@
       </w:pPr>
     </w:lvl>
   </w:abstractNum>
-  <w:abstractNum w:abstractNumId="2" w15:restartNumberingAfterBreak="0">
+  <w:abstractNum w:abstractNumId="7" w15:restartNumberingAfterBreak="0">
+    <w:nsid w:val="2E215C1B"/>
+    <w:multiLevelType w:val="hybridMultilevel"/>
+    <w:tmpl w:val="BF20C1B8"/>
+    <w:lvl w:ilvl="0" w:tplc="1409000F">
+      <w:start w:val="1"/>
+      <w:numFmt w:val="decimal"/>
+      <w:lvlText w:val="%1."/>
+      <w:lvlJc w:val="left"/>
+      <w:pPr>
+        <w:ind w:left="720" w:hanging="360"/>
+      </w:pPr>
+      <w:rPr>
+        <w:rFonts w:hint="default"/>
+      </w:rPr>
+    </w:lvl>
+    <w:lvl w:ilvl="1" w:tplc="14090019">
+      <w:start w:val="1"/>
+      <w:numFmt w:val="lowerLetter"/>
+      <w:lvlText w:val="%2."/>
+      <w:lvlJc w:val="left"/>
+      <w:pPr>
+        <w:ind w:left="1440" w:hanging="360"/>
+      </w:pPr>
+    </w:lvl>
+    <w:lvl w:ilvl="2" w:tplc="1409001B">
+      <w:start w:val="1"/>
+      <w:numFmt w:val="lowerRoman"/>
+      <w:lvlText w:val="%3."/>
+      <w:lvlJc w:val="right"/>
+      <w:pPr>
+        <w:ind w:left="2160" w:hanging="180"/>
+      </w:pPr>
+    </w:lvl>
+    <w:lvl w:ilvl="3" w:tplc="1409000F">
+      <w:start w:val="1"/>
+      <w:numFmt w:val="decimal"/>
+      <w:lvlText w:val="%4."/>
+      <w:lvlJc w:val="left"/>
+      <w:pPr>
+        <w:ind w:left="2880" w:hanging="360"/>
+      </w:pPr>
+    </w:lvl>
+    <w:lvl w:ilvl="4" w:tplc="14090019">
+      <w:start w:val="1"/>
+      <w:numFmt w:val="lowerLetter"/>
+      <w:lvlText w:val="%5."/>
+      <w:lvlJc w:val="left"/>
+      <w:pPr>
+        <w:ind w:left="3600" w:hanging="360"/>
+      </w:pPr>
+    </w:lvl>
+    <w:lvl w:ilvl="5" w:tplc="1409001B" w:tentative="1">
+      <w:start w:val="1"/>
+      <w:numFmt w:val="lowerRoman"/>
+      <w:lvlText w:val="%6."/>
+      <w:lvlJc w:val="right"/>
+      <w:pPr>
+        <w:ind w:left="4320" w:hanging="180"/>
+      </w:pPr>
+    </w:lvl>
+    <w:lvl w:ilvl="6" w:tplc="1409000F" w:tentative="1">
+      <w:start w:val="1"/>
+      <w:numFmt w:val="decimal"/>
+      <w:lvlText w:val="%7."/>
+      <w:lvlJc w:val="left"/>
+      <w:pPr>
+        <w:ind w:left="5040" w:hanging="360"/>
+      </w:pPr>
+    </w:lvl>
+    <w:lvl w:ilvl="7" w:tplc="14090019" w:tentative="1">
+      <w:start w:val="1"/>
+      <w:numFmt w:val="lowerLetter"/>
+      <w:lvlText w:val="%8."/>
+      <w:lvlJc w:val="left"/>
+      <w:pPr>
+        <w:ind w:left="5760" w:hanging="360"/>
+      </w:pPr>
+    </w:lvl>
+    <w:lvl w:ilvl="8" w:tplc="1409001B" w:tentative="1">
+      <w:start w:val="1"/>
+      <w:numFmt w:val="lowerRoman"/>
+      <w:lvlText w:val="%9."/>
+      <w:lvlJc w:val="right"/>
+      <w:pPr>
+        <w:ind w:left="6480" w:hanging="180"/>
+      </w:pPr>
+    </w:lvl>
+  </w:abstractNum>
+  <w:abstractNum w:abstractNumId="8" w15:restartNumberingAfterBreak="0">
+    <w:nsid w:val="3719772A"/>
+    <w:multiLevelType w:val="hybridMultilevel"/>
+    <w:tmpl w:val="5EB26342"/>
+    <w:lvl w:ilvl="0" w:tplc="1409000F">
+      <w:start w:val="1"/>
+      <w:numFmt w:val="decimal"/>
+      <w:lvlText w:val="%1."/>
+      <w:lvlJc w:val="left"/>
+      <w:pPr>
+        <w:ind w:left="720" w:hanging="360"/>
+      </w:pPr>
+      <w:rPr>
+        <w:rFonts w:hint="default"/>
+      </w:rPr>
+    </w:lvl>
+    <w:lvl w:ilvl="1" w:tplc="14090019" w:tentative="1">
+      <w:start w:val="1"/>
+      <w:numFmt w:val="lowerLetter"/>
+      <w:lvlText w:val="%2."/>
+      <w:lvlJc w:val="left"/>
+      <w:pPr>
+        <w:ind w:left="1440" w:hanging="360"/>
+      </w:pPr>
+    </w:lvl>
+    <w:lvl w:ilvl="2" w:tplc="1409001B" w:tentative="1">
+      <w:start w:val="1"/>
+      <w:numFmt w:val="lowerRoman"/>
+      <w:lvlText w:val="%3."/>
+      <w:lvlJc w:val="right"/>
+      <w:pPr>
+        <w:ind w:left="2160" w:hanging="180"/>
+      </w:pPr>
+    </w:lvl>
+    <w:lvl w:ilvl="3" w:tplc="1409000F" w:tentative="1">
+      <w:start w:val="1"/>
+      <w:numFmt w:val="decimal"/>
+      <w:lvlText w:val="%4."/>
+      <w:lvlJc w:val="left"/>
+      <w:pPr>
+        <w:ind w:left="2880" w:hanging="360"/>
+      </w:pPr>
+    </w:lvl>
+    <w:lvl w:ilvl="4" w:tplc="14090019" w:tentative="1">
+      <w:start w:val="1"/>
+      <w:numFmt w:val="lowerLetter"/>
+      <w:lvlText w:val="%5."/>
+      <w:lvlJc w:val="left"/>
+      <w:pPr>
+        <w:ind w:left="3600" w:hanging="360"/>
+      </w:pPr>
+    </w:lvl>
+    <w:lvl w:ilvl="5" w:tplc="1409001B" w:tentative="1">
+      <w:start w:val="1"/>
+      <w:numFmt w:val="lowerRoman"/>
+      <w:lvlText w:val="%6."/>
+      <w:lvlJc w:val="right"/>
+      <w:pPr>
+        <w:ind w:left="4320" w:hanging="180"/>
+      </w:pPr>
+    </w:lvl>
+    <w:lvl w:ilvl="6" w:tplc="1409000F" w:tentative="1">
+      <w:start w:val="1"/>
+      <w:numFmt w:val="decimal"/>
+      <w:lvlText w:val="%7."/>
+      <w:lvlJc w:val="left"/>
+      <w:pPr>
+        <w:ind w:left="5040" w:hanging="360"/>
+      </w:pPr>
+    </w:lvl>
+    <w:lvl w:ilvl="7" w:tplc="14090019" w:tentative="1">
+      <w:start w:val="1"/>
+      <w:numFmt w:val="lowerLetter"/>
+      <w:lvlText w:val="%8."/>
+      <w:lvlJc w:val="left"/>
+      <w:pPr>
+        <w:ind w:left="5760" w:hanging="360"/>
+      </w:pPr>
+    </w:lvl>
+    <w:lvl w:ilvl="8" w:tplc="1409001B" w:tentative="1">
+      <w:start w:val="1"/>
+      <w:numFmt w:val="lowerRoman"/>
+      <w:lvlText w:val="%9."/>
+      <w:lvlJc w:val="right"/>
+      <w:pPr>
+        <w:ind w:left="6480" w:hanging="180"/>
+      </w:pPr>
+    </w:lvl>
+  </w:abstractNum>
+  <w:abstractNum w:abstractNumId="9" w15:restartNumberingAfterBreak="0">
+    <w:nsid w:val="45F4565D"/>
+    <w:multiLevelType w:val="hybridMultilevel"/>
+    <w:tmpl w:val="22F8FDEA"/>
+    <w:lvl w:ilvl="0" w:tplc="1409000F">
+      <w:start w:val="1"/>
+      <w:numFmt w:val="decimal"/>
+      <w:lvlText w:val="%1."/>
+      <w:lvlJc w:val="left"/>
+      <w:pPr>
+        <w:ind w:left="720" w:hanging="360"/>
+      </w:pPr>
+      <w:rPr>
+        <w:rFonts w:hint="default"/>
+      </w:rPr>
+    </w:lvl>
+    <w:lvl w:ilvl="1" w:tplc="14090019">
+      <w:start w:val="1"/>
+      <w:numFmt w:val="lowerLetter"/>
+      <w:lvlText w:val="%2."/>
+      <w:lvlJc w:val="left"/>
+      <w:pPr>
+        <w:ind w:left="1440" w:hanging="360"/>
+      </w:pPr>
+    </w:lvl>
+    <w:lvl w:ilvl="2" w:tplc="1409001B" w:tentative="1">
+      <w:start w:val="1"/>
+      <w:numFmt w:val="lowerRoman"/>
+      <w:lvlText w:val="%3."/>
+      <w:lvlJc w:val="right"/>
+      <w:pPr>
+        <w:ind w:left="2160" w:hanging="180"/>
+      </w:pPr>
+    </w:lvl>
+    <w:lvl w:ilvl="3" w:tplc="1409000F" w:tentative="1">
+      <w:start w:val="1"/>
+      <w:numFmt w:val="decimal"/>
+      <w:lvlText w:val="%4."/>
+      <w:lvlJc w:val="left"/>
+      <w:pPr>
+        <w:ind w:left="2880" w:hanging="360"/>
+      </w:pPr>
+    </w:lvl>
+    <w:lvl w:ilvl="4" w:tplc="14090019" w:tentative="1">
+      <w:start w:val="1"/>
+      <w:numFmt w:val="lowerLetter"/>
+      <w:lvlText w:val="%5."/>
+      <w:lvlJc w:val="left"/>
+      <w:pPr>
+        <w:ind w:left="3600" w:hanging="360"/>
+      </w:pPr>
+    </w:lvl>
+    <w:lvl w:ilvl="5" w:tplc="1409001B" w:tentative="1">
+      <w:start w:val="1"/>
+      <w:numFmt w:val="lowerRoman"/>
+      <w:lvlText w:val="%6."/>
+      <w:lvlJc w:val="right"/>
+      <w:pPr>
+        <w:ind w:left="4320" w:hanging="180"/>
+      </w:pPr>
+    </w:lvl>
+    <w:lvl w:ilvl="6" w:tplc="1409000F" w:tentative="1">
+      <w:start w:val="1"/>
+      <w:numFmt w:val="decimal"/>
+      <w:lvlText w:val="%7."/>
+      <w:lvlJc w:val="left"/>
+      <w:pPr>
+        <w:ind w:left="5040" w:hanging="360"/>
+      </w:pPr>
+    </w:lvl>
+    <w:lvl w:ilvl="7" w:tplc="14090019" w:tentative="1">
+      <w:start w:val="1"/>
+      <w:numFmt w:val="lowerLetter"/>
+      <w:lvlText w:val="%8."/>
+      <w:lvlJc w:val="left"/>
+      <w:pPr>
+        <w:ind w:left="5760" w:hanging="360"/>
+      </w:pPr>
+    </w:lvl>
+    <w:lvl w:ilvl="8" w:tplc="1409001B" w:tentative="1">
+      <w:start w:val="1"/>
+      <w:numFmt w:val="lowerRoman"/>
+      <w:lvlText w:val="%9."/>
+      <w:lvlJc w:val="right"/>
+      <w:pPr>
+        <w:ind w:left="6480" w:hanging="180"/>
+      </w:pPr>
+    </w:lvl>
+  </w:abstractNum>
+  <w:abstractNum w:abstractNumId="10" w15:restartNumberingAfterBreak="0">
+    <w:nsid w:val="49307ADA"/>
+    <w:multiLevelType w:val="hybridMultilevel"/>
+    <w:tmpl w:val="1C16C312"/>
+    <w:lvl w:ilvl="0" w:tplc="1409000F">
+      <w:start w:val="1"/>
+      <w:numFmt w:val="decimal"/>
+      <w:lvlText w:val="%1."/>
+      <w:lvlJc w:val="left"/>
+      <w:pPr>
+        <w:ind w:left="720" w:hanging="360"/>
+      </w:pPr>
+      <w:rPr>
+        <w:rFonts w:hint="default"/>
+      </w:rPr>
+    </w:lvl>
+    <w:lvl w:ilvl="1" w:tplc="14090019" w:tentative="1">
+      <w:start w:val="1"/>
+      <w:numFmt w:val="lowerLetter"/>
+      <w:lvlText w:val="%2."/>
+      <w:lvlJc w:val="left"/>
+      <w:pPr>
+        <w:ind w:left="1440" w:hanging="360"/>
+      </w:pPr>
+    </w:lvl>
+    <w:lvl w:ilvl="2" w:tplc="1409001B" w:tentative="1">
+      <w:start w:val="1"/>
+      <w:numFmt w:val="lowerRoman"/>
+      <w:lvlText w:val="%3."/>
+      <w:lvlJc w:val="right"/>
+      <w:pPr>
+        <w:ind w:left="2160" w:hanging="180"/>
+      </w:pPr>
+    </w:lvl>
+    <w:lvl w:ilvl="3" w:tplc="1409000F" w:tentative="1">
+      <w:start w:val="1"/>
+      <w:numFmt w:val="decimal"/>
+      <w:lvlText w:val="%4."/>
+      <w:lvlJc w:val="left"/>
+      <w:pPr>
+        <w:ind w:left="2880" w:hanging="360"/>
+      </w:pPr>
+    </w:lvl>
+    <w:lvl w:ilvl="4" w:tplc="14090019" w:tentative="1">
+      <w:start w:val="1"/>
+      <w:numFmt w:val="lowerLetter"/>
+      <w:lvlText w:val="%5."/>
+      <w:lvlJc w:val="left"/>
+      <w:pPr>
+        <w:ind w:left="3600" w:hanging="360"/>
+      </w:pPr>
+    </w:lvl>
+    <w:lvl w:ilvl="5" w:tplc="1409001B" w:tentative="1">
+      <w:start w:val="1"/>
+      <w:numFmt w:val="lowerRoman"/>
+      <w:lvlText w:val="%6."/>
+      <w:lvlJc w:val="right"/>
+      <w:pPr>
+        <w:ind w:left="4320" w:hanging="180"/>
+      </w:pPr>
+    </w:lvl>
+    <w:lvl w:ilvl="6" w:tplc="1409000F" w:tentative="1">
+      <w:start w:val="1"/>
+      <w:numFmt w:val="decimal"/>
+      <w:lvlText w:val="%7."/>
+      <w:lvlJc w:val="left"/>
+      <w:pPr>
+        <w:ind w:left="5040" w:hanging="360"/>
+      </w:pPr>
+    </w:lvl>
+    <w:lvl w:ilvl="7" w:tplc="14090019" w:tentative="1">
+      <w:start w:val="1"/>
+      <w:numFmt w:val="lowerLetter"/>
+      <w:lvlText w:val="%8."/>
+      <w:lvlJc w:val="left"/>
+      <w:pPr>
+        <w:ind w:left="5760" w:hanging="360"/>
+      </w:pPr>
+    </w:lvl>
+    <w:lvl w:ilvl="8" w:tplc="1409001B" w:tentative="1">
+      <w:start w:val="1"/>
+      <w:numFmt w:val="lowerRoman"/>
+      <w:lvlText w:val="%9."/>
+      <w:lvlJc w:val="right"/>
+      <w:pPr>
+        <w:ind w:left="6480" w:hanging="180"/>
+      </w:pPr>
+    </w:lvl>
+  </w:abstractNum>
+  <w:abstractNum w:abstractNumId="11" w15:restartNumberingAfterBreak="0">
     <w:nsid w:val="4AC94C61"/>
     <w:multiLevelType w:val="multilevel"/>
     <w:tmpl w:val="14090025"/>
@@ -3414,7 +7520,96 @@
       </w:pPr>
     </w:lvl>
   </w:abstractNum>
-  <w:abstractNum w:abstractNumId="3" w15:restartNumberingAfterBreak="0">
+  <w:abstractNum w:abstractNumId="12" w15:restartNumberingAfterBreak="0">
+    <w:nsid w:val="52A41BB0"/>
+    <w:multiLevelType w:val="hybridMultilevel"/>
+    <w:tmpl w:val="0BC24F94"/>
+    <w:lvl w:ilvl="0" w:tplc="1409000F">
+      <w:start w:val="1"/>
+      <w:numFmt w:val="decimal"/>
+      <w:lvlText w:val="%1."/>
+      <w:lvlJc w:val="left"/>
+      <w:pPr>
+        <w:ind w:left="720" w:hanging="360"/>
+      </w:pPr>
+      <w:rPr>
+        <w:rFonts w:hint="default"/>
+      </w:rPr>
+    </w:lvl>
+    <w:lvl w:ilvl="1" w:tplc="14090019">
+      <w:start w:val="1"/>
+      <w:numFmt w:val="lowerLetter"/>
+      <w:lvlText w:val="%2."/>
+      <w:lvlJc w:val="left"/>
+      <w:pPr>
+        <w:ind w:left="1440" w:hanging="360"/>
+      </w:pPr>
+    </w:lvl>
+    <w:lvl w:ilvl="2" w:tplc="1409001B">
+      <w:start w:val="1"/>
+      <w:numFmt w:val="lowerRoman"/>
+      <w:lvlText w:val="%3."/>
+      <w:lvlJc w:val="right"/>
+      <w:pPr>
+        <w:ind w:left="2160" w:hanging="180"/>
+      </w:pPr>
+    </w:lvl>
+    <w:lvl w:ilvl="3" w:tplc="1409000F" w:tentative="1">
+      <w:start w:val="1"/>
+      <w:numFmt w:val="decimal"/>
+      <w:lvlText w:val="%4."/>
+      <w:lvlJc w:val="left"/>
+      <w:pPr>
+        <w:ind w:left="2880" w:hanging="360"/>
+      </w:pPr>
+    </w:lvl>
+    <w:lvl w:ilvl="4" w:tplc="14090019" w:tentative="1">
+      <w:start w:val="1"/>
+      <w:numFmt w:val="lowerLetter"/>
+      <w:lvlText w:val="%5."/>
+      <w:lvlJc w:val="left"/>
+      <w:pPr>
+        <w:ind w:left="3600" w:hanging="360"/>
+      </w:pPr>
+    </w:lvl>
+    <w:lvl w:ilvl="5" w:tplc="1409001B" w:tentative="1">
+      <w:start w:val="1"/>
+      <w:numFmt w:val="lowerRoman"/>
+      <w:lvlText w:val="%6."/>
+      <w:lvlJc w:val="right"/>
+      <w:pPr>
+        <w:ind w:left="4320" w:hanging="180"/>
+      </w:pPr>
+    </w:lvl>
+    <w:lvl w:ilvl="6" w:tplc="1409000F" w:tentative="1">
+      <w:start w:val="1"/>
+      <w:numFmt w:val="decimal"/>
+      <w:lvlText w:val="%7."/>
+      <w:lvlJc w:val="left"/>
+      <w:pPr>
+        <w:ind w:left="5040" w:hanging="360"/>
+      </w:pPr>
+    </w:lvl>
+    <w:lvl w:ilvl="7" w:tplc="14090019" w:tentative="1">
+      <w:start w:val="1"/>
+      <w:numFmt w:val="lowerLetter"/>
+      <w:lvlText w:val="%8."/>
+      <w:lvlJc w:val="left"/>
+      <w:pPr>
+        <w:ind w:left="5760" w:hanging="360"/>
+      </w:pPr>
+    </w:lvl>
+    <w:lvl w:ilvl="8" w:tplc="1409001B" w:tentative="1">
+      <w:start w:val="1"/>
+      <w:numFmt w:val="lowerRoman"/>
+      <w:lvlText w:val="%9."/>
+      <w:lvlJc w:val="right"/>
+      <w:pPr>
+        <w:ind w:left="6480" w:hanging="180"/>
+      </w:pPr>
+    </w:lvl>
+  </w:abstractNum>
+  <w:abstractNum w:abstractNumId="13" w15:restartNumberingAfterBreak="0">
     <w:nsid w:val="55637CA1"/>
     <w:multiLevelType w:val="hybridMultilevel"/>
     <w:tmpl w:val="E7507DAC"/>
@@ -3522,17 +7717,555 @@
       </w:rPr>
     </w:lvl>
   </w:abstractNum>
+  <w:abstractNum w:abstractNumId="14" w15:restartNumberingAfterBreak="0">
+    <w:nsid w:val="5A2466E7"/>
+    <w:multiLevelType w:val="hybridMultilevel"/>
+    <w:tmpl w:val="221CF332"/>
+    <w:lvl w:ilvl="0" w:tplc="D79E532C">
+      <w:start w:val="1"/>
+      <w:numFmt w:val="decimal"/>
+      <w:lvlText w:val="%1."/>
+      <w:lvlJc w:val="left"/>
+      <w:pPr>
+        <w:ind w:left="1800" w:hanging="360"/>
+      </w:pPr>
+      <w:rPr>
+        <w:rFonts w:hint="default"/>
+      </w:rPr>
+    </w:lvl>
+    <w:lvl w:ilvl="1" w:tplc="14090019" w:tentative="1">
+      <w:start w:val="1"/>
+      <w:numFmt w:val="lowerLetter"/>
+      <w:lvlText w:val="%2."/>
+      <w:lvlJc w:val="left"/>
+      <w:pPr>
+        <w:ind w:left="2520" w:hanging="360"/>
+      </w:pPr>
+    </w:lvl>
+    <w:lvl w:ilvl="2" w:tplc="1409001B" w:tentative="1">
+      <w:start w:val="1"/>
+      <w:numFmt w:val="lowerRoman"/>
+      <w:lvlText w:val="%3."/>
+      <w:lvlJc w:val="right"/>
+      <w:pPr>
+        <w:ind w:left="3240" w:hanging="180"/>
+      </w:pPr>
+    </w:lvl>
+    <w:lvl w:ilvl="3" w:tplc="1409000F" w:tentative="1">
+      <w:start w:val="1"/>
+      <w:numFmt w:val="decimal"/>
+      <w:lvlText w:val="%4."/>
+      <w:lvlJc w:val="left"/>
+      <w:pPr>
+        <w:ind w:left="3960" w:hanging="360"/>
+      </w:pPr>
+    </w:lvl>
+    <w:lvl w:ilvl="4" w:tplc="14090019" w:tentative="1">
+      <w:start w:val="1"/>
+      <w:numFmt w:val="lowerLetter"/>
+      <w:lvlText w:val="%5."/>
+      <w:lvlJc w:val="left"/>
+      <w:pPr>
+        <w:ind w:left="4680" w:hanging="360"/>
+      </w:pPr>
+    </w:lvl>
+    <w:lvl w:ilvl="5" w:tplc="1409001B" w:tentative="1">
+      <w:start w:val="1"/>
+      <w:numFmt w:val="lowerRoman"/>
+      <w:lvlText w:val="%6."/>
+      <w:lvlJc w:val="right"/>
+      <w:pPr>
+        <w:ind w:left="5400" w:hanging="180"/>
+      </w:pPr>
+    </w:lvl>
+    <w:lvl w:ilvl="6" w:tplc="1409000F" w:tentative="1">
+      <w:start w:val="1"/>
+      <w:numFmt w:val="decimal"/>
+      <w:lvlText w:val="%7."/>
+      <w:lvlJc w:val="left"/>
+      <w:pPr>
+        <w:ind w:left="6120" w:hanging="360"/>
+      </w:pPr>
+    </w:lvl>
+    <w:lvl w:ilvl="7" w:tplc="14090019" w:tentative="1">
+      <w:start w:val="1"/>
+      <w:numFmt w:val="lowerLetter"/>
+      <w:lvlText w:val="%8."/>
+      <w:lvlJc w:val="left"/>
+      <w:pPr>
+        <w:ind w:left="6840" w:hanging="360"/>
+      </w:pPr>
+    </w:lvl>
+    <w:lvl w:ilvl="8" w:tplc="1409001B" w:tentative="1">
+      <w:start w:val="1"/>
+      <w:numFmt w:val="lowerRoman"/>
+      <w:lvlText w:val="%9."/>
+      <w:lvlJc w:val="right"/>
+      <w:pPr>
+        <w:ind w:left="7560" w:hanging="180"/>
+      </w:pPr>
+    </w:lvl>
+  </w:abstractNum>
+  <w:abstractNum w:abstractNumId="15" w15:restartNumberingAfterBreak="0">
+    <w:nsid w:val="5ED71B40"/>
+    <w:multiLevelType w:val="hybridMultilevel"/>
+    <w:tmpl w:val="3CB8E7F8"/>
+    <w:lvl w:ilvl="0" w:tplc="086A39FE">
+      <w:start w:val="1"/>
+      <w:numFmt w:val="bullet"/>
+      <w:lvlText w:val="-"/>
+      <w:lvlJc w:val="left"/>
+      <w:pPr>
+        <w:ind w:left="720" w:hanging="360"/>
+      </w:pPr>
+      <w:rPr>
+        <w:rFonts w:ascii="Times New Roman" w:eastAsia="Times New Roman" w:hAnsi="Times New Roman" w:cs="Times New Roman" w:hint="default"/>
+      </w:rPr>
+    </w:lvl>
+    <w:lvl w:ilvl="1" w:tplc="14090003" w:tentative="1">
+      <w:start w:val="1"/>
+      <w:numFmt w:val="bullet"/>
+      <w:lvlText w:val="o"/>
+      <w:lvlJc w:val="left"/>
+      <w:pPr>
+        <w:ind w:left="1440" w:hanging="360"/>
+      </w:pPr>
+      <w:rPr>
+        <w:rFonts w:ascii="Courier New" w:hAnsi="Courier New" w:cs="Courier New" w:hint="default"/>
+      </w:rPr>
+    </w:lvl>
+    <w:lvl w:ilvl="2" w:tplc="14090005" w:tentative="1">
+      <w:start w:val="1"/>
+      <w:numFmt w:val="bullet"/>
+      <w:lvlText w:val=""/>
+      <w:lvlJc w:val="left"/>
+      <w:pPr>
+        <w:ind w:left="2160" w:hanging="360"/>
+      </w:pPr>
+      <w:rPr>
+        <w:rFonts w:ascii="Wingdings" w:hAnsi="Wingdings" w:hint="default"/>
+      </w:rPr>
+    </w:lvl>
+    <w:lvl w:ilvl="3" w:tplc="14090001" w:tentative="1">
+      <w:start w:val="1"/>
+      <w:numFmt w:val="bullet"/>
+      <w:lvlText w:val=""/>
+      <w:lvlJc w:val="left"/>
+      <w:pPr>
+        <w:ind w:left="2880" w:hanging="360"/>
+      </w:pPr>
+      <w:rPr>
+        <w:rFonts w:ascii="Symbol" w:hAnsi="Symbol" w:hint="default"/>
+      </w:rPr>
+    </w:lvl>
+    <w:lvl w:ilvl="4" w:tplc="14090003" w:tentative="1">
+      <w:start w:val="1"/>
+      <w:numFmt w:val="bullet"/>
+      <w:lvlText w:val="o"/>
+      <w:lvlJc w:val="left"/>
+      <w:pPr>
+        <w:ind w:left="3600" w:hanging="360"/>
+      </w:pPr>
+      <w:rPr>
+        <w:rFonts w:ascii="Courier New" w:hAnsi="Courier New" w:cs="Courier New" w:hint="default"/>
+      </w:rPr>
+    </w:lvl>
+    <w:lvl w:ilvl="5" w:tplc="14090005" w:tentative="1">
+      <w:start w:val="1"/>
+      <w:numFmt w:val="bullet"/>
+      <w:lvlText w:val=""/>
+      <w:lvlJc w:val="left"/>
+      <w:pPr>
+        <w:ind w:left="4320" w:hanging="360"/>
+      </w:pPr>
+      <w:rPr>
+        <w:rFonts w:ascii="Wingdings" w:hAnsi="Wingdings" w:hint="default"/>
+      </w:rPr>
+    </w:lvl>
+    <w:lvl w:ilvl="6" w:tplc="14090001" w:tentative="1">
+      <w:start w:val="1"/>
+      <w:numFmt w:val="bullet"/>
+      <w:lvlText w:val=""/>
+      <w:lvlJc w:val="left"/>
+      <w:pPr>
+        <w:ind w:left="5040" w:hanging="360"/>
+      </w:pPr>
+      <w:rPr>
+        <w:rFonts w:ascii="Symbol" w:hAnsi="Symbol" w:hint="default"/>
+      </w:rPr>
+    </w:lvl>
+    <w:lvl w:ilvl="7" w:tplc="14090003" w:tentative="1">
+      <w:start w:val="1"/>
+      <w:numFmt w:val="bullet"/>
+      <w:lvlText w:val="o"/>
+      <w:lvlJc w:val="left"/>
+      <w:pPr>
+        <w:ind w:left="5760" w:hanging="360"/>
+      </w:pPr>
+      <w:rPr>
+        <w:rFonts w:ascii="Courier New" w:hAnsi="Courier New" w:cs="Courier New" w:hint="default"/>
+      </w:rPr>
+    </w:lvl>
+    <w:lvl w:ilvl="8" w:tplc="14090005" w:tentative="1">
+      <w:start w:val="1"/>
+      <w:numFmt w:val="bullet"/>
+      <w:lvlText w:val=""/>
+      <w:lvlJc w:val="left"/>
+      <w:pPr>
+        <w:ind w:left="6480" w:hanging="360"/>
+      </w:pPr>
+      <w:rPr>
+        <w:rFonts w:ascii="Wingdings" w:hAnsi="Wingdings" w:hint="default"/>
+      </w:rPr>
+    </w:lvl>
+  </w:abstractNum>
+  <w:abstractNum w:abstractNumId="16" w15:restartNumberingAfterBreak="0">
+    <w:nsid w:val="5F631A2A"/>
+    <w:multiLevelType w:val="hybridMultilevel"/>
+    <w:tmpl w:val="FF9EE13A"/>
+    <w:lvl w:ilvl="0" w:tplc="1409000F">
+      <w:start w:val="1"/>
+      <w:numFmt w:val="decimal"/>
+      <w:lvlText w:val="%1."/>
+      <w:lvlJc w:val="left"/>
+      <w:pPr>
+        <w:ind w:left="720" w:hanging="360"/>
+      </w:pPr>
+      <w:rPr>
+        <w:rFonts w:hint="default"/>
+      </w:rPr>
+    </w:lvl>
+    <w:lvl w:ilvl="1" w:tplc="14090019">
+      <w:start w:val="1"/>
+      <w:numFmt w:val="lowerLetter"/>
+      <w:lvlText w:val="%2."/>
+      <w:lvlJc w:val="left"/>
+      <w:pPr>
+        <w:ind w:left="1440" w:hanging="360"/>
+      </w:pPr>
+    </w:lvl>
+    <w:lvl w:ilvl="2" w:tplc="1409001B" w:tentative="1">
+      <w:start w:val="1"/>
+      <w:numFmt w:val="lowerRoman"/>
+      <w:lvlText w:val="%3."/>
+      <w:lvlJc w:val="right"/>
+      <w:pPr>
+        <w:ind w:left="2160" w:hanging="180"/>
+      </w:pPr>
+    </w:lvl>
+    <w:lvl w:ilvl="3" w:tplc="1409000F" w:tentative="1">
+      <w:start w:val="1"/>
+      <w:numFmt w:val="decimal"/>
+      <w:lvlText w:val="%4."/>
+      <w:lvlJc w:val="left"/>
+      <w:pPr>
+        <w:ind w:left="2880" w:hanging="360"/>
+      </w:pPr>
+    </w:lvl>
+    <w:lvl w:ilvl="4" w:tplc="14090019" w:tentative="1">
+      <w:start w:val="1"/>
+      <w:numFmt w:val="lowerLetter"/>
+      <w:lvlText w:val="%5."/>
+      <w:lvlJc w:val="left"/>
+      <w:pPr>
+        <w:ind w:left="3600" w:hanging="360"/>
+      </w:pPr>
+    </w:lvl>
+    <w:lvl w:ilvl="5" w:tplc="1409001B" w:tentative="1">
+      <w:start w:val="1"/>
+      <w:numFmt w:val="lowerRoman"/>
+      <w:lvlText w:val="%6."/>
+      <w:lvlJc w:val="right"/>
+      <w:pPr>
+        <w:ind w:left="4320" w:hanging="180"/>
+      </w:pPr>
+    </w:lvl>
+    <w:lvl w:ilvl="6" w:tplc="1409000F" w:tentative="1">
+      <w:start w:val="1"/>
+      <w:numFmt w:val="decimal"/>
+      <w:lvlText w:val="%7."/>
+      <w:lvlJc w:val="left"/>
+      <w:pPr>
+        <w:ind w:left="5040" w:hanging="360"/>
+      </w:pPr>
+    </w:lvl>
+    <w:lvl w:ilvl="7" w:tplc="14090019" w:tentative="1">
+      <w:start w:val="1"/>
+      <w:numFmt w:val="lowerLetter"/>
+      <w:lvlText w:val="%8."/>
+      <w:lvlJc w:val="left"/>
+      <w:pPr>
+        <w:ind w:left="5760" w:hanging="360"/>
+      </w:pPr>
+    </w:lvl>
+    <w:lvl w:ilvl="8" w:tplc="1409001B" w:tentative="1">
+      <w:start w:val="1"/>
+      <w:numFmt w:val="lowerRoman"/>
+      <w:lvlText w:val="%9."/>
+      <w:lvlJc w:val="right"/>
+      <w:pPr>
+        <w:ind w:left="6480" w:hanging="180"/>
+      </w:pPr>
+    </w:lvl>
+  </w:abstractNum>
+  <w:abstractNum w:abstractNumId="17" w15:restartNumberingAfterBreak="0">
+    <w:nsid w:val="61DB595F"/>
+    <w:multiLevelType w:val="hybridMultilevel"/>
+    <w:tmpl w:val="483805AE"/>
+    <w:lvl w:ilvl="0" w:tplc="413050E2">
+      <w:start w:val="5"/>
+      <w:numFmt w:val="bullet"/>
+      <w:lvlText w:val="-"/>
+      <w:lvlJc w:val="left"/>
+      <w:pPr>
+        <w:ind w:left="720" w:hanging="360"/>
+      </w:pPr>
+      <w:rPr>
+        <w:rFonts w:ascii="Times New Roman" w:eastAsia="Times New Roman" w:hAnsi="Times New Roman" w:cs="Times New Roman" w:hint="default"/>
+      </w:rPr>
+    </w:lvl>
+    <w:lvl w:ilvl="1" w:tplc="14090003" w:tentative="1">
+      <w:start w:val="1"/>
+      <w:numFmt w:val="bullet"/>
+      <w:lvlText w:val="o"/>
+      <w:lvlJc w:val="left"/>
+      <w:pPr>
+        <w:ind w:left="1440" w:hanging="360"/>
+      </w:pPr>
+      <w:rPr>
+        <w:rFonts w:ascii="Courier New" w:hAnsi="Courier New" w:cs="Courier New" w:hint="default"/>
+      </w:rPr>
+    </w:lvl>
+    <w:lvl w:ilvl="2" w:tplc="14090005" w:tentative="1">
+      <w:start w:val="1"/>
+      <w:numFmt w:val="bullet"/>
+      <w:lvlText w:val=""/>
+      <w:lvlJc w:val="left"/>
+      <w:pPr>
+        <w:ind w:left="2160" w:hanging="360"/>
+      </w:pPr>
+      <w:rPr>
+        <w:rFonts w:ascii="Wingdings" w:hAnsi="Wingdings" w:hint="default"/>
+      </w:rPr>
+    </w:lvl>
+    <w:lvl w:ilvl="3" w:tplc="14090001" w:tentative="1">
+      <w:start w:val="1"/>
+      <w:numFmt w:val="bullet"/>
+      <w:lvlText w:val=""/>
+      <w:lvlJc w:val="left"/>
+      <w:pPr>
+        <w:ind w:left="2880" w:hanging="360"/>
+      </w:pPr>
+      <w:rPr>
+        <w:rFonts w:ascii="Symbol" w:hAnsi="Symbol" w:hint="default"/>
+      </w:rPr>
+    </w:lvl>
+    <w:lvl w:ilvl="4" w:tplc="14090003" w:tentative="1">
+      <w:start w:val="1"/>
+      <w:numFmt w:val="bullet"/>
+      <w:lvlText w:val="o"/>
+      <w:lvlJc w:val="left"/>
+      <w:pPr>
+        <w:ind w:left="3600" w:hanging="360"/>
+      </w:pPr>
+      <w:rPr>
+        <w:rFonts w:ascii="Courier New" w:hAnsi="Courier New" w:cs="Courier New" w:hint="default"/>
+      </w:rPr>
+    </w:lvl>
+    <w:lvl w:ilvl="5" w:tplc="14090005" w:tentative="1">
+      <w:start w:val="1"/>
+      <w:numFmt w:val="bullet"/>
+      <w:lvlText w:val=""/>
+      <w:lvlJc w:val="left"/>
+      <w:pPr>
+        <w:ind w:left="4320" w:hanging="360"/>
+      </w:pPr>
+      <w:rPr>
+        <w:rFonts w:ascii="Wingdings" w:hAnsi="Wingdings" w:hint="default"/>
+      </w:rPr>
+    </w:lvl>
+    <w:lvl w:ilvl="6" w:tplc="14090001" w:tentative="1">
+      <w:start w:val="1"/>
+      <w:numFmt w:val="bullet"/>
+      <w:lvlText w:val=""/>
+      <w:lvlJc w:val="left"/>
+      <w:pPr>
+        <w:ind w:left="5040" w:hanging="360"/>
+      </w:pPr>
+      <w:rPr>
+        <w:rFonts w:ascii="Symbol" w:hAnsi="Symbol" w:hint="default"/>
+      </w:rPr>
+    </w:lvl>
+    <w:lvl w:ilvl="7" w:tplc="14090003" w:tentative="1">
+      <w:start w:val="1"/>
+      <w:numFmt w:val="bullet"/>
+      <w:lvlText w:val="o"/>
+      <w:lvlJc w:val="left"/>
+      <w:pPr>
+        <w:ind w:left="5760" w:hanging="360"/>
+      </w:pPr>
+      <w:rPr>
+        <w:rFonts w:ascii="Courier New" w:hAnsi="Courier New" w:cs="Courier New" w:hint="default"/>
+      </w:rPr>
+    </w:lvl>
+    <w:lvl w:ilvl="8" w:tplc="14090005" w:tentative="1">
+      <w:start w:val="1"/>
+      <w:numFmt w:val="bullet"/>
+      <w:lvlText w:val=""/>
+      <w:lvlJc w:val="left"/>
+      <w:pPr>
+        <w:ind w:left="6480" w:hanging="360"/>
+      </w:pPr>
+      <w:rPr>
+        <w:rFonts w:ascii="Wingdings" w:hAnsi="Wingdings" w:hint="default"/>
+      </w:rPr>
+    </w:lvl>
+  </w:abstractNum>
+  <w:abstractNum w:abstractNumId="18" w15:restartNumberingAfterBreak="0">
+    <w:nsid w:val="674B72F0"/>
+    <w:multiLevelType w:val="hybridMultilevel"/>
+    <w:tmpl w:val="59241766"/>
+    <w:lvl w:ilvl="0" w:tplc="1409000F">
+      <w:start w:val="1"/>
+      <w:numFmt w:val="decimal"/>
+      <w:lvlText w:val="%1."/>
+      <w:lvlJc w:val="left"/>
+      <w:pPr>
+        <w:ind w:left="720" w:hanging="360"/>
+      </w:pPr>
+      <w:rPr>
+        <w:rFonts w:hint="default"/>
+      </w:rPr>
+    </w:lvl>
+    <w:lvl w:ilvl="1" w:tplc="14090019" w:tentative="1">
+      <w:start w:val="1"/>
+      <w:numFmt w:val="lowerLetter"/>
+      <w:lvlText w:val="%2."/>
+      <w:lvlJc w:val="left"/>
+      <w:pPr>
+        <w:ind w:left="1440" w:hanging="360"/>
+      </w:pPr>
+    </w:lvl>
+    <w:lvl w:ilvl="2" w:tplc="1409001B" w:tentative="1">
+      <w:start w:val="1"/>
+      <w:numFmt w:val="lowerRoman"/>
+      <w:lvlText w:val="%3."/>
+      <w:lvlJc w:val="right"/>
+      <w:pPr>
+        <w:ind w:left="2160" w:hanging="180"/>
+      </w:pPr>
+    </w:lvl>
+    <w:lvl w:ilvl="3" w:tplc="1409000F" w:tentative="1">
+      <w:start w:val="1"/>
+      <w:numFmt w:val="decimal"/>
+      <w:lvlText w:val="%4."/>
+      <w:lvlJc w:val="left"/>
+      <w:pPr>
+        <w:ind w:left="2880" w:hanging="360"/>
+      </w:pPr>
+    </w:lvl>
+    <w:lvl w:ilvl="4" w:tplc="14090019" w:tentative="1">
+      <w:start w:val="1"/>
+      <w:numFmt w:val="lowerLetter"/>
+      <w:lvlText w:val="%5."/>
+      <w:lvlJc w:val="left"/>
+      <w:pPr>
+        <w:ind w:left="3600" w:hanging="360"/>
+      </w:pPr>
+    </w:lvl>
+    <w:lvl w:ilvl="5" w:tplc="1409001B" w:tentative="1">
+      <w:start w:val="1"/>
+      <w:numFmt w:val="lowerRoman"/>
+      <w:lvlText w:val="%6."/>
+      <w:lvlJc w:val="right"/>
+      <w:pPr>
+        <w:ind w:left="4320" w:hanging="180"/>
+      </w:pPr>
+    </w:lvl>
+    <w:lvl w:ilvl="6" w:tplc="1409000F" w:tentative="1">
+      <w:start w:val="1"/>
+      <w:numFmt w:val="decimal"/>
+      <w:lvlText w:val="%7."/>
+      <w:lvlJc w:val="left"/>
+      <w:pPr>
+        <w:ind w:left="5040" w:hanging="360"/>
+      </w:pPr>
+    </w:lvl>
+    <w:lvl w:ilvl="7" w:tplc="14090019" w:tentative="1">
+      <w:start w:val="1"/>
+      <w:numFmt w:val="lowerLetter"/>
+      <w:lvlText w:val="%8."/>
+      <w:lvlJc w:val="left"/>
+      <w:pPr>
+        <w:ind w:left="5760" w:hanging="360"/>
+      </w:pPr>
+    </w:lvl>
+    <w:lvl w:ilvl="8" w:tplc="1409001B" w:tentative="1">
+      <w:start w:val="1"/>
+      <w:numFmt w:val="lowerRoman"/>
+      <w:lvlText w:val="%9."/>
+      <w:lvlJc w:val="right"/>
+      <w:pPr>
+        <w:ind w:left="6480" w:hanging="180"/>
+      </w:pPr>
+    </w:lvl>
+  </w:abstractNum>
   <w:num w:numId="1" w16cid:durableId="781846923">
+    <w:abstractNumId w:val="13"/>
+  </w:num>
+  <w:num w:numId="2" w16cid:durableId="941959431">
+    <w:abstractNumId w:val="6"/>
+  </w:num>
+  <w:num w:numId="3" w16cid:durableId="2093352032">
+    <w:abstractNumId w:val="1"/>
+  </w:num>
+  <w:num w:numId="4" w16cid:durableId="826243608">
+    <w:abstractNumId w:val="11"/>
+  </w:num>
+  <w:num w:numId="5" w16cid:durableId="1362588871">
+    <w:abstractNumId w:val="2"/>
+  </w:num>
+  <w:num w:numId="6" w16cid:durableId="486747932">
+    <w:abstractNumId w:val="4"/>
+  </w:num>
+  <w:num w:numId="7" w16cid:durableId="483548912">
+    <w:abstractNumId w:val="0"/>
+  </w:num>
+  <w:num w:numId="8" w16cid:durableId="1094322322">
+    <w:abstractNumId w:val="12"/>
+  </w:num>
+  <w:num w:numId="9" w16cid:durableId="1929802512">
+    <w:abstractNumId w:val="16"/>
+  </w:num>
+  <w:num w:numId="10" w16cid:durableId="1248880085">
+    <w:abstractNumId w:val="14"/>
+  </w:num>
+  <w:num w:numId="11" w16cid:durableId="1212031955">
+    <w:abstractNumId w:val="10"/>
+  </w:num>
+  <w:num w:numId="12" w16cid:durableId="1217425695">
+    <w:abstractNumId w:val="5"/>
+  </w:num>
+  <w:num w:numId="13" w16cid:durableId="1136146820">
+    <w:abstractNumId w:val="8"/>
+  </w:num>
+  <w:num w:numId="14" w16cid:durableId="926772330">
     <w:abstractNumId w:val="3"/>
   </w:num>
-  <w:num w:numId="2" w16cid:durableId="941959431">
-    <w:abstractNumId w:val="1"/>
+  <w:num w:numId="15" w16cid:durableId="1911503134">
+    <w:abstractNumId w:val="15"/>
   </w:num>
-  <w:num w:numId="3" w16cid:durableId="2093352032">
-    <w:abstractNumId w:val="0"/>
+  <w:num w:numId="16" w16cid:durableId="2076391619">
+    <w:abstractNumId w:val="7"/>
   </w:num>
-  <w:num w:numId="4" w16cid:durableId="826243608">
-    <w:abstractNumId w:val="2"/>
+  <w:num w:numId="17" w16cid:durableId="1324817520">
+    <w:abstractNumId w:val="18"/>
+  </w:num>
+  <w:num w:numId="18" w16cid:durableId="1293366382">
+    <w:abstractNumId w:val="17"/>
+  </w:num>
+  <w:num w:numId="19" w16cid:durableId="1877426563">
+    <w:abstractNumId w:val="9"/>
   </w:num>
 </w:numbering>
 </file>
@@ -4621,6 +9354,66 @@
       <w:shd w:val="clear" w:color="auto" w:fill="E1DFDD"/>
     </w:rPr>
   </w:style>
+  <w:style w:type="paragraph" w:styleId="Header">
+    <w:name w:val="header"/>
+    <w:basedOn w:val="Normal"/>
+    <w:link w:val="HeaderChar"/>
+    <w:uiPriority w:val="99"/>
+    <w:semiHidden/>
+    <w:unhideWhenUsed/>
+    <w:rsid w:val="00582547"/>
+    <w:pPr>
+      <w:tabs>
+        <w:tab w:val="center" w:pos="4513"/>
+        <w:tab w:val="right" w:pos="9026"/>
+      </w:tabs>
+    </w:pPr>
+  </w:style>
+  <w:style w:type="character" w:customStyle="1" w:styleId="HeaderChar">
+    <w:name w:val="Header Char"/>
+    <w:basedOn w:val="DefaultParagraphFont"/>
+    <w:link w:val="Header"/>
+    <w:uiPriority w:val="99"/>
+    <w:semiHidden/>
+    <w:rsid w:val="00582547"/>
+    <w:rPr>
+      <w:rFonts w:ascii="Times New Roman" w:eastAsia="Times New Roman" w:hAnsi="Times New Roman" w:cs="Times New Roman"/>
+      <w:kern w:val="0"/>
+      <w:sz w:val="22"/>
+      <w:szCs w:val="22"/>
+      <w14:ligatures w14:val="none"/>
+    </w:rPr>
+  </w:style>
+  <w:style w:type="paragraph" w:styleId="Footer">
+    <w:name w:val="footer"/>
+    <w:basedOn w:val="Normal"/>
+    <w:link w:val="FooterChar"/>
+    <w:uiPriority w:val="99"/>
+    <w:semiHidden/>
+    <w:unhideWhenUsed/>
+    <w:rsid w:val="00582547"/>
+    <w:pPr>
+      <w:tabs>
+        <w:tab w:val="center" w:pos="4513"/>
+        <w:tab w:val="right" w:pos="9026"/>
+      </w:tabs>
+    </w:pPr>
+  </w:style>
+  <w:style w:type="character" w:customStyle="1" w:styleId="FooterChar">
+    <w:name w:val="Footer Char"/>
+    <w:basedOn w:val="DefaultParagraphFont"/>
+    <w:link w:val="Footer"/>
+    <w:uiPriority w:val="99"/>
+    <w:semiHidden/>
+    <w:rsid w:val="00582547"/>
+    <w:rPr>
+      <w:rFonts w:ascii="Times New Roman" w:eastAsia="Times New Roman" w:hAnsi="Times New Roman" w:cs="Times New Roman"/>
+      <w:kern w:val="0"/>
+      <w:sz w:val="22"/>
+      <w:szCs w:val="22"/>
+      <w14:ligatures w14:val="none"/>
+    </w:rPr>
+  </w:style>
 </w:styles>
 </file>
 
